--- a/docs/templates/Kitchen_Complete_Reference.docx
+++ b/docs/templates/Kitchen_Complete_Reference.docx
@@ -51,7 +51,7 @@
           <w:sz w:val="20"/>
           <w:szCs w:val="20"/>
         </w:rPr>
-        <w:t>August 18, 2026  |  Confidential  |  Dividend rates verified</w:t>
+        <w:t>August 19, 2026  |  Confidential  |  Dividend rates verified</w:t>
       </w:r>
     </w:p>
     <w:tbl>
@@ -301,7 +301,7 @@
           <w:sz w:val="24"/>
           <w:szCs w:val="24"/>
         </w:rPr>
-        <w:t>Investment Portfolio Summary — August 18, 2026</w:t>
+        <w:t>Investment Portfolio Summary — August 19, 2026</w:t>
       </w:r>
     </w:p>
     <w:tbl>
@@ -471,14 +471,15 @@
             </w:tcMar>
           </w:tcPr>
           <w:p>
-            <w:r/>
-            <w:r>
-              <w:rPr>
-                <w:rFonts w:ascii="Calibri" w:hAnsi="Calibri" w:eastAsia="Calibri" w:cs="Calibri"/>
-                <w:b w:val="0"/>
-                <w:sz w:val="18"/>
-              </w:rPr>
-              <w:t>$1,234,920</w:t>
+            <w:r>
+              <w:t>$1,234,989</w:t>
+            </w:r>
+            <w:r>
+              <w:rPr>
+                <w:rFonts w:ascii="Calibri" w:hAnsi="Calibri" w:eastAsia="Calibri" w:cs="Calibri"/>
+                <w:b w:val="0"/>
+                <w:sz w:val="18"/>
+              </w:rPr>
             </w:r>
           </w:p>
         </w:tc>
@@ -500,14 +501,15 @@
             </w:tcMar>
           </w:tcPr>
           <w:p>
-            <w:r/>
-            <w:r>
-              <w:rPr>
-                <w:rFonts w:ascii="Calibri" w:hAnsi="Calibri" w:eastAsia="Calibri" w:cs="Calibri"/>
-                <w:b w:val="0"/>
-                <w:sz w:val="18"/>
-              </w:rPr>
-              <w:t>6 account types · $80,364/yr income</w:t>
+            <w:r>
+              <w:t>6 account types · $80,362/yr income</w:t>
+            </w:r>
+            <w:r>
+              <w:rPr>
+                <w:rFonts w:ascii="Calibri" w:hAnsi="Calibri" w:eastAsia="Calibri" w:cs="Calibri"/>
+                <w:b w:val="0"/>
+                <w:sz w:val="18"/>
+              </w:rPr>
             </w:r>
           </w:p>
         </w:tc>
@@ -567,14 +569,15 @@
             </w:tcMar>
           </w:tcPr>
           <w:p>
-            <w:r/>
-            <w:r>
-              <w:rPr>
-                <w:rFonts w:ascii="Calibri" w:hAnsi="Calibri" w:eastAsia="Calibri" w:cs="Calibri"/>
-                <w:b w:val="0"/>
-                <w:sz w:val="18"/>
-              </w:rPr>
-              <w:t>$406,384</w:t>
+            <w:r>
+              <w:t>$400,441</w:t>
+            </w:r>
+            <w:r>
+              <w:rPr>
+                <w:rFonts w:ascii="Calibri" w:hAnsi="Calibri" w:eastAsia="Calibri" w:cs="Calibri"/>
+                <w:b w:val="0"/>
+                <w:sz w:val="18"/>
+              </w:rPr>
             </w:r>
           </w:p>
         </w:tc>
@@ -663,14 +666,15 @@
             </w:tcMar>
           </w:tcPr>
           <w:p>
-            <w:r/>
-            <w:r>
-              <w:rPr>
-                <w:rFonts w:ascii="Calibri" w:hAnsi="Calibri" w:eastAsia="Calibri" w:cs="Calibri"/>
-                <w:b w:val="0"/>
-                <w:sz w:val="18"/>
-              </w:rPr>
-              <w:t>$403,167</w:t>
+            <w:r>
+              <w:t>$402,396</w:t>
+            </w:r>
+            <w:r>
+              <w:rPr>
+                <w:rFonts w:ascii="Calibri" w:hAnsi="Calibri" w:eastAsia="Calibri" w:cs="Calibri"/>
+                <w:b w:val="0"/>
+                <w:sz w:val="18"/>
+              </w:rPr>
             </w:r>
           </w:p>
         </w:tc>
@@ -773,7 +777,7 @@
                 <w:sz w:val="18"/>
                 <w:szCs w:val="18"/>
               </w:rPr>
-              <w:t xml:space="preserve">$104</w:t>
+              <w:t>$105</w:t>
             </w:r>
           </w:p>
         </w:tc>
@@ -869,14 +873,15 @@
             </w:tcMar>
           </w:tcPr>
           <w:p>
-            <w:r/>
+            <w:r>
+              <w:t>$2,037,826</w:t>
+            </w:r>
             <w:r>
               <w:rPr>
                 <w:rFonts w:ascii="Calibri" w:hAnsi="Calibri" w:eastAsia="Calibri" w:cs="Calibri"/>
                 <w:b/>
                 <w:sz w:val="18"/>
               </w:rPr>
-              <w:t>$2,044,471</w:t>
             </w:r>
           </w:p>
         </w:tc>
@@ -1075,14 +1080,15 @@
             </w:tcMar>
           </w:tcPr>
           <w:p>
-            <w:r/>
-            <w:r>
-              <w:rPr>
-                <w:rFonts w:ascii="Calibri" w:hAnsi="Calibri" w:eastAsia="Calibri" w:cs="Calibri"/>
-                <w:b w:val="0"/>
-                <w:sz w:val="18"/>
-              </w:rPr>
+            <w:r>
               <w:t>$28,080</w:t>
+            </w:r>
+            <w:r>
+              <w:rPr>
+                <w:rFonts w:ascii="Calibri" w:hAnsi="Calibri" w:eastAsia="Calibri" w:cs="Calibri"/>
+                <w:b w:val="0"/>
+                <w:sz w:val="18"/>
+              </w:rPr>
             </w:r>
           </w:p>
         </w:tc>
@@ -1178,14 +1184,15 @@
             </w:tcMar>
           </w:tcPr>
           <w:p>
-            <w:r/>
+            <w:r>
+              <w:t>$2,125,906</w:t>
+            </w:r>
             <w:r>
               <w:rPr>
                 <w:rFonts w:ascii="Calibri" w:hAnsi="Calibri" w:eastAsia="Calibri" w:cs="Calibri"/>
                 <w:b/>
                 <w:sz w:val="18"/>
               </w:rPr>
-              <w:t>$2,132,551</w:t>
             </w:r>
           </w:p>
         </w:tc>
@@ -1207,14 +1214,15 @@
             </w:tcMar>
           </w:tcPr>
           <w:p>
-            <w:r/>
-            <w:r>
-              <w:rPr>
-                <w:rFonts w:ascii="Calibri" w:hAnsi="Calibri" w:eastAsia="Calibri" w:cs="Calibri"/>
-                <w:b w:val="0"/>
-                <w:sz w:val="18"/>
-              </w:rPr>
-              <w:t>August 18, 2026 — approximate</w:t>
+            <w:r>
+              <w:t>August 19, 2026 — approximate</w:t>
+            </w:r>
+            <w:r>
+              <w:rPr>
+                <w:rFonts w:ascii="Calibri" w:hAnsi="Calibri" w:eastAsia="Calibri" w:cs="Calibri"/>
+                <w:b w:val="0"/>
+                <w:sz w:val="18"/>
+              </w:rPr>
             </w:r>
           </w:p>
         </w:tc>
@@ -1443,14 +1451,15 @@
             </w:tcMar>
           </w:tcPr>
           <w:p>
-            <w:r/>
-            <w:r>
-              <w:rPr>
-                <w:rFonts w:ascii="Calibri" w:hAnsi="Calibri" w:eastAsia="Calibri" w:cs="Calibri"/>
-                <w:b w:val="0"/>
-                <w:sz w:val="18"/>
-              </w:rPr>
-              <w:t>$80,364</w:t>
+            <w:r>
+              <w:t>$80,362</w:t>
+            </w:r>
+            <w:r>
+              <w:rPr>
+                <w:rFonts w:ascii="Calibri" w:hAnsi="Calibri" w:eastAsia="Calibri" w:cs="Calibri"/>
+                <w:b w:val="0"/>
+                <w:sz w:val="18"/>
+              </w:rPr>
             </w:r>
           </w:p>
         </w:tc>
@@ -1472,14 +1481,15 @@
             </w:tcMar>
           </w:tcPr>
           <w:p>
-            <w:r/>
-            <w:r>
-              <w:rPr>
-                <w:rFonts w:ascii="Calibri" w:hAnsi="Calibri" w:eastAsia="Calibri" w:cs="Calibri"/>
-                <w:b w:val="0"/>
-                <w:sz w:val="18"/>
-              </w:rPr>
+            <w:r>
               <w:t>$6,697</w:t>
+            </w:r>
+            <w:r>
+              <w:rPr>
+                <w:rFonts w:ascii="Calibri" w:hAnsi="Calibri" w:eastAsia="Calibri" w:cs="Calibri"/>
+                <w:b w:val="0"/>
+                <w:sz w:val="18"/>
+              </w:rPr>
             </w:r>
           </w:p>
         </w:tc>
@@ -2521,7 +2531,7 @@
           <w:sz w:val="19"/>
           <w:szCs w:val="19"/>
         </w:rPr>
-        <w:t>$80,364/yr · $6,697/mo · 48 positions · 6 account types · rates verified August 18, 2026</w:t>
+        <w:t>$80,362/yr · $6,697/mo · 49 positions · 6 account types · rates verified August 19, 2026</w:t>
       </w:r>
     </w:p>
     <w:p>
@@ -2793,14 +2803,15 @@
             </w:tcMar>
           </w:tcPr>
           <w:p>
-            <w:r/>
-            <w:r>
-              <w:rPr>
-                <w:rFonts w:ascii="Calibri" w:hAnsi="Calibri" w:eastAsia="Calibri" w:cs="Calibri"/>
-                <w:b w:val="0"/>
-                <w:sz w:val="18"/>
-              </w:rPr>
-              <w:t>$23,126</w:t>
+            <w:r>
+              <w:t>$23,161</w:t>
+            </w:r>
+            <w:r>
+              <w:rPr>
+                <w:rFonts w:ascii="Calibri" w:hAnsi="Calibri" w:eastAsia="Calibri" w:cs="Calibri"/>
+                <w:b w:val="0"/>
+                <w:sz w:val="18"/>
+              </w:rPr>
             </w:r>
           </w:p>
         </w:tc>
@@ -2822,14 +2833,15 @@
             </w:tcMar>
           </w:tcPr>
           <w:p>
-            <w:r/>
-            <w:r>
-              <w:rPr>
-                <w:rFonts w:ascii="Calibri" w:hAnsi="Calibri" w:eastAsia="Calibri" w:cs="Calibri"/>
-                <w:b w:val="0"/>
-                <w:sz w:val="18"/>
-              </w:rPr>
-              <w:t>$1,927</w:t>
+            <w:r>
+              <w:t>$1,930</w:t>
+            </w:r>
+            <w:r>
+              <w:rPr>
+                <w:rFonts w:ascii="Calibri" w:hAnsi="Calibri" w:eastAsia="Calibri" w:cs="Calibri"/>
+                <w:b w:val="0"/>
+                <w:sz w:val="18"/>
+              </w:rPr>
             </w:r>
           </w:p>
         </w:tc>
@@ -2851,14 +2863,15 @@
             </w:tcMar>
           </w:tcPr>
           <w:p>
-            <w:r/>
-            <w:r>
-              <w:rPr>
-                <w:rFonts w:ascii="Calibri" w:hAnsi="Calibri" w:eastAsia="Calibri" w:cs="Calibri"/>
-                <w:b w:val="0"/>
-                <w:sz w:val="18"/>
-              </w:rPr>
-              <w:t>$418,965</w:t>
+            <w:r>
+              <w:t>$432,388</w:t>
+            </w:r>
+            <w:r>
+              <w:rPr>
+                <w:rFonts w:ascii="Calibri" w:hAnsi="Calibri" w:eastAsia="Calibri" w:cs="Calibri"/>
+                <w:b w:val="0"/>
+                <w:sz w:val="18"/>
+              </w:rPr>
             </w:r>
           </w:p>
         </w:tc>
@@ -2940,14 +2953,15 @@
             </w:tcMar>
           </w:tcPr>
           <w:p>
-            <w:r/>
-            <w:r>
-              <w:rPr>
-                <w:rFonts w:ascii="Calibri" w:hAnsi="Calibri" w:eastAsia="Calibri" w:cs="Calibri"/>
-                <w:b w:val="0"/>
-                <w:sz w:val="18"/>
-              </w:rPr>
-              <w:t>$20,936</w:t>
+            <w:r>
+              <w:t>$20,959</w:t>
+            </w:r>
+            <w:r>
+              <w:rPr>
+                <w:rFonts w:ascii="Calibri" w:hAnsi="Calibri" w:eastAsia="Calibri" w:cs="Calibri"/>
+                <w:b w:val="0"/>
+                <w:sz w:val="18"/>
+              </w:rPr>
             </w:r>
           </w:p>
         </w:tc>
@@ -2969,14 +2983,15 @@
             </w:tcMar>
           </w:tcPr>
           <w:p>
-            <w:r/>
-            <w:r>
-              <w:rPr>
-                <w:rFonts w:ascii="Calibri" w:hAnsi="Calibri" w:eastAsia="Calibri" w:cs="Calibri"/>
-                <w:b w:val="0"/>
-                <w:sz w:val="18"/>
-              </w:rPr>
-              <w:t>$1,745</w:t>
+            <w:r>
+              <w:t>$1,747</w:t>
+            </w:r>
+            <w:r>
+              <w:rPr>
+                <w:rFonts w:ascii="Calibri" w:hAnsi="Calibri" w:eastAsia="Calibri" w:cs="Calibri"/>
+                <w:b w:val="0"/>
+                <w:sz w:val="18"/>
+              </w:rPr>
             </w:r>
           </w:p>
         </w:tc>
@@ -2998,14 +3013,15 @@
             </w:tcMar>
           </w:tcPr>
           <w:p>
-            <w:r/>
-            <w:r>
-              <w:rPr>
-                <w:rFonts w:ascii="Calibri" w:hAnsi="Calibri" w:eastAsia="Calibri" w:cs="Calibri"/>
-                <w:b w:val="0"/>
-                <w:sz w:val="18"/>
-              </w:rPr>
-              <w:t>$401,726</w:t>
+            <w:r>
+              <w:t>$409,810</w:t>
+            </w:r>
+            <w:r>
+              <w:rPr>
+                <w:rFonts w:ascii="Calibri" w:hAnsi="Calibri" w:eastAsia="Calibri" w:cs="Calibri"/>
+                <w:b w:val="0"/>
+                <w:sz w:val="18"/>
+              </w:rPr>
             </w:r>
           </w:p>
         </w:tc>
@@ -3087,15 +3103,16 @@
             </w:tcMar>
           </w:tcPr>
           <w:p>
-            <w:r/>
-            <w:r>
-              <w:rPr>
-                <w:rFonts w:ascii="Calibri" w:hAnsi="Calibri" w:eastAsia="Calibri" w:cs="Calibri"/>
-                <w:b w:val="0"/>
-                <w:sz w:val="18"/>
-              </w:rPr>
+            <w:r>
               <w:t>$26,702</w:t>
             </w:r>
+            <w:r>
+              <w:rPr>
+                <w:rFonts w:ascii="Calibri" w:hAnsi="Calibri" w:eastAsia="Calibri" w:cs="Calibri"/>
+                <w:b w:val="0"/>
+                <w:sz w:val="18"/>
+              </w:rPr>
+            </w:r>
           </w:p>
         </w:tc>
         <w:tc>
@@ -3116,15 +3133,16 @@
             </w:tcMar>
           </w:tcPr>
           <w:p>
-            <w:r/>
-            <w:r>
-              <w:rPr>
-                <w:rFonts w:ascii="Calibri" w:hAnsi="Calibri" w:eastAsia="Calibri" w:cs="Calibri"/>
-                <w:b w:val="0"/>
-                <w:sz w:val="18"/>
-              </w:rPr>
+            <w:r>
               <w:t>$2,225</w:t>
             </w:r>
+            <w:r>
+              <w:rPr>
+                <w:rFonts w:ascii="Calibri" w:hAnsi="Calibri" w:eastAsia="Calibri" w:cs="Calibri"/>
+                <w:b w:val="0"/>
+                <w:sz w:val="18"/>
+              </w:rPr>
+            </w:r>
           </w:p>
         </w:tc>
         <w:tc>
@@ -3145,14 +3163,15 @@
             </w:tcMar>
           </w:tcPr>
           <w:p>
-            <w:r/>
-            <w:r>
-              <w:rPr>
-                <w:rFonts w:ascii="Calibri" w:hAnsi="Calibri" w:eastAsia="Calibri" w:cs="Calibri"/>
-                <w:b w:val="0"/>
-                <w:sz w:val="18"/>
-              </w:rPr>
-              <w:t>$281,391</w:t>
+            <w:r>
+              <w:t>$281,466</w:t>
+            </w:r>
+            <w:r>
+              <w:rPr>
+                <w:rFonts w:ascii="Calibri" w:hAnsi="Calibri" w:eastAsia="Calibri" w:cs="Calibri"/>
+                <w:b w:val="0"/>
+                <w:sz w:val="18"/>
+              </w:rPr>
             </w:r>
           </w:p>
         </w:tc>
@@ -3234,15 +3253,16 @@
             </w:tcMar>
           </w:tcPr>
           <w:p>
-            <w:r/>
-            <w:r>
-              <w:rPr>
-                <w:rFonts w:ascii="Calibri" w:hAnsi="Calibri" w:eastAsia="Calibri" w:cs="Calibri"/>
-                <w:b w:val="0"/>
-                <w:sz w:val="18"/>
-              </w:rPr>
+            <w:r>
               <w:t>$6,421</w:t>
             </w:r>
+            <w:r>
+              <w:rPr>
+                <w:rFonts w:ascii="Calibri" w:hAnsi="Calibri" w:eastAsia="Calibri" w:cs="Calibri"/>
+                <w:b w:val="0"/>
+                <w:sz w:val="18"/>
+              </w:rPr>
+            </w:r>
           </w:p>
         </w:tc>
         <w:tc>
@@ -3263,15 +3283,16 @@
             </w:tcMar>
           </w:tcPr>
           <w:p>
-            <w:r/>
-            <w:r>
-              <w:rPr>
-                <w:rFonts w:ascii="Calibri" w:hAnsi="Calibri" w:eastAsia="Calibri" w:cs="Calibri"/>
-                <w:b w:val="0"/>
-                <w:sz w:val="18"/>
-              </w:rPr>
+            <w:r>
               <w:t>$535</w:t>
             </w:r>
+            <w:r>
+              <w:rPr>
+                <w:rFonts w:ascii="Calibri" w:hAnsi="Calibri" w:eastAsia="Calibri" w:cs="Calibri"/>
+                <w:b w:val="0"/>
+                <w:sz w:val="18"/>
+              </w:rPr>
+            </w:r>
           </w:p>
         </w:tc>
         <w:tc>
@@ -3292,14 +3313,15 @@
             </w:tcMar>
           </w:tcPr>
           <w:p>
-            <w:r/>
-            <w:r>
-              <w:rPr>
-                <w:rFonts w:ascii="Calibri" w:hAnsi="Calibri" w:eastAsia="Calibri" w:cs="Calibri"/>
-                <w:b w:val="0"/>
-                <w:sz w:val="18"/>
-              </w:rPr>
-              <w:t>$46,721</w:t>
+            <w:r>
+              <w:t>$46,732</w:t>
+            </w:r>
+            <w:r>
+              <w:rPr>
+                <w:rFonts w:ascii="Calibri" w:hAnsi="Calibri" w:eastAsia="Calibri" w:cs="Calibri"/>
+                <w:b w:val="0"/>
+                <w:sz w:val="18"/>
+              </w:rPr>
             </w:r>
           </w:p>
         </w:tc>
@@ -3381,15 +3403,16 @@
             </w:tcMar>
           </w:tcPr>
           <w:p>
-            <w:r/>
-            <w:r>
-              <w:rPr>
-                <w:rFonts w:ascii="Calibri" w:hAnsi="Calibri" w:eastAsia="Calibri" w:cs="Calibri"/>
-                <w:b w:val="0"/>
-                <w:sz w:val="18"/>
-              </w:rPr>
+            <w:r>
               <w:t>$918</w:t>
             </w:r>
+            <w:r>
+              <w:rPr>
+                <w:rFonts w:ascii="Calibri" w:hAnsi="Calibri" w:eastAsia="Calibri" w:cs="Calibri"/>
+                <w:b w:val="0"/>
+                <w:sz w:val="18"/>
+              </w:rPr>
+            </w:r>
           </w:p>
         </w:tc>
         <w:tc>
@@ -3410,15 +3433,16 @@
             </w:tcMar>
           </w:tcPr>
           <w:p>
-            <w:r/>
-            <w:r>
-              <w:rPr>
-                <w:rFonts w:ascii="Calibri" w:hAnsi="Calibri" w:eastAsia="Calibri" w:cs="Calibri"/>
-                <w:b w:val="0"/>
-                <w:sz w:val="18"/>
-              </w:rPr>
+            <w:r>
               <w:t>$77</w:t>
             </w:r>
+            <w:r>
+              <w:rPr>
+                <w:rFonts w:ascii="Calibri" w:hAnsi="Calibri" w:eastAsia="Calibri" w:cs="Calibri"/>
+                <w:b w:val="0"/>
+                <w:sz w:val="18"/>
+              </w:rPr>
+            </w:r>
           </w:p>
         </w:tc>
         <w:tc>
@@ -3439,14 +3463,15 @@
             </w:tcMar>
           </w:tcPr>
           <w:p>
-            <w:r/>
-            <w:r>
-              <w:rPr>
-                <w:rFonts w:ascii="Calibri" w:hAnsi="Calibri" w:eastAsia="Calibri" w:cs="Calibri"/>
-                <w:b w:val="0"/>
-                <w:sz w:val="18"/>
-              </w:rPr>
+            <w:r>
               <w:t>$5,254</w:t>
+            </w:r>
+            <w:r>
+              <w:rPr>
+                <w:rFonts w:ascii="Calibri" w:hAnsi="Calibri" w:eastAsia="Calibri" w:cs="Calibri"/>
+                <w:b w:val="0"/>
+                <w:sz w:val="18"/>
+              </w:rPr>
             </w:r>
           </w:p>
         </w:tc>
@@ -3528,15 +3553,16 @@
             </w:tcMar>
           </w:tcPr>
           <w:p>
-            <w:r/>
-            <w:r>
-              <w:rPr>
-                <w:rFonts w:ascii="Calibri" w:hAnsi="Calibri" w:eastAsia="Calibri" w:cs="Calibri"/>
-                <w:b w:val="0"/>
-                <w:sz w:val="18"/>
-              </w:rPr>
+            <w:r>
               <w:t>$2,199</w:t>
             </w:r>
+            <w:r>
+              <w:rPr>
+                <w:rFonts w:ascii="Calibri" w:hAnsi="Calibri" w:eastAsia="Calibri" w:cs="Calibri"/>
+                <w:b w:val="0"/>
+                <w:sz w:val="18"/>
+              </w:rPr>
+            </w:r>
           </w:p>
         </w:tc>
         <w:tc>
@@ -3557,15 +3583,16 @@
             </w:tcMar>
           </w:tcPr>
           <w:p>
-            <w:r/>
-            <w:r>
-              <w:rPr>
-                <w:rFonts w:ascii="Calibri" w:hAnsi="Calibri" w:eastAsia="Calibri" w:cs="Calibri"/>
-                <w:b w:val="0"/>
-                <w:sz w:val="18"/>
-              </w:rPr>
+            <w:r>
               <w:t>$183</w:t>
             </w:r>
+            <w:r>
+              <w:rPr>
+                <w:rFonts w:ascii="Calibri" w:hAnsi="Calibri" w:eastAsia="Calibri" w:cs="Calibri"/>
+                <w:b w:val="0"/>
+                <w:sz w:val="18"/>
+              </w:rPr>
+            </w:r>
           </w:p>
         </w:tc>
         <w:tc>
@@ -3586,14 +3613,15 @@
             </w:tcMar>
           </w:tcPr>
           <w:p>
-            <w:r/>
-            <w:r>
-              <w:rPr>
-                <w:rFonts w:ascii="Calibri" w:hAnsi="Calibri" w:eastAsia="Calibri" w:cs="Calibri"/>
-                <w:b w:val="0"/>
-                <w:sz w:val="18"/>
-              </w:rPr>
-              <w:t>$59,437</w:t>
+            <w:r>
+              <w:t>$59,234</w:t>
+            </w:r>
+            <w:r>
+              <w:rPr>
+                <w:rFonts w:ascii="Calibri" w:hAnsi="Calibri" w:eastAsia="Calibri" w:cs="Calibri"/>
+                <w:b w:val="0"/>
+                <w:sz w:val="18"/>
+              </w:rPr>
             </w:r>
           </w:p>
         </w:tc>
@@ -3689,14 +3717,15 @@
             </w:tcMar>
           </w:tcPr>
           <w:p>
-            <w:r/>
+            <w:r>
+              <w:t>$80,362/yr</w:t>
+            </w:r>
             <w:r>
               <w:rPr>
                 <w:rFonts w:ascii="Calibri" w:hAnsi="Calibri" w:eastAsia="Calibri" w:cs="Calibri"/>
                 <w:b/>
                 <w:sz w:val="18"/>
               </w:rPr>
-              <w:t>$80,302/yr</w:t>
             </w:r>
           </w:p>
         </w:tc>
@@ -3718,14 +3747,15 @@
             </w:tcMar>
           </w:tcPr>
           <w:p>
-            <w:r/>
+            <w:r>
+              <w:t>$6,697/mo</w:t>
+            </w:r>
             <w:r>
               <w:rPr>
                 <w:rFonts w:ascii="Calibri" w:hAnsi="Calibri" w:eastAsia="Calibri" w:cs="Calibri"/>
                 <w:b/>
                 <w:sz w:val="18"/>
               </w:rPr>
-              <w:t>$6,692/mo</w:t>
             </w:r>
           </w:p>
         </w:tc>
@@ -3747,14 +3777,15 @@
             </w:tcMar>
           </w:tcPr>
           <w:p>
-            <w:r/>
+            <w:r>
+              <w:t>$1,234,884</w:t>
+            </w:r>
             <w:r>
               <w:rPr>
                 <w:rFonts w:ascii="Calibri" w:hAnsi="Calibri" w:eastAsia="Calibri" w:cs="Calibri"/>
                 <w:b/>
                 <w:sz w:val="18"/>
               </w:rPr>
-              <w:t>$1,213,493</w:t>
             </w:r>
           </w:p>
         </w:tc>
@@ -4048,15 +4079,16 @@
             </w:tcMar>
           </w:tcPr>
           <w:p>
-            <w:r/>
-            <w:r>
-              <w:rPr>
-                <w:rFonts w:ascii="Calibri" w:hAnsi="Calibri" w:eastAsia="Calibri" w:cs="Calibri"/>
-                <w:b w:val="0"/>
-                <w:sz w:val="18"/>
-              </w:rPr>
+            <w:r>
               <w:t>1,250sh</w:t>
             </w:r>
+            <w:r>
+              <w:rPr>
+                <w:rFonts w:ascii="Calibri" w:hAnsi="Calibri" w:eastAsia="Calibri" w:cs="Calibri"/>
+                <w:b w:val="0"/>
+                <w:sz w:val="18"/>
+              </w:rPr>
+            </w:r>
           </w:p>
         </w:tc>
         <w:tc>
@@ -4077,15 +4109,16 @@
             </w:tcMar>
           </w:tcPr>
           <w:p>
-            <w:r/>
-            <w:r>
-              <w:rPr>
-                <w:rFonts w:ascii="Calibri" w:hAnsi="Calibri" w:eastAsia="Calibri" w:cs="Calibri"/>
-                <w:b w:val="0"/>
-                <w:sz w:val="18"/>
-              </w:rPr>
+            <w:r>
               <w:t>$2,400/yr</w:t>
             </w:r>
+            <w:r>
+              <w:rPr>
+                <w:rFonts w:ascii="Calibri" w:hAnsi="Calibri" w:eastAsia="Calibri" w:cs="Calibri"/>
+                <w:b w:val="0"/>
+                <w:sz w:val="18"/>
+              </w:rPr>
+            </w:r>
           </w:p>
         </w:tc>
         <w:tc>
@@ -4106,14 +4139,15 @@
             </w:tcMar>
           </w:tcPr>
           <w:p>
-            <w:r/>
-            <w:r>
-              <w:rPr>
-                <w:rFonts w:ascii="Calibri" w:hAnsi="Calibri" w:eastAsia="Calibri" w:cs="Calibri"/>
-                <w:b w:val="0"/>
-                <w:sz w:val="18"/>
-              </w:rPr>
+            <w:r>
               <w:t>9.8%</w:t>
+            </w:r>
+            <w:r>
+              <w:rPr>
+                <w:rFonts w:ascii="Calibri" w:hAnsi="Calibri" w:eastAsia="Calibri" w:cs="Calibri"/>
+                <w:b w:val="0"/>
+                <w:sz w:val="18"/>
+              </w:rPr>
             </w:r>
           </w:p>
         </w:tc>
@@ -4195,15 +4229,16 @@
             </w:tcMar>
           </w:tcPr>
           <w:p>
-            <w:r/>
-            <w:r>
-              <w:rPr>
-                <w:rFonts w:ascii="Calibri" w:hAnsi="Calibri" w:eastAsia="Calibri" w:cs="Calibri"/>
-                <w:b w:val="0"/>
-                <w:sz w:val="18"/>
-              </w:rPr>
+            <w:r>
               <w:t>150sh</w:t>
             </w:r>
+            <w:r>
+              <w:rPr>
+                <w:rFonts w:ascii="Calibri" w:hAnsi="Calibri" w:eastAsia="Calibri" w:cs="Calibri"/>
+                <w:b w:val="0"/>
+                <w:sz w:val="18"/>
+              </w:rPr>
+            </w:r>
           </w:p>
         </w:tc>
         <w:tc>
@@ -4224,15 +4259,16 @@
             </w:tcMar>
           </w:tcPr>
           <w:p>
-            <w:r/>
-            <w:r>
-              <w:rPr>
-                <w:rFonts w:ascii="Calibri" w:hAnsi="Calibri" w:eastAsia="Calibri" w:cs="Calibri"/>
-                <w:b w:val="0"/>
-                <w:sz w:val="18"/>
-              </w:rPr>
+            <w:r>
               <w:t>$732/yr</w:t>
             </w:r>
+            <w:r>
+              <w:rPr>
+                <w:rFonts w:ascii="Calibri" w:hAnsi="Calibri" w:eastAsia="Calibri" w:cs="Calibri"/>
+                <w:b w:val="0"/>
+                <w:sz w:val="18"/>
+              </w:rPr>
+            </w:r>
           </w:p>
         </w:tc>
         <w:tc>
@@ -4253,14 +4289,15 @@
             </w:tcMar>
           </w:tcPr>
           <w:p>
-            <w:r/>
-            <w:r>
-              <w:rPr>
-                <w:rFonts w:ascii="Calibri" w:hAnsi="Calibri" w:eastAsia="Calibri" w:cs="Calibri"/>
-                <w:b w:val="0"/>
-                <w:sz w:val="18"/>
-              </w:rPr>
+            <w:r>
               <w:t>2.5%</w:t>
+            </w:r>
+            <w:r>
+              <w:rPr>
+                <w:rFonts w:ascii="Calibri" w:hAnsi="Calibri" w:eastAsia="Calibri" w:cs="Calibri"/>
+                <w:b w:val="0"/>
+                <w:sz w:val="18"/>
+              </w:rPr>
             </w:r>
           </w:p>
         </w:tc>
@@ -4342,15 +4379,16 @@
             </w:tcMar>
           </w:tcPr>
           <w:p>
-            <w:r/>
-            <w:r>
-              <w:rPr>
-                <w:rFonts w:ascii="Calibri" w:hAnsi="Calibri" w:eastAsia="Calibri" w:cs="Calibri"/>
-                <w:b w:val="0"/>
-                <w:sz w:val="18"/>
-              </w:rPr>
+            <w:r>
               <w:t>1,980sh</w:t>
             </w:r>
+            <w:r>
+              <w:rPr>
+                <w:rFonts w:ascii="Calibri" w:hAnsi="Calibri" w:eastAsia="Calibri" w:cs="Calibri"/>
+                <w:b w:val="0"/>
+                <w:sz w:val="18"/>
+              </w:rPr>
+            </w:r>
           </w:p>
         </w:tc>
         <w:tc>
@@ -4371,15 +4409,16 @@
             </w:tcMar>
           </w:tcPr>
           <w:p>
-            <w:r/>
-            <w:r>
-              <w:rPr>
-                <w:rFonts w:ascii="Calibri" w:hAnsi="Calibri" w:eastAsia="Calibri" w:cs="Calibri"/>
-                <w:b w:val="0"/>
-                <w:sz w:val="18"/>
-              </w:rPr>
+            <w:r>
               <w:t>$2,693/yr</w:t>
             </w:r>
+            <w:r>
+              <w:rPr>
+                <w:rFonts w:ascii="Calibri" w:hAnsi="Calibri" w:eastAsia="Calibri" w:cs="Calibri"/>
+                <w:b w:val="0"/>
+                <w:sz w:val="18"/>
+              </w:rPr>
+            </w:r>
           </w:p>
         </w:tc>
         <w:tc>
@@ -4400,14 +4439,15 @@
             </w:tcMar>
           </w:tcPr>
           <w:p>
-            <w:r/>
-            <w:r>
-              <w:rPr>
-                <w:rFonts w:ascii="Calibri" w:hAnsi="Calibri" w:eastAsia="Calibri" w:cs="Calibri"/>
-                <w:b w:val="0"/>
-                <w:sz w:val="18"/>
-              </w:rPr>
+            <w:r>
               <w:t>6.3%</w:t>
+            </w:r>
+            <w:r>
+              <w:rPr>
+                <w:rFonts w:ascii="Calibri" w:hAnsi="Calibri" w:eastAsia="Calibri" w:cs="Calibri"/>
+                <w:b w:val="0"/>
+                <w:sz w:val="18"/>
+              </w:rPr>
             </w:r>
           </w:p>
         </w:tc>
@@ -4489,15 +4529,16 @@
             </w:tcMar>
           </w:tcPr>
           <w:p>
-            <w:r/>
-            <w:r>
-              <w:rPr>
-                <w:rFonts w:ascii="Calibri" w:hAnsi="Calibri" w:eastAsia="Calibri" w:cs="Calibri"/>
-                <w:b w:val="0"/>
-                <w:sz w:val="18"/>
-              </w:rPr>
+            <w:r>
               <w:t>75sh</w:t>
             </w:r>
+            <w:r>
+              <w:rPr>
+                <w:rFonts w:ascii="Calibri" w:hAnsi="Calibri" w:eastAsia="Calibri" w:cs="Calibri"/>
+                <w:b w:val="0"/>
+                <w:sz w:val="18"/>
+              </w:rPr>
+            </w:r>
           </w:p>
         </w:tc>
         <w:tc>
@@ -4518,15 +4559,16 @@
             </w:tcMar>
           </w:tcPr>
           <w:p>
-            <w:r/>
-            <w:r>
-              <w:rPr>
-                <w:rFonts w:ascii="Calibri" w:hAnsi="Calibri" w:eastAsia="Calibri" w:cs="Calibri"/>
-                <w:b w:val="0"/>
-                <w:sz w:val="18"/>
-              </w:rPr>
+            <w:r>
               <w:t>$570/yr</w:t>
             </w:r>
+            <w:r>
+              <w:rPr>
+                <w:rFonts w:ascii="Calibri" w:hAnsi="Calibri" w:eastAsia="Calibri" w:cs="Calibri"/>
+                <w:b w:val="0"/>
+                <w:sz w:val="18"/>
+              </w:rPr>
+            </w:r>
           </w:p>
         </w:tc>
         <w:tc>
@@ -4547,14 +4589,15 @@
             </w:tcMar>
           </w:tcPr>
           <w:p>
-            <w:r/>
-            <w:r>
-              <w:rPr>
-                <w:rFonts w:ascii="Calibri" w:hAnsi="Calibri" w:eastAsia="Calibri" w:cs="Calibri"/>
-                <w:b w:val="0"/>
-                <w:sz w:val="18"/>
-              </w:rPr>
+            <w:r>
               <w:t>13.8%</w:t>
+            </w:r>
+            <w:r>
+              <w:rPr>
+                <w:rFonts w:ascii="Calibri" w:hAnsi="Calibri" w:eastAsia="Calibri" w:cs="Calibri"/>
+                <w:b w:val="0"/>
+                <w:sz w:val="18"/>
+              </w:rPr>
             </w:r>
           </w:p>
         </w:tc>
@@ -4636,15 +4679,16 @@
             </w:tcMar>
           </w:tcPr>
           <w:p>
-            <w:r/>
-            <w:r>
-              <w:rPr>
-                <w:rFonts w:ascii="Calibri" w:hAnsi="Calibri" w:eastAsia="Calibri" w:cs="Calibri"/>
-                <w:b w:val="0"/>
-                <w:sz w:val="18"/>
-              </w:rPr>
+            <w:r>
               <w:t>450sh</w:t>
             </w:r>
+            <w:r>
+              <w:rPr>
+                <w:rFonts w:ascii="Calibri" w:hAnsi="Calibri" w:eastAsia="Calibri" w:cs="Calibri"/>
+                <w:b w:val="0"/>
+                <w:sz w:val="18"/>
+              </w:rPr>
+            </w:r>
           </w:p>
         </w:tc>
         <w:tc>
@@ -4665,15 +4709,16 @@
             </w:tcMar>
           </w:tcPr>
           <w:p>
-            <w:r/>
-            <w:r>
-              <w:rPr>
-                <w:rFonts w:ascii="Calibri" w:hAnsi="Calibri" w:eastAsia="Calibri" w:cs="Calibri"/>
-                <w:b w:val="0"/>
-                <w:sz w:val="18"/>
-              </w:rPr>
+            <w:r>
               <w:t>$1,555/yr</w:t>
             </w:r>
+            <w:r>
+              <w:rPr>
+                <w:rFonts w:ascii="Calibri" w:hAnsi="Calibri" w:eastAsia="Calibri" w:cs="Calibri"/>
+                <w:b w:val="0"/>
+                <w:sz w:val="18"/>
+              </w:rPr>
+            </w:r>
           </w:p>
         </w:tc>
         <w:tc>
@@ -4694,14 +4739,15 @@
             </w:tcMar>
           </w:tcPr>
           <w:p>
-            <w:r/>
-            <w:r>
-              <w:rPr>
-                <w:rFonts w:ascii="Calibri" w:hAnsi="Calibri" w:eastAsia="Calibri" w:cs="Calibri"/>
-                <w:b w:val="0"/>
-                <w:sz w:val="18"/>
-              </w:rPr>
+            <w:r>
               <w:t>2.7%</w:t>
+            </w:r>
+            <w:r>
+              <w:rPr>
+                <w:rFonts w:ascii="Calibri" w:hAnsi="Calibri" w:eastAsia="Calibri" w:cs="Calibri"/>
+                <w:b w:val="0"/>
+                <w:sz w:val="18"/>
+              </w:rPr>
             </w:r>
           </w:p>
         </w:tc>
@@ -4783,15 +4829,16 @@
             </w:tcMar>
           </w:tcPr>
           <w:p>
-            <w:r/>
-            <w:r>
-              <w:rPr>
-                <w:rFonts w:ascii="Calibri" w:hAnsi="Calibri" w:eastAsia="Calibri" w:cs="Calibri"/>
-                <w:b w:val="0"/>
-                <w:sz w:val="18"/>
-              </w:rPr>
+            <w:r>
               <w:t>800sh</w:t>
             </w:r>
+            <w:r>
+              <w:rPr>
+                <w:rFonts w:ascii="Calibri" w:hAnsi="Calibri" w:eastAsia="Calibri" w:cs="Calibri"/>
+                <w:b w:val="0"/>
+                <w:sz w:val="18"/>
+              </w:rPr>
+            </w:r>
           </w:p>
         </w:tc>
         <w:tc>
@@ -4812,15 +4859,16 @@
             </w:tcMar>
           </w:tcPr>
           <w:p>
-            <w:r/>
-            <w:r>
-              <w:rPr>
-                <w:rFonts w:ascii="Calibri" w:hAnsi="Calibri" w:eastAsia="Calibri" w:cs="Calibri"/>
-                <w:b w:val="0"/>
-                <w:sz w:val="18"/>
-              </w:rPr>
+            <w:r>
               <w:t>$736/yr</w:t>
             </w:r>
+            <w:r>
+              <w:rPr>
+                <w:rFonts w:ascii="Calibri" w:hAnsi="Calibri" w:eastAsia="Calibri" w:cs="Calibri"/>
+                <w:b w:val="0"/>
+                <w:sz w:val="18"/>
+              </w:rPr>
+            </w:r>
           </w:p>
         </w:tc>
         <w:tc>
@@ -4841,14 +4889,15 @@
             </w:tcMar>
           </w:tcPr>
           <w:p>
-            <w:r/>
-            <w:r>
-              <w:rPr>
-                <w:rFonts w:ascii="Calibri" w:hAnsi="Calibri" w:eastAsia="Calibri" w:cs="Calibri"/>
-                <w:b w:val="0"/>
-                <w:sz w:val="18"/>
-              </w:rPr>
+            <w:r>
               <w:t>9.3%</w:t>
+            </w:r>
+            <w:r>
+              <w:rPr>
+                <w:rFonts w:ascii="Calibri" w:hAnsi="Calibri" w:eastAsia="Calibri" w:cs="Calibri"/>
+                <w:b w:val="0"/>
+                <w:sz w:val="18"/>
+              </w:rPr>
             </w:r>
           </w:p>
         </w:tc>
@@ -4930,15 +4979,16 @@
             </w:tcMar>
           </w:tcPr>
           <w:p>
-            <w:r/>
-            <w:r>
-              <w:rPr>
-                <w:rFonts w:ascii="Calibri" w:hAnsi="Calibri" w:eastAsia="Calibri" w:cs="Calibri"/>
-                <w:b w:val="0"/>
-                <w:sz w:val="18"/>
-              </w:rPr>
+            <w:r>
               <w:t>425sh</w:t>
             </w:r>
+            <w:r>
+              <w:rPr>
+                <w:rFonts w:ascii="Calibri" w:hAnsi="Calibri" w:eastAsia="Calibri" w:cs="Calibri"/>
+                <w:b w:val="0"/>
+                <w:sz w:val="18"/>
+              </w:rPr>
+            </w:r>
           </w:p>
         </w:tc>
         <w:tc>
@@ -4959,15 +5009,16 @@
             </w:tcMar>
           </w:tcPr>
           <w:p>
-            <w:r/>
-            <w:r>
-              <w:rPr>
-                <w:rFonts w:ascii="Calibri" w:hAnsi="Calibri" w:eastAsia="Calibri" w:cs="Calibri"/>
-                <w:b w:val="0"/>
-                <w:sz w:val="18"/>
-              </w:rPr>
+            <w:r>
               <w:t>$1,352/yr</w:t>
             </w:r>
+            <w:r>
+              <w:rPr>
+                <w:rFonts w:ascii="Calibri" w:hAnsi="Calibri" w:eastAsia="Calibri" w:cs="Calibri"/>
+                <w:b w:val="0"/>
+                <w:sz w:val="18"/>
+              </w:rPr>
+            </w:r>
           </w:p>
         </w:tc>
         <w:tc>
@@ -4988,14 +5039,15 @@
             </w:tcMar>
           </w:tcPr>
           <w:p>
-            <w:r/>
-            <w:r>
-              <w:rPr>
-                <w:rFonts w:ascii="Calibri" w:hAnsi="Calibri" w:eastAsia="Calibri" w:cs="Calibri"/>
-                <w:b w:val="0"/>
-                <w:sz w:val="18"/>
-              </w:rPr>
+            <w:r>
               <w:t>5.5%</w:t>
+            </w:r>
+            <w:r>
+              <w:rPr>
+                <w:rFonts w:ascii="Calibri" w:hAnsi="Calibri" w:eastAsia="Calibri" w:cs="Calibri"/>
+                <w:b w:val="0"/>
+                <w:sz w:val="18"/>
+              </w:rPr>
             </w:r>
           </w:p>
         </w:tc>
@@ -5077,15 +5129,16 @@
             </w:tcMar>
           </w:tcPr>
           <w:p>
-            <w:r/>
-            <w:r>
-              <w:rPr>
-                <w:rFonts w:ascii="Calibri" w:hAnsi="Calibri" w:eastAsia="Calibri" w:cs="Calibri"/>
-                <w:b w:val="0"/>
-                <w:sz w:val="18"/>
-              </w:rPr>
+            <w:r>
               <w:t>1,600sh</w:t>
             </w:r>
+            <w:r>
+              <w:rPr>
+                <w:rFonts w:ascii="Calibri" w:hAnsi="Calibri" w:eastAsia="Calibri" w:cs="Calibri"/>
+                <w:b w:val="0"/>
+                <w:sz w:val="18"/>
+              </w:rPr>
+            </w:r>
           </w:p>
         </w:tc>
         <w:tc>
@@ -5106,15 +5159,16 @@
             </w:tcMar>
           </w:tcPr>
           <w:p>
-            <w:r/>
-            <w:r>
-              <w:rPr>
-                <w:rFonts w:ascii="Calibri" w:hAnsi="Calibri" w:eastAsia="Calibri" w:cs="Calibri"/>
-                <w:b w:val="0"/>
-                <w:sz w:val="18"/>
-              </w:rPr>
+            <w:r>
               <w:t>$5,203/yr</w:t>
             </w:r>
+            <w:r>
+              <w:rPr>
+                <w:rFonts w:ascii="Calibri" w:hAnsi="Calibri" w:eastAsia="Calibri" w:cs="Calibri"/>
+                <w:b w:val="0"/>
+                <w:sz w:val="18"/>
+              </w:rPr>
+            </w:r>
           </w:p>
         </w:tc>
         <w:tc>
@@ -5135,14 +5189,15 @@
             </w:tcMar>
           </w:tcPr>
           <w:p>
-            <w:r/>
-            <w:r>
-              <w:rPr>
-                <w:rFonts w:ascii="Calibri" w:hAnsi="Calibri" w:eastAsia="Calibri" w:cs="Calibri"/>
-                <w:b w:val="0"/>
-                <w:sz w:val="18"/>
-              </w:rPr>
+            <w:r>
               <w:t>5.2%</w:t>
+            </w:r>
+            <w:r>
+              <w:rPr>
+                <w:rFonts w:ascii="Calibri" w:hAnsi="Calibri" w:eastAsia="Calibri" w:cs="Calibri"/>
+                <w:b w:val="0"/>
+                <w:sz w:val="18"/>
+              </w:rPr>
             </w:r>
           </w:p>
         </w:tc>
@@ -5224,15 +5279,16 @@
             </w:tcMar>
           </w:tcPr>
           <w:p>
-            <w:r/>
-            <w:r>
-              <w:rPr>
-                <w:rFonts w:ascii="Calibri" w:hAnsi="Calibri" w:eastAsia="Calibri" w:cs="Calibri"/>
-                <w:b w:val="0"/>
-                <w:sz w:val="18"/>
-              </w:rPr>
+            <w:r>
               <w:t>250sh</w:t>
             </w:r>
+            <w:r>
+              <w:rPr>
+                <w:rFonts w:ascii="Calibri" w:hAnsi="Calibri" w:eastAsia="Calibri" w:cs="Calibri"/>
+                <w:b w:val="0"/>
+                <w:sz w:val="18"/>
+              </w:rPr>
+            </w:r>
           </w:p>
         </w:tc>
         <w:tc>
@@ -5253,15 +5309,16 @@
             </w:tcMar>
           </w:tcPr>
           <w:p>
-            <w:r/>
-            <w:r>
-              <w:rPr>
-                <w:rFonts w:ascii="Calibri" w:hAnsi="Calibri" w:eastAsia="Calibri" w:cs="Calibri"/>
-                <w:b w:val="0"/>
-                <w:sz w:val="18"/>
-              </w:rPr>
+            <w:r>
               <w:t>$1,070/yr</w:t>
             </w:r>
+            <w:r>
+              <w:rPr>
+                <w:rFonts w:ascii="Calibri" w:hAnsi="Calibri" w:eastAsia="Calibri" w:cs="Calibri"/>
+                <w:b w:val="0"/>
+                <w:sz w:val="18"/>
+              </w:rPr>
+            </w:r>
           </w:p>
         </w:tc>
         <w:tc>
@@ -5282,14 +5339,15 @@
             </w:tcMar>
           </w:tcPr>
           <w:p>
-            <w:r/>
-            <w:r>
-              <w:rPr>
-                <w:rFonts w:ascii="Calibri" w:hAnsi="Calibri" w:eastAsia="Calibri" w:cs="Calibri"/>
-                <w:b w:val="0"/>
-                <w:sz w:val="18"/>
-              </w:rPr>
+            <w:r>
               <w:t>4.4%</w:t>
+            </w:r>
+            <w:r>
+              <w:rPr>
+                <w:rFonts w:ascii="Calibri" w:hAnsi="Calibri" w:eastAsia="Calibri" w:cs="Calibri"/>
+                <w:b w:val="0"/>
+                <w:sz w:val="18"/>
+              </w:rPr>
             </w:r>
           </w:p>
         </w:tc>
@@ -5371,15 +5429,16 @@
             </w:tcMar>
           </w:tcPr>
           <w:p>
-            <w:r/>
-            <w:r>
-              <w:rPr>
-                <w:rFonts w:ascii="Calibri" w:hAnsi="Calibri" w:eastAsia="Calibri" w:cs="Calibri"/>
-                <w:b w:val="0"/>
-                <w:sz w:val="18"/>
-              </w:rPr>
+            <w:r>
               <w:t>275sh</w:t>
             </w:r>
+            <w:r>
+              <w:rPr>
+                <w:rFonts w:ascii="Calibri" w:hAnsi="Calibri" w:eastAsia="Calibri" w:cs="Calibri"/>
+                <w:b w:val="0"/>
+                <w:sz w:val="18"/>
+              </w:rPr>
+            </w:r>
           </w:p>
         </w:tc>
         <w:tc>
@@ -5400,14 +5459,15 @@
             </w:tcMar>
           </w:tcPr>
           <w:p>
-            <w:r/>
-            <w:r>
-              <w:rPr>
-                <w:rFonts w:ascii="Calibri" w:hAnsi="Calibri" w:eastAsia="Calibri" w:cs="Calibri"/>
-                <w:b w:val="0"/>
-                <w:sz w:val="18"/>
-              </w:rPr>
-              <w:t>$583/yr</w:t>
+            <w:r>
+              <w:t>$582/yr</w:t>
+            </w:r>
+            <w:r>
+              <w:rPr>
+                <w:rFonts w:ascii="Calibri" w:hAnsi="Calibri" w:eastAsia="Calibri" w:cs="Calibri"/>
+                <w:b w:val="0"/>
+                <w:sz w:val="18"/>
+              </w:rPr>
             </w:r>
           </w:p>
         </w:tc>
@@ -5429,14 +5489,15 @@
             </w:tcMar>
           </w:tcPr>
           <w:p>
-            <w:r/>
-            <w:r>
-              <w:rPr>
-                <w:rFonts w:ascii="Calibri" w:hAnsi="Calibri" w:eastAsia="Calibri" w:cs="Calibri"/>
-                <w:b w:val="0"/>
-                <w:sz w:val="18"/>
-              </w:rPr>
+            <w:r>
               <w:t>4.3%</w:t>
+            </w:r>
+            <w:r>
+              <w:rPr>
+                <w:rFonts w:ascii="Calibri" w:hAnsi="Calibri" w:eastAsia="Calibri" w:cs="Calibri"/>
+                <w:b w:val="0"/>
+                <w:sz w:val="18"/>
+              </w:rPr>
             </w:r>
           </w:p>
         </w:tc>
@@ -5518,15 +5579,16 @@
             </w:tcMar>
           </w:tcPr>
           <w:p>
-            <w:r/>
-            <w:r>
-              <w:rPr>
-                <w:rFonts w:ascii="Calibri" w:hAnsi="Calibri" w:eastAsia="Calibri" w:cs="Calibri"/>
-                <w:b w:val="0"/>
-                <w:sz w:val="18"/>
-              </w:rPr>
+            <w:r>
               <w:t>2,600sh</w:t>
             </w:r>
+            <w:r>
+              <w:rPr>
+                <w:rFonts w:ascii="Calibri" w:hAnsi="Calibri" w:eastAsia="Calibri" w:cs="Calibri"/>
+                <w:b w:val="0"/>
+                <w:sz w:val="18"/>
+              </w:rPr>
+            </w:r>
           </w:p>
         </w:tc>
         <w:tc>
@@ -5547,15 +5609,16 @@
             </w:tcMar>
           </w:tcPr>
           <w:p>
-            <w:r/>
-            <w:r>
-              <w:rPr>
-                <w:rFonts w:ascii="Calibri" w:hAnsi="Calibri" w:eastAsia="Calibri" w:cs="Calibri"/>
-                <w:b w:val="0"/>
-                <w:sz w:val="18"/>
-              </w:rPr>
+            <w:r>
               <w:t>$3,707/yr</w:t>
             </w:r>
+            <w:r>
+              <w:rPr>
+                <w:rFonts w:ascii="Calibri" w:hAnsi="Calibri" w:eastAsia="Calibri" w:cs="Calibri"/>
+                <w:b w:val="0"/>
+                <w:sz w:val="18"/>
+              </w:rPr>
+            </w:r>
           </w:p>
         </w:tc>
         <w:tc>
@@ -5576,14 +5639,15 @@
             </w:tcMar>
           </w:tcPr>
           <w:p>
-            <w:r/>
-            <w:r>
-              <w:rPr>
-                <w:rFonts w:ascii="Calibri" w:hAnsi="Calibri" w:eastAsia="Calibri" w:cs="Calibri"/>
-                <w:b w:val="0"/>
-                <w:sz w:val="18"/>
-              </w:rPr>
+            <w:r>
               <w:t>12.2%</w:t>
+            </w:r>
+            <w:r>
+              <w:rPr>
+                <w:rFonts w:ascii="Calibri" w:hAnsi="Calibri" w:eastAsia="Calibri" w:cs="Calibri"/>
+                <w:b w:val="0"/>
+                <w:sz w:val="18"/>
+              </w:rPr>
             </w:r>
           </w:p>
         </w:tc>
@@ -5665,15 +5729,16 @@
             </w:tcMar>
           </w:tcPr>
           <w:p>
-            <w:r/>
-            <w:r>
-              <w:rPr>
-                <w:rFonts w:ascii="Calibri" w:hAnsi="Calibri" w:eastAsia="Calibri" w:cs="Calibri"/>
-                <w:b w:val="0"/>
-                <w:sz w:val="18"/>
-              </w:rPr>
+            <w:r>
               <w:t>210sh</w:t>
             </w:r>
+            <w:r>
+              <w:rPr>
+                <w:rFonts w:ascii="Calibri" w:hAnsi="Calibri" w:eastAsia="Calibri" w:cs="Calibri"/>
+                <w:b w:val="0"/>
+                <w:sz w:val="18"/>
+              </w:rPr>
+            </w:r>
           </w:p>
         </w:tc>
         <w:tc>
@@ -5694,15 +5759,16 @@
             </w:tcMar>
           </w:tcPr>
           <w:p>
-            <w:r/>
-            <w:r>
-              <w:rPr>
-                <w:rFonts w:ascii="Calibri" w:hAnsi="Calibri" w:eastAsia="Calibri" w:cs="Calibri"/>
-                <w:b w:val="0"/>
-                <w:sz w:val="18"/>
-              </w:rPr>
+            <w:r>
               <w:t>$1,890/yr</w:t>
             </w:r>
+            <w:r>
+              <w:rPr>
+                <w:rFonts w:ascii="Calibri" w:hAnsi="Calibri" w:eastAsia="Calibri" w:cs="Calibri"/>
+                <w:b w:val="0"/>
+                <w:sz w:val="18"/>
+              </w:rPr>
+            </w:r>
           </w:p>
         </w:tc>
         <w:tc>
@@ -5723,14 +5789,15 @@
             </w:tcMar>
           </w:tcPr>
           <w:p>
-            <w:r/>
-            <w:r>
-              <w:rPr>
-                <w:rFonts w:ascii="Calibri" w:hAnsi="Calibri" w:eastAsia="Calibri" w:cs="Calibri"/>
-                <w:b w:val="0"/>
-                <w:sz w:val="18"/>
-              </w:rPr>
+            <w:r>
               <w:t>4.1%</w:t>
+            </w:r>
+            <w:r>
+              <w:rPr>
+                <w:rFonts w:ascii="Calibri" w:hAnsi="Calibri" w:eastAsia="Calibri" w:cs="Calibri"/>
+                <w:b w:val="0"/>
+                <w:sz w:val="18"/>
+              </w:rPr>
             </w:r>
           </w:p>
         </w:tc>
@@ -5812,15 +5879,16 @@
             </w:tcMar>
           </w:tcPr>
           <w:p>
-            <w:r/>
-            <w:r>
-              <w:rPr>
-                <w:rFonts w:ascii="Calibri" w:hAnsi="Calibri" w:eastAsia="Calibri" w:cs="Calibri"/>
-                <w:b w:val="0"/>
-                <w:sz w:val="18"/>
-              </w:rPr>
+            <w:r>
               <w:t>410sh</w:t>
             </w:r>
+            <w:r>
+              <w:rPr>
+                <w:rFonts w:ascii="Calibri" w:hAnsi="Calibri" w:eastAsia="Calibri" w:cs="Calibri"/>
+                <w:b w:val="0"/>
+                <w:sz w:val="18"/>
+              </w:rPr>
+            </w:r>
           </w:p>
         </w:tc>
         <w:tc>
@@ -5841,15 +5909,16 @@
             </w:tcMar>
           </w:tcPr>
           <w:p>
-            <w:r/>
-            <w:r>
-              <w:rPr>
-                <w:rFonts w:ascii="Calibri" w:hAnsi="Calibri" w:eastAsia="Calibri" w:cs="Calibri"/>
-                <w:b w:val="0"/>
-                <w:sz w:val="18"/>
-              </w:rPr>
+            <w:r>
               <w:t>$636/yr</w:t>
             </w:r>
+            <w:r>
+              <w:rPr>
+                <w:rFonts w:ascii="Calibri" w:hAnsi="Calibri" w:eastAsia="Calibri" w:cs="Calibri"/>
+                <w:b w:val="0"/>
+                <w:sz w:val="18"/>
+              </w:rPr>
+            </w:r>
           </w:p>
         </w:tc>
         <w:tc>
@@ -5870,14 +5939,15 @@
             </w:tcMar>
           </w:tcPr>
           <w:p>
-            <w:r/>
-            <w:r>
-              <w:rPr>
-                <w:rFonts w:ascii="Calibri" w:hAnsi="Calibri" w:eastAsia="Calibri" w:cs="Calibri"/>
-                <w:b w:val="0"/>
-                <w:sz w:val="18"/>
-              </w:rPr>
+            <w:r>
               <w:t>4.2%</w:t>
+            </w:r>
+            <w:r>
+              <w:rPr>
+                <w:rFonts w:ascii="Calibri" w:hAnsi="Calibri" w:eastAsia="Calibri" w:cs="Calibri"/>
+                <w:b w:val="0"/>
+                <w:sz w:val="18"/>
+              </w:rPr>
             </w:r>
           </w:p>
         </w:tc>
@@ -5988,14 +6058,15 @@
             </w:tcMar>
           </w:tcPr>
           <w:p>
-            <w:r/>
+            <w:r>
+              <w:t>$23,124/yr</w:t>
+            </w:r>
             <w:r>
               <w:rPr>
                 <w:rFonts w:ascii="Calibri" w:hAnsi="Calibri" w:eastAsia="Calibri" w:cs="Calibri"/>
                 <w:b/>
                 <w:sz w:val="18"/>
               </w:rPr>
-              <w:t>$23,126/yr</w:t>
             </w:r>
           </w:p>
         </w:tc>
@@ -6346,15 +6417,16 @@
             </w:tcMar>
           </w:tcPr>
           <w:p>
-            <w:r/>
-            <w:r>
-              <w:rPr>
-                <w:rFonts w:ascii="Calibri" w:hAnsi="Calibri" w:eastAsia="Calibri" w:cs="Calibri"/>
-                <w:b w:val="0"/>
-                <w:sz w:val="18"/>
-              </w:rPr>
+            <w:r>
               <w:t>75sh</w:t>
             </w:r>
+            <w:r>
+              <w:rPr>
+                <w:rFonts w:ascii="Calibri" w:hAnsi="Calibri" w:eastAsia="Calibri" w:cs="Calibri"/>
+                <w:b w:val="0"/>
+                <w:sz w:val="18"/>
+              </w:rPr>
+            </w:r>
           </w:p>
         </w:tc>
         <w:tc>
@@ -6375,15 +6447,16 @@
             </w:tcMar>
           </w:tcPr>
           <w:p>
-            <w:r/>
-            <w:r>
-              <w:rPr>
-                <w:rFonts w:ascii="Calibri" w:hAnsi="Calibri" w:eastAsia="Calibri" w:cs="Calibri"/>
-                <w:b w:val="0"/>
-                <w:sz w:val="18"/>
-              </w:rPr>
+            <w:r>
               <w:t>$63/yr</w:t>
             </w:r>
+            <w:r>
+              <w:rPr>
+                <w:rFonts w:ascii="Calibri" w:hAnsi="Calibri" w:eastAsia="Calibri" w:cs="Calibri"/>
+                <w:b w:val="0"/>
+                <w:sz w:val="18"/>
+              </w:rPr>
+            </w:r>
           </w:p>
         </w:tc>
         <w:tc>
@@ -6404,14 +6477,15 @@
             </w:tcMar>
           </w:tcPr>
           <w:p>
-            <w:r/>
-            <w:r>
-              <w:rPr>
-                <w:rFonts w:ascii="Calibri" w:hAnsi="Calibri" w:eastAsia="Calibri" w:cs="Calibri"/>
-                <w:b w:val="0"/>
-                <w:sz w:val="18"/>
-              </w:rPr>
+            <w:r>
               <w:t>6.7%</w:t>
+            </w:r>
+            <w:r>
+              <w:rPr>
+                <w:rFonts w:ascii="Calibri" w:hAnsi="Calibri" w:eastAsia="Calibri" w:cs="Calibri"/>
+                <w:b w:val="0"/>
+                <w:sz w:val="18"/>
+              </w:rPr>
             </w:r>
           </w:p>
         </w:tc>
@@ -6493,15 +6567,16 @@
             </w:tcMar>
           </w:tcPr>
           <w:p>
-            <w:r/>
-            <w:r>
-              <w:rPr>
-                <w:rFonts w:ascii="Calibri" w:hAnsi="Calibri" w:eastAsia="Calibri" w:cs="Calibri"/>
-                <w:b w:val="0"/>
-                <w:sz w:val="18"/>
-              </w:rPr>
+            <w:r>
               <w:t>500sh</w:t>
             </w:r>
+            <w:r>
+              <w:rPr>
+                <w:rFonts w:ascii="Calibri" w:hAnsi="Calibri" w:eastAsia="Calibri" w:cs="Calibri"/>
+                <w:b w:val="0"/>
+                <w:sz w:val="18"/>
+              </w:rPr>
+            </w:r>
           </w:p>
         </w:tc>
         <w:tc>
@@ -6522,15 +6597,16 @@
             </w:tcMar>
           </w:tcPr>
           <w:p>
-            <w:r/>
-            <w:r>
-              <w:rPr>
-                <w:rFonts w:ascii="Calibri" w:hAnsi="Calibri" w:eastAsia="Calibri" w:cs="Calibri"/>
-                <w:b w:val="0"/>
-                <w:sz w:val="18"/>
-              </w:rPr>
+            <w:r>
               <w:t>$40/yr</w:t>
             </w:r>
+            <w:r>
+              <w:rPr>
+                <w:rFonts w:ascii="Calibri" w:hAnsi="Calibri" w:eastAsia="Calibri" w:cs="Calibri"/>
+                <w:b w:val="0"/>
+                <w:sz w:val="18"/>
+              </w:rPr>
+            </w:r>
           </w:p>
         </w:tc>
         <w:tc>
@@ -6551,14 +6627,15 @@
             </w:tcMar>
           </w:tcPr>
           <w:p>
-            <w:r/>
-            <w:r>
-              <w:rPr>
-                <w:rFonts w:ascii="Calibri" w:hAnsi="Calibri" w:eastAsia="Calibri" w:cs="Calibri"/>
-                <w:b w:val="0"/>
-                <w:sz w:val="18"/>
-              </w:rPr>
+            <w:r>
               <w:t>0.1%</w:t>
+            </w:r>
+            <w:r>
+              <w:rPr>
+                <w:rFonts w:ascii="Calibri" w:hAnsi="Calibri" w:eastAsia="Calibri" w:cs="Calibri"/>
+                <w:b w:val="0"/>
+                <w:sz w:val="18"/>
+              </w:rPr>
             </w:r>
           </w:p>
         </w:tc>
@@ -6640,15 +6717,16 @@
             </w:tcMar>
           </w:tcPr>
           <w:p>
-            <w:r/>
-            <w:r>
-              <w:rPr>
-                <w:rFonts w:ascii="Calibri" w:hAnsi="Calibri" w:eastAsia="Calibri" w:cs="Calibri"/>
-                <w:b w:val="0"/>
-                <w:sz w:val="18"/>
-              </w:rPr>
+            <w:r>
               <w:t>1,000sh</w:t>
             </w:r>
+            <w:r>
+              <w:rPr>
+                <w:rFonts w:ascii="Calibri" w:hAnsi="Calibri" w:eastAsia="Calibri" w:cs="Calibri"/>
+                <w:b w:val="0"/>
+                <w:sz w:val="18"/>
+              </w:rPr>
+            </w:r>
           </w:p>
         </w:tc>
         <w:tc>
@@ -6669,15 +6747,16 @@
             </w:tcMar>
           </w:tcPr>
           <w:p>
-            <w:r/>
-            <w:r>
-              <w:rPr>
-                <w:rFonts w:ascii="Calibri" w:hAnsi="Calibri" w:eastAsia="Calibri" w:cs="Calibri"/>
-                <w:b w:val="0"/>
-                <w:sz w:val="18"/>
-              </w:rPr>
+            <w:r>
               <w:t>$3,145/yr</w:t>
             </w:r>
+            <w:r>
+              <w:rPr>
+                <w:rFonts w:ascii="Calibri" w:hAnsi="Calibri" w:eastAsia="Calibri" w:cs="Calibri"/>
+                <w:b w:val="0"/>
+                <w:sz w:val="18"/>
+              </w:rPr>
+            </w:r>
           </w:p>
         </w:tc>
         <w:tc>
@@ -6698,14 +6777,15 @@
             </w:tcMar>
           </w:tcPr>
           <w:p>
-            <w:r/>
-            <w:r>
-              <w:rPr>
-                <w:rFonts w:ascii="Calibri" w:hAnsi="Calibri" w:eastAsia="Calibri" w:cs="Calibri"/>
-                <w:b w:val="0"/>
-                <w:sz w:val="18"/>
-              </w:rPr>
+            <w:r>
               <w:t>7.0%</w:t>
+            </w:r>
+            <w:r>
+              <w:rPr>
+                <w:rFonts w:ascii="Calibri" w:hAnsi="Calibri" w:eastAsia="Calibri" w:cs="Calibri"/>
+                <w:b w:val="0"/>
+                <w:sz w:val="18"/>
+              </w:rPr>
             </w:r>
           </w:p>
         </w:tc>
@@ -6787,15 +6867,16 @@
             </w:tcMar>
           </w:tcPr>
           <w:p>
-            <w:r/>
-            <w:r>
-              <w:rPr>
-                <w:rFonts w:ascii="Calibri" w:hAnsi="Calibri" w:eastAsia="Calibri" w:cs="Calibri"/>
-                <w:b w:val="0"/>
-                <w:sz w:val="18"/>
-              </w:rPr>
+            <w:r>
               <w:t>1,100sh</w:t>
             </w:r>
+            <w:r>
+              <w:rPr>
+                <w:rFonts w:ascii="Calibri" w:hAnsi="Calibri" w:eastAsia="Calibri" w:cs="Calibri"/>
+                <w:b w:val="0"/>
+                <w:sz w:val="18"/>
+              </w:rPr>
+            </w:r>
           </w:p>
         </w:tc>
         <w:tc>
@@ -6816,15 +6897,16 @@
             </w:tcMar>
           </w:tcPr>
           <w:p>
-            <w:r/>
-            <w:r>
-              <w:rPr>
-                <w:rFonts w:ascii="Calibri" w:hAnsi="Calibri" w:eastAsia="Calibri" w:cs="Calibri"/>
-                <w:b w:val="0"/>
-                <w:sz w:val="18"/>
-              </w:rPr>
+            <w:r>
               <w:t>$1,734/yr</w:t>
             </w:r>
+            <w:r>
+              <w:rPr>
+                <w:rFonts w:ascii="Calibri" w:hAnsi="Calibri" w:eastAsia="Calibri" w:cs="Calibri"/>
+                <w:b w:val="0"/>
+                <w:sz w:val="18"/>
+              </w:rPr>
+            </w:r>
           </w:p>
         </w:tc>
         <w:tc>
@@ -6845,14 +6927,15 @@
             </w:tcMar>
           </w:tcPr>
           <w:p>
-            <w:r/>
-            <w:r>
-              <w:rPr>
-                <w:rFonts w:ascii="Calibri" w:hAnsi="Calibri" w:eastAsia="Calibri" w:cs="Calibri"/>
-                <w:b w:val="0"/>
-                <w:sz w:val="18"/>
-              </w:rPr>
+            <w:r>
               <w:t>7.6%</w:t>
+            </w:r>
+            <w:r>
+              <w:rPr>
+                <w:rFonts w:ascii="Calibri" w:hAnsi="Calibri" w:eastAsia="Calibri" w:cs="Calibri"/>
+                <w:b w:val="0"/>
+                <w:sz w:val="18"/>
+              </w:rPr>
             </w:r>
           </w:p>
         </w:tc>
@@ -6934,15 +7017,16 @@
             </w:tcMar>
           </w:tcPr>
           <w:p>
-            <w:r/>
-            <w:r>
-              <w:rPr>
-                <w:rFonts w:ascii="Calibri" w:hAnsi="Calibri" w:eastAsia="Calibri" w:cs="Calibri"/>
-                <w:b w:val="0"/>
-                <w:sz w:val="18"/>
-              </w:rPr>
+            <w:r>
               <w:t>25sh</w:t>
             </w:r>
+            <w:r>
+              <w:rPr>
+                <w:rFonts w:ascii="Calibri" w:hAnsi="Calibri" w:eastAsia="Calibri" w:cs="Calibri"/>
+                <w:b w:val="0"/>
+                <w:sz w:val="18"/>
+              </w:rPr>
+            </w:r>
           </w:p>
         </w:tc>
         <w:tc>
@@ -6963,15 +7047,16 @@
             </w:tcMar>
           </w:tcPr>
           <w:p>
-            <w:r/>
-            <w:r>
-              <w:rPr>
-                <w:rFonts w:ascii="Calibri" w:hAnsi="Calibri" w:eastAsia="Calibri" w:cs="Calibri"/>
-                <w:b w:val="0"/>
-                <w:sz w:val="18"/>
-              </w:rPr>
+            <w:r>
               <w:t>$38/yr</w:t>
             </w:r>
+            <w:r>
+              <w:rPr>
+                <w:rFonts w:ascii="Calibri" w:hAnsi="Calibri" w:eastAsia="Calibri" w:cs="Calibri"/>
+                <w:b w:val="0"/>
+                <w:sz w:val="18"/>
+              </w:rPr>
+            </w:r>
           </w:p>
         </w:tc>
         <w:tc>
@@ -6992,14 +7077,15 @@
             </w:tcMar>
           </w:tcPr>
           <w:p>
-            <w:r/>
-            <w:r>
-              <w:rPr>
-                <w:rFonts w:ascii="Calibri" w:hAnsi="Calibri" w:eastAsia="Calibri" w:cs="Calibri"/>
-                <w:b w:val="0"/>
-                <w:sz w:val="18"/>
-              </w:rPr>
+            <w:r>
               <w:t>1.4%</w:t>
+            </w:r>
+            <w:r>
+              <w:rPr>
+                <w:rFonts w:ascii="Calibri" w:hAnsi="Calibri" w:eastAsia="Calibri" w:cs="Calibri"/>
+                <w:b w:val="0"/>
+                <w:sz w:val="18"/>
+              </w:rPr>
             </w:r>
           </w:p>
         </w:tc>
@@ -7081,15 +7167,16 @@
             </w:tcMar>
           </w:tcPr>
           <w:p>
-            <w:r/>
-            <w:r>
-              <w:rPr>
-                <w:rFonts w:ascii="Calibri" w:hAnsi="Calibri" w:eastAsia="Calibri" w:cs="Calibri"/>
-                <w:b w:val="0"/>
-                <w:sz w:val="18"/>
-              </w:rPr>
+            <w:r>
               <w:t>26sh</w:t>
             </w:r>
+            <w:r>
+              <w:rPr>
+                <w:rFonts w:ascii="Calibri" w:hAnsi="Calibri" w:eastAsia="Calibri" w:cs="Calibri"/>
+                <w:b w:val="0"/>
+                <w:sz w:val="18"/>
+              </w:rPr>
+            </w:r>
           </w:p>
         </w:tc>
         <w:tc>
@@ -7110,15 +7197,16 @@
             </w:tcMar>
           </w:tcPr>
           <w:p>
-            <w:r/>
-            <w:r>
-              <w:rPr>
-                <w:rFonts w:ascii="Calibri" w:hAnsi="Calibri" w:eastAsia="Calibri" w:cs="Calibri"/>
-                <w:b w:val="0"/>
-                <w:sz w:val="18"/>
-              </w:rPr>
+            <w:r>
               <w:t>$0/yr</w:t>
             </w:r>
+            <w:r>
+              <w:rPr>
+                <w:rFonts w:ascii="Calibri" w:hAnsi="Calibri" w:eastAsia="Calibri" w:cs="Calibri"/>
+                <w:b w:val="0"/>
+                <w:sz w:val="18"/>
+              </w:rPr>
+            </w:r>
           </w:p>
         </w:tc>
         <w:tc>
@@ -7139,14 +7227,15 @@
             </w:tcMar>
           </w:tcPr>
           <w:p>
-            <w:r/>
-            <w:r>
-              <w:rPr>
-                <w:rFonts w:ascii="Calibri" w:hAnsi="Calibri" w:eastAsia="Calibri" w:cs="Calibri"/>
-                <w:b w:val="0"/>
-                <w:sz w:val="18"/>
-              </w:rPr>
+            <w:r>
               <w:t>0.0%</w:t>
+            </w:r>
+            <w:r>
+              <w:rPr>
+                <w:rFonts w:ascii="Calibri" w:hAnsi="Calibri" w:eastAsia="Calibri" w:cs="Calibri"/>
+                <w:b w:val="0"/>
+                <w:sz w:val="18"/>
+              </w:rPr>
             </w:r>
           </w:p>
         </w:tc>
@@ -7228,15 +7317,16 @@
             </w:tcMar>
           </w:tcPr>
           <w:p>
-            <w:r/>
-            <w:r>
-              <w:rPr>
-                <w:rFonts w:ascii="Calibri" w:hAnsi="Calibri" w:eastAsia="Calibri" w:cs="Calibri"/>
-                <w:b w:val="0"/>
-                <w:sz w:val="18"/>
-              </w:rPr>
+            <w:r>
               <w:t>1,500sh</w:t>
             </w:r>
+            <w:r>
+              <w:rPr>
+                <w:rFonts w:ascii="Calibri" w:hAnsi="Calibri" w:eastAsia="Calibri" w:cs="Calibri"/>
+                <w:b w:val="0"/>
+                <w:sz w:val="18"/>
+              </w:rPr>
+            </w:r>
           </w:p>
         </w:tc>
         <w:tc>
@@ -7257,15 +7347,16 @@
             </w:tcMar>
           </w:tcPr>
           <w:p>
-            <w:r/>
-            <w:r>
-              <w:rPr>
-                <w:rFonts w:ascii="Calibri" w:hAnsi="Calibri" w:eastAsia="Calibri" w:cs="Calibri"/>
-                <w:b w:val="0"/>
-                <w:sz w:val="18"/>
-              </w:rPr>
+            <w:r>
               <w:t>$2,302/yr</w:t>
             </w:r>
+            <w:r>
+              <w:rPr>
+                <w:rFonts w:ascii="Calibri" w:hAnsi="Calibri" w:eastAsia="Calibri" w:cs="Calibri"/>
+                <w:b w:val="0"/>
+                <w:sz w:val="18"/>
+              </w:rPr>
+            </w:r>
           </w:p>
         </w:tc>
         <w:tc>
@@ -7286,14 +7377,15 @@
             </w:tcMar>
           </w:tcPr>
           <w:p>
-            <w:r/>
-            <w:r>
-              <w:rPr>
-                <w:rFonts w:ascii="Calibri" w:hAnsi="Calibri" w:eastAsia="Calibri" w:cs="Calibri"/>
-                <w:b w:val="0"/>
-                <w:sz w:val="18"/>
-              </w:rPr>
+            <w:r>
               <w:t>12.0%</w:t>
+            </w:r>
+            <w:r>
+              <w:rPr>
+                <w:rFonts w:ascii="Calibri" w:hAnsi="Calibri" w:eastAsia="Calibri" w:cs="Calibri"/>
+                <w:b w:val="0"/>
+                <w:sz w:val="18"/>
+              </w:rPr>
             </w:r>
           </w:p>
         </w:tc>
@@ -7375,15 +7467,16 @@
             </w:tcMar>
           </w:tcPr>
           <w:p>
-            <w:r/>
-            <w:r>
-              <w:rPr>
-                <w:rFonts w:ascii="Calibri" w:hAnsi="Calibri" w:eastAsia="Calibri" w:cs="Calibri"/>
-                <w:b w:val="0"/>
-                <w:sz w:val="18"/>
-              </w:rPr>
+            <w:r>
               <w:t>230sh</w:t>
             </w:r>
+            <w:r>
+              <w:rPr>
+                <w:rFonts w:ascii="Calibri" w:hAnsi="Calibri" w:eastAsia="Calibri" w:cs="Calibri"/>
+                <w:b w:val="0"/>
+                <w:sz w:val="18"/>
+              </w:rPr>
+            </w:r>
           </w:p>
         </w:tc>
         <w:tc>
@@ -7404,15 +7497,16 @@
             </w:tcMar>
           </w:tcPr>
           <w:p>
-            <w:r/>
-            <w:r>
-              <w:rPr>
-                <w:rFonts w:ascii="Calibri" w:hAnsi="Calibri" w:eastAsia="Calibri" w:cs="Calibri"/>
-                <w:b w:val="0"/>
-                <w:sz w:val="18"/>
-              </w:rPr>
+            <w:r>
               <w:t>$984/yr</w:t>
             </w:r>
+            <w:r>
+              <w:rPr>
+                <w:rFonts w:ascii="Calibri" w:hAnsi="Calibri" w:eastAsia="Calibri" w:cs="Calibri"/>
+                <w:b w:val="0"/>
+                <w:sz w:val="18"/>
+              </w:rPr>
+            </w:r>
           </w:p>
         </w:tc>
         <w:tc>
@@ -7433,14 +7527,15 @@
             </w:tcMar>
           </w:tcPr>
           <w:p>
-            <w:r/>
-            <w:r>
-              <w:rPr>
-                <w:rFonts w:ascii="Calibri" w:hAnsi="Calibri" w:eastAsia="Calibri" w:cs="Calibri"/>
-                <w:b w:val="0"/>
-                <w:sz w:val="18"/>
-              </w:rPr>
+            <w:r>
               <w:t>3.1%</w:t>
+            </w:r>
+            <w:r>
+              <w:rPr>
+                <w:rFonts w:ascii="Calibri" w:hAnsi="Calibri" w:eastAsia="Calibri" w:cs="Calibri"/>
+                <w:b w:val="0"/>
+                <w:sz w:val="18"/>
+              </w:rPr>
             </w:r>
           </w:p>
         </w:tc>
@@ -7522,15 +7617,16 @@
             </w:tcMar>
           </w:tcPr>
           <w:p>
-            <w:r/>
-            <w:r>
-              <w:rPr>
-                <w:rFonts w:ascii="Calibri" w:hAnsi="Calibri" w:eastAsia="Calibri" w:cs="Calibri"/>
-                <w:b w:val="0"/>
-                <w:sz w:val="18"/>
-              </w:rPr>
+            <w:r>
               <w:t>3,190sh</w:t>
             </w:r>
+            <w:r>
+              <w:rPr>
+                <w:rFonts w:ascii="Calibri" w:hAnsi="Calibri" w:eastAsia="Calibri" w:cs="Calibri"/>
+                <w:b w:val="0"/>
+                <w:sz w:val="18"/>
+              </w:rPr>
+            </w:r>
           </w:p>
         </w:tc>
         <w:tc>
@@ -7551,15 +7647,16 @@
             </w:tcMar>
           </w:tcPr>
           <w:p>
-            <w:r/>
-            <w:r>
-              <w:rPr>
-                <w:rFonts w:ascii="Calibri" w:hAnsi="Calibri" w:eastAsia="Calibri" w:cs="Calibri"/>
-                <w:b w:val="0"/>
-                <w:sz w:val="18"/>
-              </w:rPr>
+            <w:r>
               <w:t>$3,222/yr</w:t>
             </w:r>
+            <w:r>
+              <w:rPr>
+                <w:rFonts w:ascii="Calibri" w:hAnsi="Calibri" w:eastAsia="Calibri" w:cs="Calibri"/>
+                <w:b w:val="0"/>
+                <w:sz w:val="18"/>
+              </w:rPr>
+            </w:r>
           </w:p>
         </w:tc>
         <w:tc>
@@ -7580,14 +7677,15 @@
             </w:tcMar>
           </w:tcPr>
           <w:p>
-            <w:r/>
-            <w:r>
-              <w:rPr>
-                <w:rFonts w:ascii="Calibri" w:hAnsi="Calibri" w:eastAsia="Calibri" w:cs="Calibri"/>
-                <w:b w:val="0"/>
-                <w:sz w:val="18"/>
-              </w:rPr>
+            <w:r>
               <w:t>2.9%</w:t>
+            </w:r>
+            <w:r>
+              <w:rPr>
+                <w:rFonts w:ascii="Calibri" w:hAnsi="Calibri" w:eastAsia="Calibri" w:cs="Calibri"/>
+                <w:b w:val="0"/>
+                <w:sz w:val="18"/>
+              </w:rPr>
             </w:r>
           </w:p>
         </w:tc>
@@ -7669,15 +7767,16 @@
             </w:tcMar>
           </w:tcPr>
           <w:p>
-            <w:r/>
-            <w:r>
-              <w:rPr>
-                <w:rFonts w:ascii="Calibri" w:hAnsi="Calibri" w:eastAsia="Calibri" w:cs="Calibri"/>
-                <w:b w:val="0"/>
-                <w:sz w:val="18"/>
-              </w:rPr>
+            <w:r>
               <w:t>350sh</w:t>
             </w:r>
+            <w:r>
+              <w:rPr>
+                <w:rFonts w:ascii="Calibri" w:hAnsi="Calibri" w:eastAsia="Calibri" w:cs="Calibri"/>
+                <w:b w:val="0"/>
+                <w:sz w:val="18"/>
+              </w:rPr>
+            </w:r>
           </w:p>
         </w:tc>
         <w:tc>
@@ -7698,15 +7797,16 @@
             </w:tcMar>
           </w:tcPr>
           <w:p>
-            <w:r/>
-            <w:r>
-              <w:rPr>
-                <w:rFonts w:ascii="Calibri" w:hAnsi="Calibri" w:eastAsia="Calibri" w:cs="Calibri"/>
-                <w:b w:val="0"/>
-                <w:sz w:val="18"/>
-              </w:rPr>
+            <w:r>
               <w:t>$370/yr</w:t>
             </w:r>
+            <w:r>
+              <w:rPr>
+                <w:rFonts w:ascii="Calibri" w:hAnsi="Calibri" w:eastAsia="Calibri" w:cs="Calibri"/>
+                <w:b w:val="0"/>
+                <w:sz w:val="18"/>
+              </w:rPr>
+            </w:r>
           </w:p>
         </w:tc>
         <w:tc>
@@ -7727,14 +7827,15 @@
             </w:tcMar>
           </w:tcPr>
           <w:p>
-            <w:r/>
-            <w:r>
-              <w:rPr>
-                <w:rFonts w:ascii="Calibri" w:hAnsi="Calibri" w:eastAsia="Calibri" w:cs="Calibri"/>
-                <w:b w:val="0"/>
-                <w:sz w:val="18"/>
-              </w:rPr>
+            <w:r>
               <w:t>4.6%</w:t>
+            </w:r>
+            <w:r>
+              <w:rPr>
+                <w:rFonts w:ascii="Calibri" w:hAnsi="Calibri" w:eastAsia="Calibri" w:cs="Calibri"/>
+                <w:b w:val="0"/>
+                <w:sz w:val="18"/>
+              </w:rPr>
             </w:r>
           </w:p>
         </w:tc>
@@ -7816,15 +7917,16 @@
             </w:tcMar>
           </w:tcPr>
           <w:p>
-            <w:r/>
-            <w:r>
-              <w:rPr>
-                <w:rFonts w:ascii="Calibri" w:hAnsi="Calibri" w:eastAsia="Calibri" w:cs="Calibri"/>
-                <w:b w:val="0"/>
-                <w:sz w:val="18"/>
-              </w:rPr>
+            <w:r>
               <w:t>500sh</w:t>
             </w:r>
+            <w:r>
+              <w:rPr>
+                <w:rFonts w:ascii="Calibri" w:hAnsi="Calibri" w:eastAsia="Calibri" w:cs="Calibri"/>
+                <w:b w:val="0"/>
+                <w:sz w:val="18"/>
+              </w:rPr>
+            </w:r>
           </w:p>
         </w:tc>
         <w:tc>
@@ -7845,15 +7947,16 @@
             </w:tcMar>
           </w:tcPr>
           <w:p>
-            <w:r/>
-            <w:r>
-              <w:rPr>
-                <w:rFonts w:ascii="Calibri" w:hAnsi="Calibri" w:eastAsia="Calibri" w:cs="Calibri"/>
-                <w:b w:val="0"/>
-                <w:sz w:val="18"/>
-              </w:rPr>
+            <w:r>
               <w:t>$700/yr</w:t>
             </w:r>
+            <w:r>
+              <w:rPr>
+                <w:rFonts w:ascii="Calibri" w:hAnsi="Calibri" w:eastAsia="Calibri" w:cs="Calibri"/>
+                <w:b w:val="0"/>
+                <w:sz w:val="18"/>
+              </w:rPr>
+            </w:r>
           </w:p>
         </w:tc>
         <w:tc>
@@ -7874,14 +7977,15 @@
             </w:tcMar>
           </w:tcPr>
           <w:p>
-            <w:r/>
-            <w:r>
-              <w:rPr>
-                <w:rFonts w:ascii="Calibri" w:hAnsi="Calibri" w:eastAsia="Calibri" w:cs="Calibri"/>
-                <w:b w:val="0"/>
-                <w:sz w:val="18"/>
-              </w:rPr>
+            <w:r>
               <w:t>9.9%</w:t>
+            </w:r>
+            <w:r>
+              <w:rPr>
+                <w:rFonts w:ascii="Calibri" w:hAnsi="Calibri" w:eastAsia="Calibri" w:cs="Calibri"/>
+                <w:b w:val="0"/>
+                <w:sz w:val="18"/>
+              </w:rPr>
             </w:r>
           </w:p>
         </w:tc>
@@ -7962,15 +8066,16 @@
             </w:tcMar>
           </w:tcPr>
           <w:p>
-            <w:r/>
-            <w:r>
-              <w:rPr>
-                <w:rFonts w:ascii="Calibri" w:hAnsi="Calibri" w:eastAsia="Calibri" w:cs="Calibri"/>
-                <w:b w:val="0"/>
-                <w:sz w:val="18"/>
-              </w:rPr>
+            <w:r>
               <w:t>2,580sh</w:t>
             </w:r>
+            <w:r>
+              <w:rPr>
+                <w:rFonts w:ascii="Calibri" w:hAnsi="Calibri" w:eastAsia="Calibri" w:cs="Calibri"/>
+                <w:b w:val="0"/>
+                <w:sz w:val="18"/>
+              </w:rPr>
+            </w:r>
           </w:p>
         </w:tc>
         <w:tc>
@@ -7991,15 +8096,16 @@
             </w:tcMar>
           </w:tcPr>
           <w:p>
-            <w:r/>
-            <w:r>
-              <w:rPr>
-                <w:rFonts w:ascii="Calibri" w:hAnsi="Calibri" w:eastAsia="Calibri" w:cs="Calibri"/>
-                <w:b w:val="0"/>
-                <w:sz w:val="18"/>
-              </w:rPr>
+            <w:r>
               <w:t>$5,108/yr</w:t>
             </w:r>
+            <w:r>
+              <w:rPr>
+                <w:rFonts w:ascii="Calibri" w:hAnsi="Calibri" w:eastAsia="Calibri" w:cs="Calibri"/>
+                <w:b w:val="0"/>
+                <w:sz w:val="18"/>
+              </w:rPr>
+            </w:r>
           </w:p>
         </w:tc>
         <w:tc>
@@ -8020,14 +8126,15 @@
             </w:tcMar>
           </w:tcPr>
           <w:p>
-            <w:r/>
-            <w:r>
-              <w:rPr>
-                <w:rFonts w:ascii="Calibri" w:hAnsi="Calibri" w:eastAsia="Calibri" w:cs="Calibri"/>
-                <w:b w:val="0"/>
-                <w:sz w:val="18"/>
-              </w:rPr>
+            <w:r>
               <w:t>7.3%</w:t>
+            </w:r>
+            <w:r>
+              <w:rPr>
+                <w:rFonts w:ascii="Calibri" w:hAnsi="Calibri" w:eastAsia="Calibri" w:cs="Calibri"/>
+                <w:b w:val="0"/>
+                <w:sz w:val="18"/>
+              </w:rPr>
             </w:r>
           </w:p>
         </w:tc>
@@ -8109,15 +8216,16 @@
             </w:tcMar>
           </w:tcPr>
           <w:p>
-            <w:r/>
-            <w:r>
-              <w:rPr>
-                <w:rFonts w:ascii="Calibri" w:hAnsi="Calibri" w:eastAsia="Calibri" w:cs="Calibri"/>
-                <w:b w:val="0"/>
-                <w:sz w:val="18"/>
-              </w:rPr>
+            <w:r>
               <w:t>875sh</w:t>
             </w:r>
+            <w:r>
+              <w:rPr>
+                <w:rFonts w:ascii="Calibri" w:hAnsi="Calibri" w:eastAsia="Calibri" w:cs="Calibri"/>
+                <w:b w:val="0"/>
+                <w:sz w:val="18"/>
+              </w:rPr>
+            </w:r>
           </w:p>
         </w:tc>
         <w:tc>
@@ -8138,15 +8246,16 @@
             </w:tcMar>
           </w:tcPr>
           <w:p>
-            <w:r/>
-            <w:r>
-              <w:rPr>
-                <w:rFonts w:ascii="Calibri" w:hAnsi="Calibri" w:eastAsia="Calibri" w:cs="Calibri"/>
-                <w:b w:val="0"/>
-                <w:sz w:val="18"/>
-              </w:rPr>
+            <w:r>
               <w:t>$1,575/yr</w:t>
             </w:r>
+            <w:r>
+              <w:rPr>
+                <w:rFonts w:ascii="Calibri" w:hAnsi="Calibri" w:eastAsia="Calibri" w:cs="Calibri"/>
+                <w:b w:val="0"/>
+                <w:sz w:val="18"/>
+              </w:rPr>
+            </w:r>
           </w:p>
         </w:tc>
         <w:tc>
@@ -8167,14 +8276,15 @@
             </w:tcMar>
           </w:tcPr>
           <w:p>
-            <w:r/>
-            <w:r>
-              <w:rPr>
-                <w:rFonts w:ascii="Calibri" w:hAnsi="Calibri" w:eastAsia="Calibri" w:cs="Calibri"/>
-                <w:b w:val="0"/>
-                <w:sz w:val="18"/>
-              </w:rPr>
+            <w:r>
               <w:t>6.9%</w:t>
+            </w:r>
+            <w:r>
+              <w:rPr>
+                <w:rFonts w:ascii="Calibri" w:hAnsi="Calibri" w:eastAsia="Calibri" w:cs="Calibri"/>
+                <w:b w:val="0"/>
+                <w:sz w:val="18"/>
+              </w:rPr>
             </w:r>
           </w:p>
         </w:tc>
@@ -8256,15 +8366,16 @@
             </w:tcMar>
           </w:tcPr>
           <w:p>
-            <w:r/>
-            <w:r>
-              <w:rPr>
-                <w:rFonts w:ascii="Calibri" w:hAnsi="Calibri" w:eastAsia="Calibri" w:cs="Calibri"/>
-                <w:b w:val="0"/>
-                <w:sz w:val="18"/>
-              </w:rPr>
+            <w:r>
               <w:t>440sh</w:t>
             </w:r>
+            <w:r>
+              <w:rPr>
+                <w:rFonts w:ascii="Calibri" w:hAnsi="Calibri" w:eastAsia="Calibri" w:cs="Calibri"/>
+                <w:b w:val="0"/>
+                <w:sz w:val="18"/>
+              </w:rPr>
+            </w:r>
           </w:p>
         </w:tc>
         <w:tc>
@@ -8285,15 +8396,16 @@
             </w:tcMar>
           </w:tcPr>
           <w:p>
-            <w:r/>
-            <w:r>
-              <w:rPr>
-                <w:rFonts w:ascii="Calibri" w:hAnsi="Calibri" w:eastAsia="Calibri" w:cs="Calibri"/>
-                <w:b w:val="0"/>
-                <w:sz w:val="18"/>
-              </w:rPr>
+            <w:r>
               <w:t>$1,654/yr</w:t>
             </w:r>
+            <w:r>
+              <w:rPr>
+                <w:rFonts w:ascii="Calibri" w:hAnsi="Calibri" w:eastAsia="Calibri" w:cs="Calibri"/>
+                <w:b w:val="0"/>
+                <w:sz w:val="18"/>
+              </w:rPr>
+            </w:r>
           </w:p>
         </w:tc>
         <w:tc>
@@ -8314,14 +8426,15 @@
             </w:tcMar>
           </w:tcPr>
           <w:p>
-            <w:r/>
-            <w:r>
-              <w:rPr>
-                <w:rFonts w:ascii="Calibri" w:hAnsi="Calibri" w:eastAsia="Calibri" w:cs="Calibri"/>
-                <w:b w:val="0"/>
-                <w:sz w:val="18"/>
-              </w:rPr>
+            <w:r>
               <w:t>5.3%</w:t>
+            </w:r>
+            <w:r>
+              <w:rPr>
+                <w:rFonts w:ascii="Calibri" w:hAnsi="Calibri" w:eastAsia="Calibri" w:cs="Calibri"/>
+                <w:b w:val="0"/>
+                <w:sz w:val="18"/>
+              </w:rPr>
             </w:r>
           </w:p>
         </w:tc>
@@ -8432,14 +8545,15 @@
             </w:tcMar>
           </w:tcPr>
           <w:p>
-            <w:r/>
+            <w:r>
+              <w:t>$20,936/yr</w:t>
+            </w:r>
             <w:r>
               <w:rPr>
                 <w:rFonts w:ascii="Calibri" w:hAnsi="Calibri" w:eastAsia="Calibri" w:cs="Calibri"/>
                 <w:b/>
                 <w:sz w:val="18"/>
               </w:rPr>
-              <w:t>$20,936/yr</w:t>
             </w:r>
           </w:p>
         </w:tc>
@@ -8774,15 +8888,16 @@
             </w:tcMar>
           </w:tcPr>
           <w:p>
-            <w:r/>
-            <w:r>
-              <w:rPr>
-                <w:rFonts w:ascii="Calibri" w:hAnsi="Calibri" w:eastAsia="Calibri" w:cs="Calibri"/>
-                <w:b w:val="0"/>
-                <w:sz w:val="18"/>
-              </w:rPr>
+            <w:r>
               <w:t>1,250sh</w:t>
             </w:r>
+            <w:r>
+              <w:rPr>
+                <w:rFonts w:ascii="Calibri" w:hAnsi="Calibri" w:eastAsia="Calibri" w:cs="Calibri"/>
+                <w:b w:val="0"/>
+                <w:sz w:val="18"/>
+              </w:rPr>
+            </w:r>
           </w:p>
         </w:tc>
         <w:tc>
@@ -8803,15 +8918,16 @@
             </w:tcMar>
           </w:tcPr>
           <w:p>
-            <w:r/>
-            <w:r>
-              <w:rPr>
-                <w:rFonts w:ascii="Calibri" w:hAnsi="Calibri" w:eastAsia="Calibri" w:cs="Calibri"/>
-                <w:b w:val="0"/>
-                <w:sz w:val="18"/>
-              </w:rPr>
+            <w:r>
               <w:t>$850/yr</w:t>
             </w:r>
+            <w:r>
+              <w:rPr>
+                <w:rFonts w:ascii="Calibri" w:hAnsi="Calibri" w:eastAsia="Calibri" w:cs="Calibri"/>
+                <w:b w:val="0"/>
+                <w:sz w:val="18"/>
+              </w:rPr>
+            </w:r>
           </w:p>
         </w:tc>
         <w:tc>
@@ -8832,14 +8948,15 @@
             </w:tcMar>
           </w:tcPr>
           <w:p>
-            <w:r/>
-            <w:r>
-              <w:rPr>
-                <w:rFonts w:ascii="Calibri" w:hAnsi="Calibri" w:eastAsia="Calibri" w:cs="Calibri"/>
-                <w:b w:val="0"/>
-                <w:sz w:val="18"/>
-              </w:rPr>
+            <w:r>
               <w:t>13.9%</w:t>
+            </w:r>
+            <w:r>
+              <w:rPr>
+                <w:rFonts w:ascii="Calibri" w:hAnsi="Calibri" w:eastAsia="Calibri" w:cs="Calibri"/>
+                <w:b w:val="0"/>
+                <w:sz w:val="18"/>
+              </w:rPr>
             </w:r>
           </w:p>
         </w:tc>
@@ -8921,15 +9038,16 @@
             </w:tcMar>
           </w:tcPr>
           <w:p>
-            <w:r/>
-            <w:r>
-              <w:rPr>
-                <w:rFonts w:ascii="Calibri" w:hAnsi="Calibri" w:eastAsia="Calibri" w:cs="Calibri"/>
-                <w:b w:val="0"/>
-                <w:sz w:val="18"/>
-              </w:rPr>
+            <w:r>
               <w:t>1,487sh</w:t>
             </w:r>
+            <w:r>
+              <w:rPr>
+                <w:rFonts w:ascii="Calibri" w:hAnsi="Calibri" w:eastAsia="Calibri" w:cs="Calibri"/>
+                <w:b w:val="0"/>
+                <w:sz w:val="18"/>
+              </w:rPr>
+            </w:r>
           </w:p>
         </w:tc>
         <w:tc>
@@ -8950,15 +9068,16 @@
             </w:tcMar>
           </w:tcPr>
           <w:p>
-            <w:r/>
-            <w:r>
-              <w:rPr>
-                <w:rFonts w:ascii="Calibri" w:hAnsi="Calibri" w:eastAsia="Calibri" w:cs="Calibri"/>
-                <w:b w:val="0"/>
-                <w:sz w:val="18"/>
-              </w:rPr>
+            <w:r>
               <w:t>$2,141/yr</w:t>
             </w:r>
+            <w:r>
+              <w:rPr>
+                <w:rFonts w:ascii="Calibri" w:hAnsi="Calibri" w:eastAsia="Calibri" w:cs="Calibri"/>
+                <w:b w:val="0"/>
+                <w:sz w:val="18"/>
+              </w:rPr>
+            </w:r>
           </w:p>
         </w:tc>
         <w:tc>
@@ -8979,14 +9098,15 @@
             </w:tcMar>
           </w:tcPr>
           <w:p>
-            <w:r/>
-            <w:r>
-              <w:rPr>
-                <w:rFonts w:ascii="Calibri" w:hAnsi="Calibri" w:eastAsia="Calibri" w:cs="Calibri"/>
-                <w:b w:val="0"/>
-                <w:sz w:val="18"/>
-              </w:rPr>
+            <w:r>
               <w:t>13.2%</w:t>
+            </w:r>
+            <w:r>
+              <w:rPr>
+                <w:rFonts w:ascii="Calibri" w:hAnsi="Calibri" w:eastAsia="Calibri" w:cs="Calibri"/>
+                <w:b w:val="0"/>
+                <w:sz w:val="18"/>
+              </w:rPr>
             </w:r>
           </w:p>
         </w:tc>
@@ -9068,15 +9188,16 @@
             </w:tcMar>
           </w:tcPr>
           <w:p>
-            <w:r/>
-            <w:r>
-              <w:rPr>
-                <w:rFonts w:ascii="Calibri" w:hAnsi="Calibri" w:eastAsia="Calibri" w:cs="Calibri"/>
-                <w:b w:val="0"/>
-                <w:sz w:val="18"/>
-              </w:rPr>
+            <w:r>
               <w:t>530sh</w:t>
             </w:r>
+            <w:r>
+              <w:rPr>
+                <w:rFonts w:ascii="Calibri" w:hAnsi="Calibri" w:eastAsia="Calibri" w:cs="Calibri"/>
+                <w:b w:val="0"/>
+                <w:sz w:val="18"/>
+              </w:rPr>
+            </w:r>
           </w:p>
         </w:tc>
         <w:tc>
@@ -9097,15 +9218,16 @@
             </w:tcMar>
           </w:tcPr>
           <w:p>
-            <w:r/>
-            <w:r>
-              <w:rPr>
-                <w:rFonts w:ascii="Calibri" w:hAnsi="Calibri" w:eastAsia="Calibri" w:cs="Calibri"/>
-                <w:b w:val="0"/>
-                <w:sz w:val="18"/>
-              </w:rPr>
+            <w:r>
               <w:t>$2,184/yr</w:t>
             </w:r>
+            <w:r>
+              <w:rPr>
+                <w:rFonts w:ascii="Calibri" w:hAnsi="Calibri" w:eastAsia="Calibri" w:cs="Calibri"/>
+                <w:b w:val="0"/>
+                <w:sz w:val="18"/>
+              </w:rPr>
+            </w:r>
           </w:p>
         </w:tc>
         <w:tc>
@@ -9126,14 +9248,15 @@
             </w:tcMar>
           </w:tcPr>
           <w:p>
-            <w:r/>
-            <w:r>
-              <w:rPr>
-                <w:rFonts w:ascii="Calibri" w:hAnsi="Calibri" w:eastAsia="Calibri" w:cs="Calibri"/>
-                <w:b w:val="0"/>
-                <w:sz w:val="18"/>
-              </w:rPr>
+            <w:r>
               <w:t>7.4%</w:t>
+            </w:r>
+            <w:r>
+              <w:rPr>
+                <w:rFonts w:ascii="Calibri" w:hAnsi="Calibri" w:eastAsia="Calibri" w:cs="Calibri"/>
+                <w:b w:val="0"/>
+                <w:sz w:val="18"/>
+              </w:rPr>
             </w:r>
           </w:p>
         </w:tc>
@@ -9215,15 +9338,16 @@
             </w:tcMar>
           </w:tcPr>
           <w:p>
-            <w:r/>
-            <w:r>
-              <w:rPr>
-                <w:rFonts w:ascii="Calibri" w:hAnsi="Calibri" w:eastAsia="Calibri" w:cs="Calibri"/>
-                <w:b w:val="0"/>
-                <w:sz w:val="18"/>
-              </w:rPr>
+            <w:r>
               <w:t>985sh</w:t>
             </w:r>
+            <w:r>
+              <w:rPr>
+                <w:rFonts w:ascii="Calibri" w:hAnsi="Calibri" w:eastAsia="Calibri" w:cs="Calibri"/>
+                <w:b w:val="0"/>
+                <w:sz w:val="18"/>
+              </w:rPr>
+            </w:r>
           </w:p>
         </w:tc>
         <w:tc>
@@ -9244,15 +9368,16 @@
             </w:tcMar>
           </w:tcPr>
           <w:p>
-            <w:r/>
-            <w:r>
-              <w:rPr>
-                <w:rFonts w:ascii="Calibri" w:hAnsi="Calibri" w:eastAsia="Calibri" w:cs="Calibri"/>
-                <w:b w:val="0"/>
-                <w:sz w:val="18"/>
-              </w:rPr>
+            <w:r>
               <w:t>$824/yr</w:t>
             </w:r>
+            <w:r>
+              <w:rPr>
+                <w:rFonts w:ascii="Calibri" w:hAnsi="Calibri" w:eastAsia="Calibri" w:cs="Calibri"/>
+                <w:b w:val="0"/>
+                <w:sz w:val="18"/>
+              </w:rPr>
+            </w:r>
           </w:p>
         </w:tc>
         <w:tc>
@@ -9273,14 +9398,15 @@
             </w:tcMar>
           </w:tcPr>
           <w:p>
-            <w:r/>
-            <w:r>
-              <w:rPr>
-                <w:rFonts w:ascii="Calibri" w:hAnsi="Calibri" w:eastAsia="Calibri" w:cs="Calibri"/>
-                <w:b w:val="0"/>
-                <w:sz w:val="18"/>
-              </w:rPr>
+            <w:r>
               <w:t>6.7%</w:t>
+            </w:r>
+            <w:r>
+              <w:rPr>
+                <w:rFonts w:ascii="Calibri" w:hAnsi="Calibri" w:eastAsia="Calibri" w:cs="Calibri"/>
+                <w:b w:val="0"/>
+                <w:sz w:val="18"/>
+              </w:rPr>
             </w:r>
           </w:p>
         </w:tc>
@@ -9362,15 +9488,16 @@
             </w:tcMar>
           </w:tcPr>
           <w:p>
-            <w:r/>
-            <w:r>
-              <w:rPr>
-                <w:rFonts w:ascii="Calibri" w:hAnsi="Calibri" w:eastAsia="Calibri" w:cs="Calibri"/>
-                <w:b w:val="0"/>
-                <w:sz w:val="18"/>
-              </w:rPr>
+            <w:r>
               <w:t>1,530sh</w:t>
             </w:r>
+            <w:r>
+              <w:rPr>
+                <w:rFonts w:ascii="Calibri" w:hAnsi="Calibri" w:eastAsia="Calibri" w:cs="Calibri"/>
+                <w:b w:val="0"/>
+                <w:sz w:val="18"/>
+              </w:rPr>
+            </w:r>
           </w:p>
         </w:tc>
         <w:tc>
@@ -9391,15 +9518,16 @@
             </w:tcMar>
           </w:tcPr>
           <w:p>
-            <w:r/>
-            <w:r>
-              <w:rPr>
-                <w:rFonts w:ascii="Calibri" w:hAnsi="Calibri" w:eastAsia="Calibri" w:cs="Calibri"/>
-                <w:b w:val="0"/>
-                <w:sz w:val="18"/>
-              </w:rPr>
+            <w:r>
               <w:t>$1,463/yr</w:t>
             </w:r>
+            <w:r>
+              <w:rPr>
+                <w:rFonts w:ascii="Calibri" w:hAnsi="Calibri" w:eastAsia="Calibri" w:cs="Calibri"/>
+                <w:b w:val="0"/>
+                <w:sz w:val="18"/>
+              </w:rPr>
+            </w:r>
           </w:p>
         </w:tc>
         <w:tc>
@@ -9420,14 +9548,15 @@
             </w:tcMar>
           </w:tcPr>
           <w:p>
-            <w:r/>
-            <w:r>
-              <w:rPr>
-                <w:rFonts w:ascii="Calibri" w:hAnsi="Calibri" w:eastAsia="Calibri" w:cs="Calibri"/>
-                <w:b w:val="0"/>
-                <w:sz w:val="18"/>
-              </w:rPr>
+            <w:r>
               <w:t>7.2%</w:t>
+            </w:r>
+            <w:r>
+              <w:rPr>
+                <w:rFonts w:ascii="Calibri" w:hAnsi="Calibri" w:eastAsia="Calibri" w:cs="Calibri"/>
+                <w:b w:val="0"/>
+                <w:sz w:val="18"/>
+              </w:rPr>
             </w:r>
           </w:p>
         </w:tc>
@@ -9509,15 +9638,16 @@
             </w:tcMar>
           </w:tcPr>
           <w:p>
-            <w:r/>
-            <w:r>
-              <w:rPr>
-                <w:rFonts w:ascii="Calibri" w:hAnsi="Calibri" w:eastAsia="Calibri" w:cs="Calibri"/>
-                <w:b w:val="0"/>
-                <w:sz w:val="18"/>
-              </w:rPr>
+            <w:r>
               <w:t>925sh</w:t>
             </w:r>
+            <w:r>
+              <w:rPr>
+                <w:rFonts w:ascii="Calibri" w:hAnsi="Calibri" w:eastAsia="Calibri" w:cs="Calibri"/>
+                <w:b w:val="0"/>
+                <w:sz w:val="18"/>
+              </w:rPr>
+            </w:r>
           </w:p>
         </w:tc>
         <w:tc>
@@ -9538,15 +9668,16 @@
             </w:tcMar>
           </w:tcPr>
           <w:p>
-            <w:r/>
-            <w:r>
-              <w:rPr>
-                <w:rFonts w:ascii="Calibri" w:hAnsi="Calibri" w:eastAsia="Calibri" w:cs="Calibri"/>
-                <w:b w:val="0"/>
-                <w:sz w:val="18"/>
-              </w:rPr>
+            <w:r>
               <w:t>$1,804/yr</w:t>
             </w:r>
+            <w:r>
+              <w:rPr>
+                <w:rFonts w:ascii="Calibri" w:hAnsi="Calibri" w:eastAsia="Calibri" w:cs="Calibri"/>
+                <w:b w:val="0"/>
+                <w:sz w:val="18"/>
+              </w:rPr>
+            </w:r>
           </w:p>
         </w:tc>
         <w:tc>
@@ -9567,14 +9698,15 @@
             </w:tcMar>
           </w:tcPr>
           <w:p>
-            <w:r/>
-            <w:r>
-              <w:rPr>
-                <w:rFonts w:ascii="Calibri" w:hAnsi="Calibri" w:eastAsia="Calibri" w:cs="Calibri"/>
-                <w:b w:val="0"/>
-                <w:sz w:val="18"/>
-              </w:rPr>
+            <w:r>
               <w:t>6.3%</w:t>
+            </w:r>
+            <w:r>
+              <w:rPr>
+                <w:rFonts w:ascii="Calibri" w:hAnsi="Calibri" w:eastAsia="Calibri" w:cs="Calibri"/>
+                <w:b w:val="0"/>
+                <w:sz w:val="18"/>
+              </w:rPr>
             </w:r>
           </w:p>
         </w:tc>
@@ -9656,15 +9788,16 @@
             </w:tcMar>
           </w:tcPr>
           <w:p>
-            <w:r/>
-            <w:r>
-              <w:rPr>
-                <w:rFonts w:ascii="Calibri" w:hAnsi="Calibri" w:eastAsia="Calibri" w:cs="Calibri"/>
-                <w:b w:val="0"/>
-                <w:sz w:val="18"/>
-              </w:rPr>
+            <w:r>
               <w:t>490sh</w:t>
             </w:r>
+            <w:r>
+              <w:rPr>
+                <w:rFonts w:ascii="Calibri" w:hAnsi="Calibri" w:eastAsia="Calibri" w:cs="Calibri"/>
+                <w:b w:val="0"/>
+                <w:sz w:val="18"/>
+              </w:rPr>
+            </w:r>
           </w:p>
         </w:tc>
         <w:tc>
@@ -9685,15 +9818,16 @@
             </w:tcMar>
           </w:tcPr>
           <w:p>
-            <w:r/>
-            <w:r>
-              <w:rPr>
-                <w:rFonts w:ascii="Calibri" w:hAnsi="Calibri" w:eastAsia="Calibri" w:cs="Calibri"/>
-                <w:b w:val="0"/>
-                <w:sz w:val="18"/>
-              </w:rPr>
+            <w:r>
               <w:t>$1,274/yr</w:t>
             </w:r>
+            <w:r>
+              <w:rPr>
+                <w:rFonts w:ascii="Calibri" w:hAnsi="Calibri" w:eastAsia="Calibri" w:cs="Calibri"/>
+                <w:b w:val="0"/>
+                <w:sz w:val="18"/>
+              </w:rPr>
+            </w:r>
           </w:p>
         </w:tc>
         <w:tc>
@@ -9714,14 +9848,15 @@
             </w:tcMar>
           </w:tcPr>
           <w:p>
-            <w:r/>
-            <w:r>
-              <w:rPr>
-                <w:rFonts w:ascii="Calibri" w:hAnsi="Calibri" w:eastAsia="Calibri" w:cs="Calibri"/>
-                <w:b w:val="0"/>
-                <w:sz w:val="18"/>
-              </w:rPr>
+            <w:r>
               <w:t>6.3%</w:t>
+            </w:r>
+            <w:r>
+              <w:rPr>
+                <w:rFonts w:ascii="Calibri" w:hAnsi="Calibri" w:eastAsia="Calibri" w:cs="Calibri"/>
+                <w:b w:val="0"/>
+                <w:sz w:val="18"/>
+              </w:rPr>
             </w:r>
           </w:p>
         </w:tc>
@@ -9803,15 +9938,16 @@
             </w:tcMar>
           </w:tcPr>
           <w:p>
-            <w:r/>
-            <w:r>
-              <w:rPr>
-                <w:rFonts w:ascii="Calibri" w:hAnsi="Calibri" w:eastAsia="Calibri" w:cs="Calibri"/>
-                <w:b w:val="0"/>
-                <w:sz w:val="18"/>
-              </w:rPr>
+            <w:r>
               <w:t>1,300sh</w:t>
             </w:r>
+            <w:r>
+              <w:rPr>
+                <w:rFonts w:ascii="Calibri" w:hAnsi="Calibri" w:eastAsia="Calibri" w:cs="Calibri"/>
+                <w:b w:val="0"/>
+                <w:sz w:val="18"/>
+              </w:rPr>
+            </w:r>
           </w:p>
         </w:tc>
         <w:tc>
@@ -9832,15 +9968,16 @@
             </w:tcMar>
           </w:tcPr>
           <w:p>
-            <w:r/>
-            <w:r>
-              <w:rPr>
-                <w:rFonts w:ascii="Calibri" w:hAnsi="Calibri" w:eastAsia="Calibri" w:cs="Calibri"/>
-                <w:b w:val="0"/>
-                <w:sz w:val="18"/>
-              </w:rPr>
+            <w:r>
               <w:t>$2,841/yr</w:t>
             </w:r>
+            <w:r>
+              <w:rPr>
+                <w:rFonts w:ascii="Calibri" w:hAnsi="Calibri" w:eastAsia="Calibri" w:cs="Calibri"/>
+                <w:b w:val="0"/>
+                <w:sz w:val="18"/>
+              </w:rPr>
+            </w:r>
           </w:p>
         </w:tc>
         <w:tc>
@@ -9861,14 +9998,15 @@
             </w:tcMar>
           </w:tcPr>
           <w:p>
-            <w:r/>
-            <w:r>
-              <w:rPr>
-                <w:rFonts w:ascii="Calibri" w:hAnsi="Calibri" w:eastAsia="Calibri" w:cs="Calibri"/>
-                <w:b w:val="0"/>
-                <w:sz w:val="18"/>
-              </w:rPr>
+            <w:r>
               <w:t>21.5%</w:t>
+            </w:r>
+            <w:r>
+              <w:rPr>
+                <w:rFonts w:ascii="Calibri" w:hAnsi="Calibri" w:eastAsia="Calibri" w:cs="Calibri"/>
+                <w:b w:val="0"/>
+                <w:sz w:val="18"/>
+              </w:rPr>
             </w:r>
           </w:p>
         </w:tc>
@@ -9950,15 +10088,16 @@
             </w:tcMar>
           </w:tcPr>
           <w:p>
-            <w:r/>
-            <w:r>
-              <w:rPr>
-                <w:rFonts w:ascii="Calibri" w:hAnsi="Calibri" w:eastAsia="Calibri" w:cs="Calibri"/>
-                <w:b w:val="0"/>
-                <w:sz w:val="18"/>
-              </w:rPr>
+            <w:r>
               <w:t>295sh</w:t>
             </w:r>
+            <w:r>
+              <w:rPr>
+                <w:rFonts w:ascii="Calibri" w:hAnsi="Calibri" w:eastAsia="Calibri" w:cs="Calibri"/>
+                <w:b w:val="0"/>
+                <w:sz w:val="18"/>
+              </w:rPr>
+            </w:r>
           </w:p>
         </w:tc>
         <w:tc>
@@ -9979,15 +10118,16 @@
             </w:tcMar>
           </w:tcPr>
           <w:p>
-            <w:r/>
-            <w:r>
-              <w:rPr>
-                <w:rFonts w:ascii="Calibri" w:hAnsi="Calibri" w:eastAsia="Calibri" w:cs="Calibri"/>
-                <w:b w:val="0"/>
-                <w:sz w:val="18"/>
-              </w:rPr>
+            <w:r>
               <w:t>$1,298/yr</w:t>
             </w:r>
+            <w:r>
+              <w:rPr>
+                <w:rFonts w:ascii="Calibri" w:hAnsi="Calibri" w:eastAsia="Calibri" w:cs="Calibri"/>
+                <w:b w:val="0"/>
+                <w:sz w:val="18"/>
+              </w:rPr>
+            </w:r>
           </w:p>
         </w:tc>
         <w:tc>
@@ -10008,14 +10148,15 @@
             </w:tcMar>
           </w:tcPr>
           <w:p>
-            <w:r/>
-            <w:r>
-              <w:rPr>
-                <w:rFonts w:ascii="Calibri" w:hAnsi="Calibri" w:eastAsia="Calibri" w:cs="Calibri"/>
-                <w:b w:val="0"/>
-                <w:sz w:val="18"/>
-              </w:rPr>
+            <w:r>
               <w:t>7.6%</w:t>
+            </w:r>
+            <w:r>
+              <w:rPr>
+                <w:rFonts w:ascii="Calibri" w:hAnsi="Calibri" w:eastAsia="Calibri" w:cs="Calibri"/>
+                <w:b w:val="0"/>
+                <w:sz w:val="18"/>
+              </w:rPr>
             </w:r>
           </w:p>
         </w:tc>
@@ -10097,15 +10238,16 @@
             </w:tcMar>
           </w:tcPr>
           <w:p>
-            <w:r/>
-            <w:r>
-              <w:rPr>
-                <w:rFonts w:ascii="Calibri" w:hAnsi="Calibri" w:eastAsia="Calibri" w:cs="Calibri"/>
-                <w:b w:val="0"/>
-                <w:sz w:val="18"/>
-              </w:rPr>
+            <w:r>
               <w:t>2,705sh</w:t>
             </w:r>
+            <w:r>
+              <w:rPr>
+                <w:rFonts w:ascii="Calibri" w:hAnsi="Calibri" w:eastAsia="Calibri" w:cs="Calibri"/>
+                <w:b w:val="0"/>
+                <w:sz w:val="18"/>
+              </w:rPr>
+            </w:r>
           </w:p>
         </w:tc>
         <w:tc>
@@ -10126,15 +10268,16 @@
             </w:tcMar>
           </w:tcPr>
           <w:p>
-            <w:r/>
-            <w:r>
-              <w:rPr>
-                <w:rFonts w:ascii="Calibri" w:hAnsi="Calibri" w:eastAsia="Calibri" w:cs="Calibri"/>
-                <w:b w:val="0"/>
-                <w:sz w:val="18"/>
-              </w:rPr>
+            <w:r>
               <w:t>$2,029/yr</w:t>
             </w:r>
+            <w:r>
+              <w:rPr>
+                <w:rFonts w:ascii="Calibri" w:hAnsi="Calibri" w:eastAsia="Calibri" w:cs="Calibri"/>
+                <w:b w:val="0"/>
+                <w:sz w:val="18"/>
+              </w:rPr>
+            </w:r>
           </w:p>
         </w:tc>
         <w:tc>
@@ -10155,14 +10298,15 @@
             </w:tcMar>
           </w:tcPr>
           <w:p>
-            <w:r/>
-            <w:r>
-              <w:rPr>
-                <w:rFonts w:ascii="Calibri" w:hAnsi="Calibri" w:eastAsia="Calibri" w:cs="Calibri"/>
-                <w:b w:val="0"/>
-                <w:sz w:val="18"/>
-              </w:rPr>
+            <w:r>
               <w:t>9.8%</w:t>
+            </w:r>
+            <w:r>
+              <w:rPr>
+                <w:rFonts w:ascii="Calibri" w:hAnsi="Calibri" w:eastAsia="Calibri" w:cs="Calibri"/>
+                <w:b w:val="0"/>
+                <w:sz w:val="18"/>
+              </w:rPr>
             </w:r>
           </w:p>
         </w:tc>
@@ -10244,15 +10388,16 @@
             </w:tcMar>
           </w:tcPr>
           <w:p>
-            <w:r/>
-            <w:r>
-              <w:rPr>
-                <w:rFonts w:ascii="Calibri" w:hAnsi="Calibri" w:eastAsia="Calibri" w:cs="Calibri"/>
-                <w:b w:val="0"/>
-                <w:sz w:val="18"/>
-              </w:rPr>
+            <w:r>
               <w:t>1,005sh</w:t>
             </w:r>
+            <w:r>
+              <w:rPr>
+                <w:rFonts w:ascii="Calibri" w:hAnsi="Calibri" w:eastAsia="Calibri" w:cs="Calibri"/>
+                <w:b w:val="0"/>
+                <w:sz w:val="18"/>
+              </w:rPr>
+            </w:r>
           </w:p>
         </w:tc>
         <w:tc>
@@ -10273,15 +10418,16 @@
             </w:tcMar>
           </w:tcPr>
           <w:p>
-            <w:r/>
-            <w:r>
-              <w:rPr>
-                <w:rFonts w:ascii="Calibri" w:hAnsi="Calibri" w:eastAsia="Calibri" w:cs="Calibri"/>
-                <w:b w:val="0"/>
-                <w:sz w:val="18"/>
-              </w:rPr>
+            <w:r>
               <w:t>$1,610/yr</w:t>
             </w:r>
+            <w:r>
+              <w:rPr>
+                <w:rFonts w:ascii="Calibri" w:hAnsi="Calibri" w:eastAsia="Calibri" w:cs="Calibri"/>
+                <w:b w:val="0"/>
+                <w:sz w:val="18"/>
+              </w:rPr>
+            </w:r>
           </w:p>
         </w:tc>
         <w:tc>
@@ -10302,14 +10448,15 @@
             </w:tcMar>
           </w:tcPr>
           <w:p>
-            <w:r/>
-            <w:r>
-              <w:rPr>
-                <w:rFonts w:ascii="Calibri" w:hAnsi="Calibri" w:eastAsia="Calibri" w:cs="Calibri"/>
-                <w:b w:val="0"/>
-                <w:sz w:val="18"/>
-              </w:rPr>
+            <w:r>
               <w:t>12.9%</w:t>
+            </w:r>
+            <w:r>
+              <w:rPr>
+                <w:rFonts w:ascii="Calibri" w:hAnsi="Calibri" w:eastAsia="Calibri" w:cs="Calibri"/>
+                <w:b w:val="0"/>
+                <w:sz w:val="18"/>
+              </w:rPr>
             </w:r>
           </w:p>
         </w:tc>
@@ -10391,15 +10538,16 @@
             </w:tcMar>
           </w:tcPr>
           <w:p>
-            <w:r/>
-            <w:r>
-              <w:rPr>
-                <w:rFonts w:ascii="Calibri" w:hAnsi="Calibri" w:eastAsia="Calibri" w:cs="Calibri"/>
-                <w:b w:val="0"/>
-                <w:sz w:val="18"/>
-              </w:rPr>
+            <w:r>
               <w:t>1,235sh</w:t>
             </w:r>
+            <w:r>
+              <w:rPr>
+                <w:rFonts w:ascii="Calibri" w:hAnsi="Calibri" w:eastAsia="Calibri" w:cs="Calibri"/>
+                <w:b w:val="0"/>
+                <w:sz w:val="18"/>
+              </w:rPr>
+            </w:r>
           </w:p>
         </w:tc>
         <w:tc>
@@ -10420,15 +10568,16 @@
             </w:tcMar>
           </w:tcPr>
           <w:p>
-            <w:r/>
-            <w:r>
-              <w:rPr>
-                <w:rFonts w:ascii="Calibri" w:hAnsi="Calibri" w:eastAsia="Calibri" w:cs="Calibri"/>
-                <w:b w:val="0"/>
-                <w:sz w:val="18"/>
-              </w:rPr>
+            <w:r>
               <w:t>$1,895/yr</w:t>
             </w:r>
+            <w:r>
+              <w:rPr>
+                <w:rFonts w:ascii="Calibri" w:hAnsi="Calibri" w:eastAsia="Calibri" w:cs="Calibri"/>
+                <w:b w:val="0"/>
+                <w:sz w:val="18"/>
+              </w:rPr>
+            </w:r>
           </w:p>
         </w:tc>
         <w:tc>
@@ -10449,14 +10598,15 @@
             </w:tcMar>
           </w:tcPr>
           <w:p>
-            <w:r/>
-            <w:r>
-              <w:rPr>
-                <w:rFonts w:ascii="Calibri" w:hAnsi="Calibri" w:eastAsia="Calibri" w:cs="Calibri"/>
-                <w:b w:val="0"/>
-                <w:sz w:val="18"/>
-              </w:rPr>
+            <w:r>
               <w:t>12.0%</w:t>
+            </w:r>
+            <w:r>
+              <w:rPr>
+                <w:rFonts w:ascii="Calibri" w:hAnsi="Calibri" w:eastAsia="Calibri" w:cs="Calibri"/>
+                <w:b w:val="0"/>
+                <w:sz w:val="18"/>
+              </w:rPr>
             </w:r>
           </w:p>
         </w:tc>
@@ -10538,15 +10688,16 @@
             </w:tcMar>
           </w:tcPr>
           <w:p>
-            <w:r/>
-            <w:r>
-              <w:rPr>
-                <w:rFonts w:ascii="Calibri" w:hAnsi="Calibri" w:eastAsia="Calibri" w:cs="Calibri"/>
-                <w:b w:val="0"/>
-                <w:sz w:val="18"/>
-              </w:rPr>
+            <w:r>
               <w:t>1,460sh</w:t>
             </w:r>
+            <w:r>
+              <w:rPr>
+                <w:rFonts w:ascii="Calibri" w:hAnsi="Calibri" w:eastAsia="Calibri" w:cs="Calibri"/>
+                <w:b w:val="0"/>
+                <w:sz w:val="18"/>
+              </w:rPr>
+            </w:r>
           </w:p>
         </w:tc>
         <w:tc>
@@ -10567,15 +10718,16 @@
             </w:tcMar>
           </w:tcPr>
           <w:p>
-            <w:r/>
-            <w:r>
-              <w:rPr>
-                <w:rFonts w:ascii="Calibri" w:hAnsi="Calibri" w:eastAsia="Calibri" w:cs="Calibri"/>
-                <w:b w:val="0"/>
-                <w:sz w:val="18"/>
-              </w:rPr>
+            <w:r>
               <w:t>$3,022/yr</w:t>
             </w:r>
+            <w:r>
+              <w:rPr>
+                <w:rFonts w:ascii="Calibri" w:hAnsi="Calibri" w:eastAsia="Calibri" w:cs="Calibri"/>
+                <w:b w:val="0"/>
+                <w:sz w:val="18"/>
+              </w:rPr>
+            </w:r>
           </w:p>
         </w:tc>
         <w:tc>
@@ -10596,14 +10748,15 @@
             </w:tcMar>
           </w:tcPr>
           <w:p>
-            <w:r/>
-            <w:r>
-              <w:rPr>
-                <w:rFonts w:ascii="Calibri" w:hAnsi="Calibri" w:eastAsia="Calibri" w:cs="Calibri"/>
-                <w:b w:val="0"/>
-                <w:sz w:val="18"/>
-              </w:rPr>
+            <w:r>
               <w:t>9.9%</w:t>
+            </w:r>
+            <w:r>
+              <w:rPr>
+                <w:rFonts w:ascii="Calibri" w:hAnsi="Calibri" w:eastAsia="Calibri" w:cs="Calibri"/>
+                <w:b w:val="0"/>
+                <w:sz w:val="18"/>
+              </w:rPr>
             </w:r>
           </w:p>
         </w:tc>
@@ -10685,15 +10838,16 @@
             </w:tcMar>
           </w:tcPr>
           <w:p>
-            <w:r/>
-            <w:r>
-              <w:rPr>
-                <w:rFonts w:ascii="Calibri" w:hAnsi="Calibri" w:eastAsia="Calibri" w:cs="Calibri"/>
-                <w:b w:val="0"/>
-                <w:sz w:val="18"/>
-              </w:rPr>
+            <w:r>
               <w:t>1,113sh</w:t>
             </w:r>
+            <w:r>
+              <w:rPr>
+                <w:rFonts w:ascii="Calibri" w:hAnsi="Calibri" w:eastAsia="Calibri" w:cs="Calibri"/>
+                <w:b w:val="0"/>
+                <w:sz w:val="18"/>
+              </w:rPr>
+            </w:r>
           </w:p>
         </w:tc>
         <w:tc>
@@ -10714,15 +10868,16 @@
             </w:tcMar>
           </w:tcPr>
           <w:p>
-            <w:r/>
-            <w:r>
-              <w:rPr>
-                <w:rFonts w:ascii="Calibri" w:hAnsi="Calibri" w:eastAsia="Calibri" w:cs="Calibri"/>
-                <w:b w:val="0"/>
-                <w:sz w:val="18"/>
-              </w:rPr>
+            <w:r>
               <w:t>$2,404/yr</w:t>
             </w:r>
+            <w:r>
+              <w:rPr>
+                <w:rFonts w:ascii="Calibri" w:hAnsi="Calibri" w:eastAsia="Calibri" w:cs="Calibri"/>
+                <w:b w:val="0"/>
+                <w:sz w:val="18"/>
+              </w:rPr>
+            </w:r>
           </w:p>
         </w:tc>
         <w:tc>
@@ -10743,14 +10898,15 @@
             </w:tcMar>
           </w:tcPr>
           <w:p>
-            <w:r/>
-            <w:r>
-              <w:rPr>
-                <w:rFonts w:ascii="Calibri" w:hAnsi="Calibri" w:eastAsia="Calibri" w:cs="Calibri"/>
-                <w:b w:val="0"/>
-                <w:sz w:val="18"/>
-              </w:rPr>
+            <w:r>
               <w:t>11.1%</w:t>
+            </w:r>
+            <w:r>
+              <w:rPr>
+                <w:rFonts w:ascii="Calibri" w:hAnsi="Calibri" w:eastAsia="Calibri" w:cs="Calibri"/>
+                <w:b w:val="0"/>
+                <w:sz w:val="18"/>
+              </w:rPr>
             </w:r>
           </w:p>
         </w:tc>
@@ -10832,15 +10988,16 @@
             </w:tcMar>
           </w:tcPr>
           <w:p>
-            <w:r/>
-            <w:r>
-              <w:rPr>
-                <w:rFonts w:ascii="Calibri" w:hAnsi="Calibri" w:eastAsia="Calibri" w:cs="Calibri"/>
-                <w:b w:val="0"/>
-                <w:sz w:val="18"/>
-              </w:rPr>
+            <w:r>
               <w:t>422sh</w:t>
             </w:r>
+            <w:r>
+              <w:rPr>
+                <w:rFonts w:ascii="Calibri" w:hAnsi="Calibri" w:eastAsia="Calibri" w:cs="Calibri"/>
+                <w:b w:val="0"/>
+                <w:sz w:val="18"/>
+              </w:rPr>
+            </w:r>
           </w:p>
         </w:tc>
         <w:tc>
@@ -10861,15 +11018,16 @@
             </w:tcMar>
           </w:tcPr>
           <w:p>
-            <w:r/>
-            <w:r>
-              <w:rPr>
-                <w:rFonts w:ascii="Calibri" w:hAnsi="Calibri" w:eastAsia="Calibri" w:cs="Calibri"/>
-                <w:b w:val="0"/>
-                <w:sz w:val="18"/>
-              </w:rPr>
+            <w:r>
               <w:t>$1,063/yr</w:t>
             </w:r>
+            <w:r>
+              <w:rPr>
+                <w:rFonts w:ascii="Calibri" w:hAnsi="Calibri" w:eastAsia="Calibri" w:cs="Calibri"/>
+                <w:b w:val="0"/>
+                <w:sz w:val="18"/>
+              </w:rPr>
+            </w:r>
           </w:p>
         </w:tc>
         <w:tc>
@@ -10890,14 +11048,15 @@
             </w:tcMar>
           </w:tcPr>
           <w:p>
-            <w:r/>
-            <w:r>
-              <w:rPr>
-                <w:rFonts w:ascii="Calibri" w:hAnsi="Calibri" w:eastAsia="Calibri" w:cs="Calibri"/>
-                <w:b w:val="0"/>
-                <w:sz w:val="18"/>
-              </w:rPr>
+            <w:r>
               <w:t>6.4%</w:t>
+            </w:r>
+            <w:r>
+              <w:rPr>
+                <w:rFonts w:ascii="Calibri" w:hAnsi="Calibri" w:eastAsia="Calibri" w:cs="Calibri"/>
+                <w:b w:val="0"/>
+                <w:sz w:val="18"/>
+              </w:rPr>
             </w:r>
           </w:p>
         </w:tc>
@@ -11008,14 +11167,15 @@
             </w:tcMar>
           </w:tcPr>
           <w:p>
-            <w:r/>
+            <w:r>
+              <w:t>$26,702/yr</w:t>
+            </w:r>
             <w:r>
               <w:rPr>
                 <w:rFonts w:ascii="Calibri" w:hAnsi="Calibri" w:eastAsia="Calibri" w:cs="Calibri"/>
                 <w:b/>
                 <w:sz w:val="18"/>
               </w:rPr>
-              <w:t>$26,702/yr</w:t>
             </w:r>
           </w:p>
         </w:tc>
@@ -11350,15 +11510,16 @@
             </w:tcMar>
           </w:tcPr>
           <w:p>
-            <w:r/>
-            <w:r>
-              <w:rPr>
-                <w:rFonts w:ascii="Calibri" w:hAnsi="Calibri" w:eastAsia="Calibri" w:cs="Calibri"/>
-                <w:b w:val="0"/>
-                <w:sz w:val="18"/>
-              </w:rPr>
+            <w:r>
               <w:t>1,640sh</w:t>
             </w:r>
+            <w:r>
+              <w:rPr>
+                <w:rFonts w:ascii="Calibri" w:hAnsi="Calibri" w:eastAsia="Calibri" w:cs="Calibri"/>
+                <w:b w:val="0"/>
+                <w:sz w:val="18"/>
+              </w:rPr>
+            </w:r>
           </w:p>
         </w:tc>
         <w:tc>
@@ -11379,15 +11540,16 @@
             </w:tcMar>
           </w:tcPr>
           <w:p>
-            <w:r/>
-            <w:r>
-              <w:rPr>
-                <w:rFonts w:ascii="Calibri" w:hAnsi="Calibri" w:eastAsia="Calibri" w:cs="Calibri"/>
-                <w:b w:val="0"/>
-                <w:sz w:val="18"/>
-              </w:rPr>
+            <w:r>
               <w:t>$2,066/yr</w:t>
             </w:r>
+            <w:r>
+              <w:rPr>
+                <w:rFonts w:ascii="Calibri" w:hAnsi="Calibri" w:eastAsia="Calibri" w:cs="Calibri"/>
+                <w:b w:val="0"/>
+                <w:sz w:val="18"/>
+              </w:rPr>
+            </w:r>
           </w:p>
         </w:tc>
         <w:tc>
@@ -11408,14 +11570,15 @@
             </w:tcMar>
           </w:tcPr>
           <w:p>
-            <w:r/>
-            <w:r>
-              <w:rPr>
-                <w:rFonts w:ascii="Calibri" w:hAnsi="Calibri" w:eastAsia="Calibri" w:cs="Calibri"/>
-                <w:b w:val="0"/>
-                <w:sz w:val="18"/>
-              </w:rPr>
+            <w:r>
               <w:t>10.8%</w:t>
+            </w:r>
+            <w:r>
+              <w:rPr>
+                <w:rFonts w:ascii="Calibri" w:hAnsi="Calibri" w:eastAsia="Calibri" w:cs="Calibri"/>
+                <w:b w:val="0"/>
+                <w:sz w:val="18"/>
+              </w:rPr>
             </w:r>
           </w:p>
         </w:tc>
@@ -11497,15 +11660,16 @@
             </w:tcMar>
           </w:tcPr>
           <w:p>
-            <w:r/>
-            <w:r>
-              <w:rPr>
-                <w:rFonts w:ascii="Calibri" w:hAnsi="Calibri" w:eastAsia="Calibri" w:cs="Calibri"/>
-                <w:b w:val="0"/>
-                <w:sz w:val="18"/>
-              </w:rPr>
+            <w:r>
               <w:t>227sh</w:t>
             </w:r>
+            <w:r>
+              <w:rPr>
+                <w:rFonts w:ascii="Calibri" w:hAnsi="Calibri" w:eastAsia="Calibri" w:cs="Calibri"/>
+                <w:b w:val="0"/>
+                <w:sz w:val="18"/>
+              </w:rPr>
+            </w:r>
           </w:p>
         </w:tc>
         <w:tc>
@@ -11526,15 +11690,16 @@
             </w:tcMar>
           </w:tcPr>
           <w:p>
-            <w:r/>
-            <w:r>
-              <w:rPr>
-                <w:rFonts w:ascii="Calibri" w:hAnsi="Calibri" w:eastAsia="Calibri" w:cs="Calibri"/>
-                <w:b w:val="0"/>
-                <w:sz w:val="18"/>
-              </w:rPr>
+            <w:r>
               <w:t>$1,920/yr</w:t>
             </w:r>
+            <w:r>
+              <w:rPr>
+                <w:rFonts w:ascii="Calibri" w:hAnsi="Calibri" w:eastAsia="Calibri" w:cs="Calibri"/>
+                <w:b w:val="0"/>
+                <w:sz w:val="18"/>
+              </w:rPr>
+            </w:r>
           </w:p>
         </w:tc>
         <w:tc>
@@ -11555,14 +11720,15 @@
             </w:tcMar>
           </w:tcPr>
           <w:p>
-            <w:r/>
-            <w:r>
-              <w:rPr>
-                <w:rFonts w:ascii="Calibri" w:hAnsi="Calibri" w:eastAsia="Calibri" w:cs="Calibri"/>
-                <w:b w:val="0"/>
-                <w:sz w:val="18"/>
-              </w:rPr>
+            <w:r>
               <w:t>14.1%</w:t>
+            </w:r>
+            <w:r>
+              <w:rPr>
+                <w:rFonts w:ascii="Calibri" w:hAnsi="Calibri" w:eastAsia="Calibri" w:cs="Calibri"/>
+                <w:b w:val="0"/>
+                <w:sz w:val="18"/>
+              </w:rPr>
             </w:r>
           </w:p>
         </w:tc>
@@ -11644,15 +11810,16 @@
             </w:tcMar>
           </w:tcPr>
           <w:p>
-            <w:r/>
-            <w:r>
-              <w:rPr>
-                <w:rFonts w:ascii="Calibri" w:hAnsi="Calibri" w:eastAsia="Calibri" w:cs="Calibri"/>
-                <w:b w:val="0"/>
-                <w:sz w:val="18"/>
-              </w:rPr>
+            <w:r>
               <w:t>920sh</w:t>
             </w:r>
+            <w:r>
+              <w:rPr>
+                <w:rFonts w:ascii="Calibri" w:hAnsi="Calibri" w:eastAsia="Calibri" w:cs="Calibri"/>
+                <w:b w:val="0"/>
+                <w:sz w:val="18"/>
+              </w:rPr>
+            </w:r>
           </w:p>
         </w:tc>
         <w:tc>
@@ -11673,15 +11840,16 @@
             </w:tcMar>
           </w:tcPr>
           <w:p>
-            <w:r/>
-            <w:r>
-              <w:rPr>
-                <w:rFonts w:ascii="Calibri" w:hAnsi="Calibri" w:eastAsia="Calibri" w:cs="Calibri"/>
-                <w:b w:val="0"/>
-                <w:sz w:val="18"/>
-              </w:rPr>
+            <w:r>
               <w:t>$2,434/yr</w:t>
             </w:r>
+            <w:r>
+              <w:rPr>
+                <w:rFonts w:ascii="Calibri" w:hAnsi="Calibri" w:eastAsia="Calibri" w:cs="Calibri"/>
+                <w:b w:val="0"/>
+                <w:sz w:val="18"/>
+              </w:rPr>
+            </w:r>
           </w:p>
         </w:tc>
         <w:tc>
@@ -11702,14 +11870,15 @@
             </w:tcMar>
           </w:tcPr>
           <w:p>
-            <w:r/>
-            <w:r>
-              <w:rPr>
-                <w:rFonts w:ascii="Calibri" w:hAnsi="Calibri" w:eastAsia="Calibri" w:cs="Calibri"/>
-                <w:b w:val="0"/>
-                <w:sz w:val="18"/>
-              </w:rPr>
+            <w:r>
               <w:t>17.5%</w:t>
+            </w:r>
+            <w:r>
+              <w:rPr>
+                <w:rFonts w:ascii="Calibri" w:hAnsi="Calibri" w:eastAsia="Calibri" w:cs="Calibri"/>
+                <w:b w:val="0"/>
+                <w:sz w:val="18"/>
+              </w:rPr>
             </w:r>
           </w:p>
         </w:tc>
@@ -11820,14 +11989,15 @@
             </w:tcMar>
           </w:tcPr>
           <w:p>
-            <w:r/>
+            <w:r>
+              <w:t>$6,421/yr</w:t>
+            </w:r>
             <w:r>
               <w:rPr>
                 <w:rFonts w:ascii="Calibri" w:hAnsi="Calibri" w:eastAsia="Calibri" w:cs="Calibri"/>
                 <w:b/>
                 <w:sz w:val="18"/>
               </w:rPr>
-              <w:t>$6,421/yr</w:t>
             </w:r>
           </w:p>
         </w:tc>
@@ -12145,15 +12315,16 @@
             </w:tcMar>
           </w:tcPr>
           <w:p>
-            <w:r/>
-            <w:r>
-              <w:rPr>
-                <w:rFonts w:ascii="Calibri" w:hAnsi="Calibri" w:eastAsia="Calibri" w:cs="Calibri"/>
-                <w:b w:val="0"/>
-                <w:sz w:val="18"/>
-              </w:rPr>
+            <w:r>
               <w:t>347sh</w:t>
             </w:r>
+            <w:r>
+              <w:rPr>
+                <w:rFonts w:ascii="Calibri" w:hAnsi="Calibri" w:eastAsia="Calibri" w:cs="Calibri"/>
+                <w:b w:val="0"/>
+                <w:sz w:val="18"/>
+              </w:rPr>
+            </w:r>
           </w:p>
         </w:tc>
         <w:tc>
@@ -12174,15 +12345,16 @@
             </w:tcMar>
           </w:tcPr>
           <w:p>
-            <w:r/>
-            <w:r>
-              <w:rPr>
-                <w:rFonts w:ascii="Calibri" w:hAnsi="Calibri" w:eastAsia="Calibri" w:cs="Calibri"/>
-                <w:b w:val="0"/>
-                <w:sz w:val="18"/>
-              </w:rPr>
+            <w:r>
               <w:t>$918/yr</w:t>
             </w:r>
+            <w:r>
+              <w:rPr>
+                <w:rFonts w:ascii="Calibri" w:hAnsi="Calibri" w:eastAsia="Calibri" w:cs="Calibri"/>
+                <w:b w:val="0"/>
+                <w:sz w:val="18"/>
+              </w:rPr>
+            </w:r>
           </w:p>
         </w:tc>
         <w:tc>
@@ -12203,14 +12375,15 @@
             </w:tcMar>
           </w:tcPr>
           <w:p>
-            <w:r/>
-            <w:r>
-              <w:rPr>
-                <w:rFonts w:ascii="Calibri" w:hAnsi="Calibri" w:eastAsia="Calibri" w:cs="Calibri"/>
-                <w:b w:val="0"/>
-                <w:sz w:val="18"/>
-              </w:rPr>
+            <w:r>
               <w:t>17.5%</w:t>
+            </w:r>
+            <w:r>
+              <w:rPr>
+                <w:rFonts w:ascii="Calibri" w:hAnsi="Calibri" w:eastAsia="Calibri" w:cs="Calibri"/>
+                <w:b w:val="0"/>
+                <w:sz w:val="18"/>
+              </w:rPr>
             </w:r>
           </w:p>
         </w:tc>
@@ -12321,14 +12494,15 @@
             </w:tcMar>
           </w:tcPr>
           <w:p>
-            <w:r/>
+            <w:r>
+              <w:t>$918/yr</w:t>
+            </w:r>
             <w:r>
               <w:rPr>
                 <w:rFonts w:ascii="Calibri" w:hAnsi="Calibri" w:eastAsia="Calibri" w:cs="Calibri"/>
                 <w:b/>
                 <w:sz w:val="18"/>
               </w:rPr>
-              <w:t>$918/yr</w:t>
             </w:r>
           </w:p>
         </w:tc>
@@ -12678,15 +12852,16 @@
             </w:tcMar>
           </w:tcPr>
           <w:p>
-            <w:r/>
-            <w:r>
-              <w:rPr>
-                <w:rFonts w:ascii="Calibri" w:hAnsi="Calibri" w:eastAsia="Calibri" w:cs="Calibri"/>
-                <w:b w:val="0"/>
-                <w:sz w:val="18"/>
-              </w:rPr>
+            <w:r>
               <w:t>385sh</w:t>
             </w:r>
+            <w:r>
+              <w:rPr>
+                <w:rFonts w:ascii="Calibri" w:hAnsi="Calibri" w:eastAsia="Calibri" w:cs="Calibri"/>
+                <w:b w:val="0"/>
+                <w:sz w:val="18"/>
+              </w:rPr>
+            </w:r>
           </w:p>
         </w:tc>
         <w:tc>
@@ -12707,15 +12882,16 @@
             </w:tcMar>
           </w:tcPr>
           <w:p>
-            <w:r/>
-            <w:r>
-              <w:rPr>
-                <w:rFonts w:ascii="Calibri" w:hAnsi="Calibri" w:eastAsia="Calibri" w:cs="Calibri"/>
-                <w:b w:val="0"/>
-                <w:sz w:val="18"/>
-              </w:rPr>
+            <w:r>
               <w:t>$862/yr</w:t>
             </w:r>
+            <w:r>
+              <w:rPr>
+                <w:rFonts w:ascii="Calibri" w:hAnsi="Calibri" w:eastAsia="Calibri" w:cs="Calibri"/>
+                <w:b w:val="0"/>
+                <w:sz w:val="18"/>
+              </w:rPr>
+            </w:r>
           </w:p>
         </w:tc>
         <w:tc>
@@ -12736,14 +12912,15 @@
             </w:tcMar>
           </w:tcPr>
           <w:p>
-            <w:r/>
-            <w:r>
-              <w:rPr>
-                <w:rFonts w:ascii="Calibri" w:hAnsi="Calibri" w:eastAsia="Calibri" w:cs="Calibri"/>
-                <w:b w:val="0"/>
-                <w:sz w:val="18"/>
-              </w:rPr>
+            <w:r>
               <w:t>5.8%</w:t>
+            </w:r>
+            <w:r>
+              <w:rPr>
+                <w:rFonts w:ascii="Calibri" w:hAnsi="Calibri" w:eastAsia="Calibri" w:cs="Calibri"/>
+                <w:b w:val="0"/>
+                <w:sz w:val="18"/>
+              </w:rPr>
             </w:r>
           </w:p>
         </w:tc>
@@ -12825,15 +13002,16 @@
             </w:tcMar>
           </w:tcPr>
           <w:p>
-            <w:r/>
-            <w:r>
-              <w:rPr>
-                <w:rFonts w:ascii="Calibri" w:hAnsi="Calibri" w:eastAsia="Calibri" w:cs="Calibri"/>
-                <w:b w:val="0"/>
-                <w:sz w:val="18"/>
-              </w:rPr>
+            <w:r>
               <w:t>3,099.512sh</w:t>
             </w:r>
+            <w:r>
+              <w:rPr>
+                <w:rFonts w:ascii="Calibri" w:hAnsi="Calibri" w:eastAsia="Calibri" w:cs="Calibri"/>
+                <w:b w:val="0"/>
+                <w:sz w:val="18"/>
+              </w:rPr>
+            </w:r>
           </w:p>
         </w:tc>
         <w:tc>
@@ -12854,15 +13032,16 @@
             </w:tcMar>
           </w:tcPr>
           <w:p>
-            <w:r/>
-            <w:r>
-              <w:rPr>
-                <w:rFonts w:ascii="Calibri" w:hAnsi="Calibri" w:eastAsia="Calibri" w:cs="Calibri"/>
-                <w:b w:val="0"/>
-                <w:sz w:val="18"/>
-              </w:rPr>
+            <w:r>
               <w:t>$1,147/yr</w:t>
             </w:r>
+            <w:r>
+              <w:rPr>
+                <w:rFonts w:ascii="Calibri" w:hAnsi="Calibri" w:eastAsia="Calibri" w:cs="Calibri"/>
+                <w:b w:val="0"/>
+                <w:sz w:val="18"/>
+              </w:rPr>
+            </w:r>
           </w:p>
         </w:tc>
         <w:tc>
@@ -12883,14 +13062,15 @@
             </w:tcMar>
           </w:tcPr>
           <w:p>
-            <w:r/>
-            <w:r>
-              <w:rPr>
-                <w:rFonts w:ascii="Calibri" w:hAnsi="Calibri" w:eastAsia="Calibri" w:cs="Calibri"/>
-                <w:b w:val="0"/>
-                <w:sz w:val="18"/>
-              </w:rPr>
+            <w:r>
               <w:t>3.7%</w:t>
+            </w:r>
+            <w:r>
+              <w:rPr>
+                <w:rFonts w:ascii="Calibri" w:hAnsi="Calibri" w:eastAsia="Calibri" w:cs="Calibri"/>
+                <w:b w:val="0"/>
+                <w:sz w:val="18"/>
+              </w:rPr>
             </w:r>
           </w:p>
         </w:tc>
@@ -12972,15 +13152,16 @@
             </w:tcMar>
           </w:tcPr>
           <w:p>
-            <w:r/>
-            <w:r>
-              <w:rPr>
-                <w:rFonts w:ascii="Calibri" w:hAnsi="Calibri" w:eastAsia="Calibri" w:cs="Calibri"/>
-                <w:b w:val="0"/>
-                <w:sz w:val="18"/>
-              </w:rPr>
+            <w:r>
               <w:t>95sh</w:t>
             </w:r>
+            <w:r>
+              <w:rPr>
+                <w:rFonts w:ascii="Calibri" w:hAnsi="Calibri" w:eastAsia="Calibri" w:cs="Calibri"/>
+                <w:b w:val="0"/>
+                <w:sz w:val="18"/>
+              </w:rPr>
+            </w:r>
           </w:p>
         </w:tc>
         <w:tc>
@@ -13001,15 +13182,16 @@
             </w:tcMar>
           </w:tcPr>
           <w:p>
-            <w:r/>
-            <w:r>
-              <w:rPr>
-                <w:rFonts w:ascii="Calibri" w:hAnsi="Calibri" w:eastAsia="Calibri" w:cs="Calibri"/>
-                <w:b w:val="0"/>
-                <w:sz w:val="18"/>
-              </w:rPr>
+            <w:r>
               <w:t>$190/yr</w:t>
             </w:r>
+            <w:r>
+              <w:rPr>
+                <w:rFonts w:ascii="Calibri" w:hAnsi="Calibri" w:eastAsia="Calibri" w:cs="Calibri"/>
+                <w:b w:val="0"/>
+                <w:sz w:val="18"/>
+              </w:rPr>
+            </w:r>
           </w:p>
         </w:tc>
         <w:tc>
@@ -13030,14 +13212,15 @@
             </w:tcMar>
           </w:tcPr>
           <w:p>
-            <w:r/>
-            <w:r>
-              <w:rPr>
-                <w:rFonts w:ascii="Calibri" w:hAnsi="Calibri" w:eastAsia="Calibri" w:cs="Calibri"/>
-                <w:b w:val="0"/>
-                <w:sz w:val="18"/>
-              </w:rPr>
+            <w:r>
               <w:t>1.4%</w:t>
+            </w:r>
+            <w:r>
+              <w:rPr>
+                <w:rFonts w:ascii="Calibri" w:hAnsi="Calibri" w:eastAsia="Calibri" w:cs="Calibri"/>
+                <w:b w:val="0"/>
+                <w:sz w:val="18"/>
+              </w:rPr>
             </w:r>
           </w:p>
         </w:tc>
@@ -13148,14 +13331,15 @@
             </w:tcMar>
           </w:tcPr>
           <w:p>
-            <w:r/>
+            <w:r>
+              <w:t>$2,199/yr</w:t>
+            </w:r>
             <w:r>
               <w:rPr>
                 <w:rFonts w:ascii="Calibri" w:hAnsi="Calibri" w:eastAsia="Calibri" w:cs="Calibri"/>
                 <w:b/>
                 <w:sz w:val="18"/>
               </w:rPr>
-              <w:t>$2,199/yr</w:t>
             </w:r>
           </w:p>
         </w:tc>
@@ -13502,15 +13686,16 @@
             </w:tcMar>
           </w:tcPr>
           <w:p>
-            <w:r/>
-            <w:r>
-              <w:rPr>
-                <w:rFonts w:ascii="Calibri" w:hAnsi="Calibri" w:eastAsia="Calibri" w:cs="Calibri"/>
-                <w:b w:val="0"/>
-                <w:sz w:val="18"/>
-              </w:rPr>
+            <w:r>
               <w:t>920sh</w:t>
             </w:r>
+            <w:r>
+              <w:rPr>
+                <w:rFonts w:ascii="Calibri" w:hAnsi="Calibri" w:eastAsia="Calibri" w:cs="Calibri"/>
+                <w:b w:val="0"/>
+                <w:sz w:val="18"/>
+              </w:rPr>
+            </w:r>
           </w:p>
         </w:tc>
         <w:tc>
@@ -13531,15 +13716,16 @@
             </w:tcMar>
           </w:tcPr>
           <w:p>
-            <w:r/>
-            <w:r>
-              <w:rPr>
-                <w:rFonts w:ascii="Calibri" w:hAnsi="Calibri" w:eastAsia="Calibri" w:cs="Calibri"/>
-                <w:b w:val="0"/>
-                <w:sz w:val="18"/>
-              </w:rPr>
+            <w:r>
               <w:t>$2,434/yr</w:t>
             </w:r>
+            <w:r>
+              <w:rPr>
+                <w:rFonts w:ascii="Calibri" w:hAnsi="Calibri" w:eastAsia="Calibri" w:cs="Calibri"/>
+                <w:b w:val="0"/>
+                <w:sz w:val="18"/>
+              </w:rPr>
+            </w:r>
           </w:p>
         </w:tc>
         <w:tc>
@@ -13560,14 +13746,15 @@
             </w:tcMar>
           </w:tcPr>
           <w:p>
-            <w:r/>
-            <w:r>
-              <w:rPr>
-                <w:rFonts w:ascii="Calibri" w:hAnsi="Calibri" w:eastAsia="Calibri" w:cs="Calibri"/>
-                <w:b w:val="0"/>
-                <w:sz w:val="18"/>
-              </w:rPr>
+            <w:r>
               <w:t>17.5%</w:t>
+            </w:r>
+            <w:r>
+              <w:rPr>
+                <w:rFonts w:ascii="Calibri" w:hAnsi="Calibri" w:eastAsia="Calibri" w:cs="Calibri"/>
+                <w:b w:val="0"/>
+                <w:sz w:val="18"/>
+              </w:rPr>
             </w:r>
           </w:p>
         </w:tc>
@@ -13649,15 +13836,16 @@
             </w:tcMar>
           </w:tcPr>
           <w:p>
-            <w:r/>
-            <w:r>
-              <w:rPr>
-                <w:rFonts w:ascii="Calibri" w:hAnsi="Calibri" w:eastAsia="Calibri" w:cs="Calibri"/>
-                <w:b w:val="0"/>
-                <w:sz w:val="18"/>
-              </w:rPr>
+            <w:r>
               <w:t>347sh</w:t>
             </w:r>
+            <w:r>
+              <w:rPr>
+                <w:rFonts w:ascii="Calibri" w:hAnsi="Calibri" w:eastAsia="Calibri" w:cs="Calibri"/>
+                <w:b w:val="0"/>
+                <w:sz w:val="18"/>
+              </w:rPr>
+            </w:r>
           </w:p>
         </w:tc>
         <w:tc>
@@ -13678,15 +13866,16 @@
             </w:tcMar>
           </w:tcPr>
           <w:p>
-            <w:r/>
-            <w:r>
-              <w:rPr>
-                <w:rFonts w:ascii="Calibri" w:hAnsi="Calibri" w:eastAsia="Calibri" w:cs="Calibri"/>
-                <w:b w:val="0"/>
-                <w:sz w:val="18"/>
-              </w:rPr>
+            <w:r>
               <w:t>$918/yr</w:t>
             </w:r>
+            <w:r>
+              <w:rPr>
+                <w:rFonts w:ascii="Calibri" w:hAnsi="Calibri" w:eastAsia="Calibri" w:cs="Calibri"/>
+                <w:b w:val="0"/>
+                <w:sz w:val="18"/>
+              </w:rPr>
+            </w:r>
           </w:p>
         </w:tc>
         <w:tc>
@@ -13707,14 +13896,15 @@
             </w:tcMar>
           </w:tcPr>
           <w:p>
-            <w:r/>
-            <w:r>
-              <w:rPr>
-                <w:rFonts w:ascii="Calibri" w:hAnsi="Calibri" w:eastAsia="Calibri" w:cs="Calibri"/>
-                <w:b w:val="0"/>
-                <w:sz w:val="18"/>
-              </w:rPr>
+            <w:r>
               <w:t>17.5%</w:t>
+            </w:r>
+            <w:r>
+              <w:rPr>
+                <w:rFonts w:ascii="Calibri" w:hAnsi="Calibri" w:eastAsia="Calibri" w:cs="Calibri"/>
+                <w:b w:val="0"/>
+                <w:sz w:val="18"/>
+              </w:rPr>
             </w:r>
           </w:p>
         </w:tc>
@@ -13796,15 +13986,16 @@
             </w:tcMar>
           </w:tcPr>
           <w:p>
-            <w:r/>
-            <w:r>
-              <w:rPr>
-                <w:rFonts w:ascii="Calibri" w:hAnsi="Calibri" w:eastAsia="Calibri" w:cs="Calibri"/>
-                <w:b w:val="0"/>
-                <w:sz w:val="18"/>
-              </w:rPr>
+            <w:r>
               <w:t>1,500sh</w:t>
             </w:r>
+            <w:r>
+              <w:rPr>
+                <w:rFonts w:ascii="Calibri" w:hAnsi="Calibri" w:eastAsia="Calibri" w:cs="Calibri"/>
+                <w:b w:val="0"/>
+                <w:sz w:val="18"/>
+              </w:rPr>
+            </w:r>
           </w:p>
         </w:tc>
         <w:tc>
@@ -13825,15 +14016,16 @@
             </w:tcMar>
           </w:tcPr>
           <w:p>
-            <w:r/>
-            <w:r>
-              <w:rPr>
-                <w:rFonts w:ascii="Calibri" w:hAnsi="Calibri" w:eastAsia="Calibri" w:cs="Calibri"/>
-                <w:b w:val="0"/>
-                <w:sz w:val="18"/>
-              </w:rPr>
+            <w:r>
               <w:t>$2,302/yr</w:t>
             </w:r>
+            <w:r>
+              <w:rPr>
+                <w:rFonts w:ascii="Calibri" w:hAnsi="Calibri" w:eastAsia="Calibri" w:cs="Calibri"/>
+                <w:b w:val="0"/>
+                <w:sz w:val="18"/>
+              </w:rPr>
+            </w:r>
           </w:p>
         </w:tc>
         <w:tc>
@@ -13854,14 +14046,15 @@
             </w:tcMar>
           </w:tcPr>
           <w:p>
-            <w:r/>
-            <w:r>
-              <w:rPr>
-                <w:rFonts w:ascii="Calibri" w:hAnsi="Calibri" w:eastAsia="Calibri" w:cs="Calibri"/>
-                <w:b w:val="0"/>
-                <w:sz w:val="18"/>
-              </w:rPr>
+            <w:r>
               <w:t>12.0%</w:t>
+            </w:r>
+            <w:r>
+              <w:rPr>
+                <w:rFonts w:ascii="Calibri" w:hAnsi="Calibri" w:eastAsia="Calibri" w:cs="Calibri"/>
+                <w:b w:val="0"/>
+                <w:sz w:val="18"/>
+              </w:rPr>
             </w:r>
           </w:p>
         </w:tc>
@@ -13943,15 +14136,16 @@
             </w:tcMar>
           </w:tcPr>
           <w:p>
-            <w:r/>
-            <w:r>
-              <w:rPr>
-                <w:rFonts w:ascii="Calibri" w:hAnsi="Calibri" w:eastAsia="Calibri" w:cs="Calibri"/>
-                <w:b w:val="0"/>
-                <w:sz w:val="18"/>
-              </w:rPr>
+            <w:r>
               <w:t>1,235sh</w:t>
             </w:r>
+            <w:r>
+              <w:rPr>
+                <w:rFonts w:ascii="Calibri" w:hAnsi="Calibri" w:eastAsia="Calibri" w:cs="Calibri"/>
+                <w:b w:val="0"/>
+                <w:sz w:val="18"/>
+              </w:rPr>
+            </w:r>
           </w:p>
         </w:tc>
         <w:tc>
@@ -13972,15 +14166,16 @@
             </w:tcMar>
           </w:tcPr>
           <w:p>
-            <w:r/>
-            <w:r>
-              <w:rPr>
-                <w:rFonts w:ascii="Calibri" w:hAnsi="Calibri" w:eastAsia="Calibri" w:cs="Calibri"/>
-                <w:b w:val="0"/>
-                <w:sz w:val="18"/>
-              </w:rPr>
+            <w:r>
               <w:t>$1,895/yr</w:t>
             </w:r>
+            <w:r>
+              <w:rPr>
+                <w:rFonts w:ascii="Calibri" w:hAnsi="Calibri" w:eastAsia="Calibri" w:cs="Calibri"/>
+                <w:b w:val="0"/>
+                <w:sz w:val="18"/>
+              </w:rPr>
+            </w:r>
           </w:p>
         </w:tc>
         <w:tc>
@@ -14001,14 +14196,15 @@
             </w:tcMar>
           </w:tcPr>
           <w:p>
-            <w:r/>
-            <w:r>
-              <w:rPr>
-                <w:rFonts w:ascii="Calibri" w:hAnsi="Calibri" w:eastAsia="Calibri" w:cs="Calibri"/>
-                <w:b w:val="0"/>
-                <w:sz w:val="18"/>
-              </w:rPr>
+            <w:r>
               <w:t>12.0%</w:t>
+            </w:r>
+            <w:r>
+              <w:rPr>
+                <w:rFonts w:ascii="Calibri" w:hAnsi="Calibri" w:eastAsia="Calibri" w:cs="Calibri"/>
+                <w:b w:val="0"/>
+                <w:sz w:val="18"/>
+              </w:rPr>
             </w:r>
           </w:p>
         </w:tc>
@@ -14090,15 +14286,16 @@
             </w:tcMar>
           </w:tcPr>
           <w:p>
-            <w:r/>
-            <w:r>
-              <w:rPr>
-                <w:rFonts w:ascii="Calibri" w:hAnsi="Calibri" w:eastAsia="Calibri" w:cs="Calibri"/>
-                <w:b w:val="0"/>
-                <w:sz w:val="18"/>
-              </w:rPr>
+            <w:r>
               <w:t>2,600sh</w:t>
             </w:r>
+            <w:r>
+              <w:rPr>
+                <w:rFonts w:ascii="Calibri" w:hAnsi="Calibri" w:eastAsia="Calibri" w:cs="Calibri"/>
+                <w:b w:val="0"/>
+                <w:sz w:val="18"/>
+              </w:rPr>
+            </w:r>
           </w:p>
         </w:tc>
         <w:tc>
@@ -14119,15 +14316,16 @@
             </w:tcMar>
           </w:tcPr>
           <w:p>
-            <w:r/>
-            <w:r>
-              <w:rPr>
-                <w:rFonts w:ascii="Calibri" w:hAnsi="Calibri" w:eastAsia="Calibri" w:cs="Calibri"/>
-                <w:b w:val="0"/>
-                <w:sz w:val="18"/>
-              </w:rPr>
+            <w:r>
               <w:t>$3,707/yr</w:t>
             </w:r>
+            <w:r>
+              <w:rPr>
+                <w:rFonts w:ascii="Calibri" w:hAnsi="Calibri" w:eastAsia="Calibri" w:cs="Calibri"/>
+                <w:b w:val="0"/>
+                <w:sz w:val="18"/>
+              </w:rPr>
+            </w:r>
           </w:p>
         </w:tc>
         <w:tc>
@@ -14148,14 +14346,15 @@
             </w:tcMar>
           </w:tcPr>
           <w:p>
-            <w:r/>
-            <w:r>
-              <w:rPr>
-                <w:rFonts w:ascii="Calibri" w:hAnsi="Calibri" w:eastAsia="Calibri" w:cs="Calibri"/>
-                <w:b w:val="0"/>
-                <w:sz w:val="18"/>
-              </w:rPr>
+            <w:r>
               <w:t>12.2%</w:t>
+            </w:r>
+            <w:r>
+              <w:rPr>
+                <w:rFonts w:ascii="Calibri" w:hAnsi="Calibri" w:eastAsia="Calibri" w:cs="Calibri"/>
+                <w:b w:val="0"/>
+                <w:sz w:val="18"/>
+              </w:rPr>
             </w:r>
           </w:p>
         </w:tc>
@@ -14287,14 +14486,15 @@
             </w:tcMar>
           </w:tcPr>
           <w:p>
-            <w:r/>
+            <w:r>
+              <w:t>$11,257/yr</w:t>
+            </w:r>
             <w:r>
               <w:rPr>
                 <w:rFonts w:ascii="Calibri" w:hAnsi="Calibri" w:eastAsia="Calibri" w:cs="Calibri"/>
                 <w:b/>
                 <w:sz w:val="18"/>
               </w:rPr>
-              <w:t>$11,257/yr</w:t>
             </w:r>
           </w:p>
         </w:tc>
@@ -14316,14 +14516,15 @@
             </w:tcMar>
           </w:tcPr>
           <w:p>
-            <w:r/>
+            <w:r>
+              <w:t>$938/mo</w:t>
+            </w:r>
             <w:r>
               <w:rPr>
                 <w:rFonts w:ascii="Calibri" w:hAnsi="Calibri" w:eastAsia="Calibri" w:cs="Calibri"/>
                 <w:b/>
                 <w:sz w:val="18"/>
               </w:rPr>
-              <w:t>$938/mo</w:t>
             </w:r>
           </w:p>
         </w:tc>
@@ -14545,14 +14746,15 @@
             </w:tcMar>
           </w:tcPr>
           <w:p>
-            <w:r/>
+            <w:r>
+              <w:t>$80,362</w:t>
+            </w:r>
             <w:r>
               <w:rPr>
                 <w:rFonts w:ascii="Calibri" w:hAnsi="Calibri" w:eastAsia="Calibri" w:cs="Calibri"/>
                 <w:b/>
                 <w:sz w:val="18"/>
               </w:rPr>
-              <w:t>$80,364</w:t>
             </w:r>
           </w:p>
         </w:tc>
@@ -14574,14 +14776,15 @@
             </w:tcMar>
           </w:tcPr>
           <w:p>
-            <w:r/>
+            <w:r>
+              <w:t>$6,697</w:t>
+            </w:r>
             <w:r>
               <w:rPr>
                 <w:rFonts w:ascii="Calibri" w:hAnsi="Calibri" w:eastAsia="Calibri" w:cs="Calibri"/>
                 <w:b/>
                 <w:sz w:val="18"/>
               </w:rPr>
-              <w:t>$6,697</w:t>
             </w:r>
           </w:p>
         </w:tc>
@@ -14663,14 +14866,15 @@
             </w:tcMar>
           </w:tcPr>
           <w:p>
-            <w:r/>
-            <w:r>
-              <w:rPr>
-                <w:rFonts w:ascii="Calibri" w:hAnsi="Calibri" w:eastAsia="Calibri" w:cs="Calibri"/>
-                <w:b w:val="0"/>
-                <w:sz w:val="18"/>
-              </w:rPr>
-              <w:t>$84,575</w:t>
+            <w:r>
+              <w:t>$84,573</w:t>
+            </w:r>
+            <w:r>
+              <w:rPr>
+                <w:rFonts w:ascii="Calibri" w:hAnsi="Calibri" w:eastAsia="Calibri" w:cs="Calibri"/>
+                <w:b w:val="0"/>
+                <w:sz w:val="18"/>
+              </w:rPr>
             </w:r>
           </w:p>
         </w:tc>
@@ -14692,14 +14896,15 @@
             </w:tcMar>
           </w:tcPr>
           <w:p>
-            <w:r/>
-            <w:r>
-              <w:rPr>
-                <w:rFonts w:ascii="Calibri" w:hAnsi="Calibri" w:eastAsia="Calibri" w:cs="Calibri"/>
-                <w:b w:val="0"/>
-                <w:sz w:val="18"/>
-              </w:rPr>
+            <w:r>
               <w:t>$7,048</w:t>
+            </w:r>
+            <w:r>
+              <w:rPr>
+                <w:rFonts w:ascii="Calibri" w:hAnsi="Calibri" w:eastAsia="Calibri" w:cs="Calibri"/>
+                <w:b w:val="0"/>
+                <w:sz w:val="18"/>
+              </w:rPr>
             </w:r>
           </w:p>
         </w:tc>
@@ -14781,14 +14986,15 @@
             </w:tcMar>
           </w:tcPr>
           <w:p>
-            <w:r/>
+            <w:r>
+              <w:t>$87,056</w:t>
+            </w:r>
             <w:r>
               <w:rPr>
                 <w:rFonts w:ascii="Calibri" w:hAnsi="Calibri" w:eastAsia="Calibri" w:cs="Calibri"/>
                 <w:b/>
                 <w:sz w:val="18"/>
               </w:rPr>
-              <w:t>$87,059</w:t>
             </w:r>
           </w:p>
         </w:tc>
@@ -14810,14 +15016,15 @@
             </w:tcMar>
           </w:tcPr>
           <w:p>
-            <w:r/>
+            <w:r>
+              <w:t>$7,255</w:t>
+            </w:r>
             <w:r>
               <w:rPr>
                 <w:rFonts w:ascii="Calibri" w:hAnsi="Calibri" w:eastAsia="Calibri" w:cs="Calibri"/>
                 <w:b/>
                 <w:sz w:val="18"/>
               </w:rPr>
-              <w:t>$7,255</w:t>
             </w:r>
           </w:p>
         </w:tc>
@@ -14898,14 +15105,15 @@
             </w:tcMar>
           </w:tcPr>
           <w:p>
-            <w:r/>
-            <w:r>
-              <w:rPr>
-                <w:rFonts w:ascii="Calibri" w:hAnsi="Calibri" w:eastAsia="Calibri" w:cs="Calibri"/>
-                <w:b w:val="0"/>
-                <w:sz w:val="18"/>
-              </w:rPr>
-              <w:t>$89,616</w:t>
+            <w:r>
+              <w:t>$89,614</w:t>
+            </w:r>
+            <w:r>
+              <w:rPr>
+                <w:rFonts w:ascii="Calibri" w:hAnsi="Calibri" w:eastAsia="Calibri" w:cs="Calibri"/>
+                <w:b w:val="0"/>
+                <w:sz w:val="18"/>
+              </w:rPr>
             </w:r>
           </w:p>
         </w:tc>
@@ -14927,14 +15135,15 @@
             </w:tcMar>
           </w:tcPr>
           <w:p>
-            <w:r/>
-            <w:r>
-              <w:rPr>
-                <w:rFonts w:ascii="Calibri" w:hAnsi="Calibri" w:eastAsia="Calibri" w:cs="Calibri"/>
-                <w:b w:val="0"/>
-                <w:sz w:val="18"/>
-              </w:rPr>
+            <w:r>
               <w:t>$7,468</w:t>
+            </w:r>
+            <w:r>
+              <w:rPr>
+                <w:rFonts w:ascii="Calibri" w:hAnsi="Calibri" w:eastAsia="Calibri" w:cs="Calibri"/>
+                <w:b w:val="0"/>
+                <w:sz w:val="18"/>
+              </w:rPr>
             </w:r>
           </w:p>
         </w:tc>
@@ -15015,14 +15224,15 @@
             </w:tcMar>
           </w:tcPr>
           <w:p>
-            <w:r/>
-            <w:r>
-              <w:rPr>
-                <w:rFonts w:ascii="Calibri" w:hAnsi="Calibri" w:eastAsia="Calibri" w:cs="Calibri"/>
-                <w:b w:val="0"/>
-                <w:sz w:val="18"/>
-              </w:rPr>
-              <w:t>$94,964</w:t>
+            <w:r>
+              <w:t>$94,962</w:t>
+            </w:r>
+            <w:r>
+              <w:rPr>
+                <w:rFonts w:ascii="Calibri" w:hAnsi="Calibri" w:eastAsia="Calibri" w:cs="Calibri"/>
+                <w:b w:val="0"/>
+                <w:sz w:val="18"/>
+              </w:rPr>
             </w:r>
           </w:p>
         </w:tc>
@@ -15044,14 +15254,15 @@
             </w:tcMar>
           </w:tcPr>
           <w:p>
-            <w:r/>
-            <w:r>
-              <w:rPr>
-                <w:rFonts w:ascii="Calibri" w:hAnsi="Calibri" w:eastAsia="Calibri" w:cs="Calibri"/>
-                <w:b w:val="0"/>
-                <w:sz w:val="18"/>
-              </w:rPr>
-              <w:t>$7,914</w:t>
+            <w:r>
+              <w:t>$7,913</w:t>
+            </w:r>
+            <w:r>
+              <w:rPr>
+                <w:rFonts w:ascii="Calibri" w:hAnsi="Calibri" w:eastAsia="Calibri" w:cs="Calibri"/>
+                <w:b w:val="0"/>
+                <w:sz w:val="18"/>
+              </w:rPr>
             </w:r>
           </w:p>
         </w:tc>
@@ -15132,14 +15343,15 @@
             </w:tcMar>
           </w:tcPr>
           <w:p>
-            <w:r/>
-            <w:r>
-              <w:rPr>
-                <w:rFonts w:ascii="Calibri" w:hAnsi="Calibri" w:eastAsia="Calibri" w:cs="Calibri"/>
-                <w:b w:val="0"/>
-                <w:sz w:val="18"/>
-              </w:rPr>
-              <w:t>$109,803</w:t>
+            <w:r>
+              <w:t>$109,800</w:t>
+            </w:r>
+            <w:r>
+              <w:rPr>
+                <w:rFonts w:ascii="Calibri" w:hAnsi="Calibri" w:eastAsia="Calibri" w:cs="Calibri"/>
+                <w:b w:val="0"/>
+                <w:sz w:val="18"/>
+              </w:rPr>
             </w:r>
           </w:p>
         </w:tc>
@@ -15161,14 +15373,15 @@
             </w:tcMar>
           </w:tcPr>
           <w:p>
-            <w:r/>
-            <w:r>
-              <w:rPr>
-                <w:rFonts w:ascii="Calibri" w:hAnsi="Calibri" w:eastAsia="Calibri" w:cs="Calibri"/>
-                <w:b w:val="0"/>
-                <w:sz w:val="18"/>
-              </w:rPr>
+            <w:r>
               <w:t>$9,150</w:t>
+            </w:r>
+            <w:r>
+              <w:rPr>
+                <w:rFonts w:ascii="Calibri" w:hAnsi="Calibri" w:eastAsia="Calibri" w:cs="Calibri"/>
+                <w:b w:val="0"/>
+                <w:sz w:val="18"/>
+              </w:rPr>
             </w:r>
           </w:p>
         </w:tc>
@@ -15242,7 +15455,7 @@
           <w:sz w:val="19"/>
           <w:szCs w:val="19"/>
         </w:rPr>
-        <w:t>Full Pillar 2 sleeve · Fidelity + Schwab · $406,384 · pure growth compounding · no income distributions</w:t>
+        <w:t>Full Pillar 2 sleeve · Fidelity + Schwab · $400,441 · pure growth compounding · no income distributions</w:t>
       </w:r>
     </w:p>
     <w:p>
@@ -15514,14 +15727,15 @@
             </w:tcMar>
           </w:tcPr>
           <w:p>
-            <w:r/>
-            <w:r>
-              <w:rPr>
-                <w:rFonts w:ascii="Calibri" w:hAnsi="Calibri" w:eastAsia="Calibri" w:cs="Calibri"/>
-                <w:b w:val="0"/>
-                <w:sz w:val="18"/>
-              </w:rPr>
-              <w:t>$112.37</w:t>
+            <w:r>
+              <w:t>$110.70</w:t>
+            </w:r>
+            <w:r>
+              <w:rPr>
+                <w:rFonts w:ascii="Calibri" w:hAnsi="Calibri" w:eastAsia="Calibri" w:cs="Calibri"/>
+                <w:b w:val="0"/>
+                <w:sz w:val="18"/>
+              </w:rPr>
             </w:r>
           </w:p>
         </w:tc>
@@ -15543,14 +15757,15 @@
             </w:tcMar>
           </w:tcPr>
           <w:p>
-            <w:r/>
-            <w:r>
-              <w:rPr>
-                <w:rFonts w:ascii="Calibri" w:hAnsi="Calibri" w:eastAsia="Calibri" w:cs="Calibri"/>
-                <w:b w:val="0"/>
-                <w:sz w:val="18"/>
-              </w:rPr>
-              <w:t>$342,246</w:t>
+            <w:r>
+              <w:t>$337,159</w:t>
+            </w:r>
+            <w:r>
+              <w:rPr>
+                <w:rFonts w:ascii="Calibri" w:hAnsi="Calibri" w:eastAsia="Calibri" w:cs="Calibri"/>
+                <w:b w:val="0"/>
+                <w:sz w:val="18"/>
+              </w:rPr>
             </w:r>
           </w:p>
         </w:tc>
@@ -15661,14 +15876,15 @@
             </w:tcMar>
           </w:tcPr>
           <w:p>
-            <w:r/>
-            <w:r>
-              <w:rPr>
-                <w:rFonts w:ascii="Calibri" w:hAnsi="Calibri" w:eastAsia="Calibri" w:cs="Calibri"/>
-                <w:b w:val="0"/>
-                <w:sz w:val="18"/>
-              </w:rPr>
-              <w:t>$204.90</w:t>
+            <w:r>
+              <w:t>$201.77</w:t>
+            </w:r>
+            <w:r>
+              <w:rPr>
+                <w:rFonts w:ascii="Calibri" w:hAnsi="Calibri" w:eastAsia="Calibri" w:cs="Calibri"/>
+                <w:b w:val="0"/>
+                <w:sz w:val="18"/>
+              </w:rPr>
             </w:r>
           </w:p>
         </w:tc>
@@ -15690,14 +15906,15 @@
             </w:tcMar>
           </w:tcPr>
           <w:p>
-            <w:r/>
-            <w:r>
-              <w:rPr>
-                <w:rFonts w:ascii="Calibri" w:hAnsi="Calibri" w:eastAsia="Calibri" w:cs="Calibri"/>
-                <w:b w:val="0"/>
-                <w:sz w:val="18"/>
-              </w:rPr>
-              <w:t>$56,047</w:t>
+            <w:r>
+              <w:t>$55,191</w:t>
+            </w:r>
+            <w:r>
+              <w:rPr>
+                <w:rFonts w:ascii="Calibri" w:hAnsi="Calibri" w:eastAsia="Calibri" w:cs="Calibri"/>
+                <w:b w:val="0"/>
+                <w:sz w:val="18"/>
+              </w:rPr>
             </w:r>
           </w:p>
         </w:tc>
@@ -15808,15 +16025,16 @@
             </w:tcMar>
           </w:tcPr>
           <w:p>
-            <w:r/>
-            <w:r>
-              <w:rPr>
-                <w:rFonts w:ascii="Calibri" w:hAnsi="Calibri" w:eastAsia="Calibri" w:cs="Calibri"/>
-                <w:b w:val="0"/>
-                <w:sz w:val="18"/>
-              </w:rPr>
+            <w:r>
               <w:t>$1,126.81</w:t>
             </w:r>
+            <w:r>
+              <w:rPr>
+                <w:rFonts w:ascii="Calibri" w:hAnsi="Calibri" w:eastAsia="Calibri" w:cs="Calibri"/>
+                <w:b w:val="0"/>
+                <w:sz w:val="18"/>
+              </w:rPr>
+            </w:r>
           </w:p>
         </w:tc>
         <w:tc>
@@ -15837,14 +16055,15 @@
             </w:tcMar>
           </w:tcPr>
           <w:p>
-            <w:r/>
-            <w:r>
-              <w:rPr>
-                <w:rFonts w:ascii="Calibri" w:hAnsi="Calibri" w:eastAsia="Calibri" w:cs="Calibri"/>
-                <w:b w:val="0"/>
-                <w:sz w:val="18"/>
-              </w:rPr>
+            <w:r>
               <w:t>$661</w:t>
+            </w:r>
+            <w:r>
+              <w:rPr>
+                <w:rFonts w:ascii="Calibri" w:hAnsi="Calibri" w:eastAsia="Calibri" w:cs="Calibri"/>
+                <w:b w:val="0"/>
+                <w:sz w:val="18"/>
+              </w:rPr>
             </w:r>
           </w:p>
         </w:tc>
@@ -15955,15 +16174,16 @@
             </w:tcMar>
           </w:tcPr>
           <w:p>
-            <w:r/>
-            <w:r>
-              <w:rPr>
-                <w:rFonts w:ascii="Calibri" w:hAnsi="Calibri" w:eastAsia="Calibri" w:cs="Calibri"/>
-                <w:b w:val="0"/>
-                <w:sz w:val="18"/>
-              </w:rPr>
+            <w:r>
               <w:t>$374.86</w:t>
             </w:r>
+            <w:r>
+              <w:rPr>
+                <w:rFonts w:ascii="Calibri" w:hAnsi="Calibri" w:eastAsia="Calibri" w:cs="Calibri"/>
+                <w:b w:val="0"/>
+                <w:sz w:val="18"/>
+              </w:rPr>
+            </w:r>
           </w:p>
         </w:tc>
         <w:tc>
@@ -15984,14 +16204,15 @@
             </w:tcMar>
           </w:tcPr>
           <w:p>
-            <w:r/>
-            <w:r>
-              <w:rPr>
-                <w:rFonts w:ascii="Calibri" w:hAnsi="Calibri" w:eastAsia="Calibri" w:cs="Calibri"/>
-                <w:b w:val="0"/>
-                <w:sz w:val="18"/>
-              </w:rPr>
+            <w:r>
               <w:t>$1,978</w:t>
+            </w:r>
+            <w:r>
+              <w:rPr>
+                <w:rFonts w:ascii="Calibri" w:hAnsi="Calibri" w:eastAsia="Calibri" w:cs="Calibri"/>
+                <w:b w:val="0"/>
+                <w:sz w:val="18"/>
+              </w:rPr>
             </w:r>
           </w:p>
         </w:tc>
@@ -16102,15 +16323,16 @@
             </w:tcMar>
           </w:tcPr>
           <w:p>
-            <w:r/>
-            <w:r>
-              <w:rPr>
-                <w:rFonts w:ascii="Calibri" w:hAnsi="Calibri" w:eastAsia="Calibri" w:cs="Calibri"/>
-                <w:b w:val="0"/>
-                <w:sz w:val="18"/>
-              </w:rPr>
+            <w:r>
               <w:t>$143.34</w:t>
             </w:r>
+            <w:r>
+              <w:rPr>
+                <w:rFonts w:ascii="Calibri" w:hAnsi="Calibri" w:eastAsia="Calibri" w:cs="Calibri"/>
+                <w:b w:val="0"/>
+                <w:sz w:val="18"/>
+              </w:rPr>
+            </w:r>
           </w:p>
         </w:tc>
         <w:tc>
@@ -16131,14 +16353,15 @@
             </w:tcMar>
           </w:tcPr>
           <w:p>
-            <w:r/>
-            <w:r>
-              <w:rPr>
-                <w:rFonts w:ascii="Calibri" w:hAnsi="Calibri" w:eastAsia="Calibri" w:cs="Calibri"/>
-                <w:b w:val="0"/>
-                <w:sz w:val="18"/>
-              </w:rPr>
+            <w:r>
               <w:t>$717</w:t>
+            </w:r>
+            <w:r>
+              <w:rPr>
+                <w:rFonts w:ascii="Calibri" w:hAnsi="Calibri" w:eastAsia="Calibri" w:cs="Calibri"/>
+                <w:b w:val="0"/>
+                <w:sz w:val="18"/>
+              </w:rPr>
             </w:r>
           </w:p>
         </w:tc>
@@ -16249,15 +16472,16 @@
             </w:tcMar>
           </w:tcPr>
           <w:p>
-            <w:r/>
-            <w:r>
-              <w:rPr>
-                <w:rFonts w:ascii="Calibri" w:hAnsi="Calibri" w:eastAsia="Calibri" w:cs="Calibri"/>
-                <w:b w:val="0"/>
-                <w:sz w:val="18"/>
-              </w:rPr>
+            <w:r>
               <w:t>$143.34</w:t>
             </w:r>
+            <w:r>
+              <w:rPr>
+                <w:rFonts w:ascii="Calibri" w:hAnsi="Calibri" w:eastAsia="Calibri" w:cs="Calibri"/>
+                <w:b w:val="0"/>
+                <w:sz w:val="18"/>
+              </w:rPr>
+            </w:r>
           </w:p>
         </w:tc>
         <w:tc>
@@ -16278,14 +16502,15 @@
             </w:tcMar>
           </w:tcPr>
           <w:p>
-            <w:r/>
-            <w:r>
-              <w:rPr>
-                <w:rFonts w:ascii="Calibri" w:hAnsi="Calibri" w:eastAsia="Calibri" w:cs="Calibri"/>
-                <w:b w:val="0"/>
-                <w:sz w:val="18"/>
-              </w:rPr>
+            <w:r>
               <w:t>$717</w:t>
+            </w:r>
+            <w:r>
+              <w:rPr>
+                <w:rFonts w:ascii="Calibri" w:hAnsi="Calibri" w:eastAsia="Calibri" w:cs="Calibri"/>
+                <w:b w:val="0"/>
+                <w:sz w:val="18"/>
+              </w:rPr>
             </w:r>
           </w:p>
         </w:tc>
@@ -16396,15 +16621,16 @@
             </w:tcMar>
           </w:tcPr>
           <w:p>
-            <w:r/>
-            <w:r>
-              <w:rPr>
-                <w:rFonts w:ascii="Calibri" w:hAnsi="Calibri" w:eastAsia="Calibri" w:cs="Calibri"/>
-                <w:b w:val="0"/>
-                <w:sz w:val="18"/>
-              </w:rPr>
+            <w:r>
               <w:t>$365.36</w:t>
             </w:r>
+            <w:r>
+              <w:rPr>
+                <w:rFonts w:ascii="Calibri" w:hAnsi="Calibri" w:eastAsia="Calibri" w:cs="Calibri"/>
+                <w:b w:val="0"/>
+                <w:sz w:val="18"/>
+              </w:rPr>
+            </w:r>
           </w:p>
         </w:tc>
         <w:tc>
@@ -16425,14 +16651,15 @@
             </w:tcMar>
           </w:tcPr>
           <w:p>
-            <w:r/>
-            <w:r>
-              <w:rPr>
-                <w:rFonts w:ascii="Calibri" w:hAnsi="Calibri" w:eastAsia="Calibri" w:cs="Calibri"/>
-                <w:b w:val="0"/>
-                <w:sz w:val="18"/>
-              </w:rPr>
+            <w:r>
               <w:t>$4,019</w:t>
+            </w:r>
+            <w:r>
+              <w:rPr>
+                <w:rFonts w:ascii="Calibri" w:hAnsi="Calibri" w:eastAsia="Calibri" w:cs="Calibri"/>
+                <w:b w:val="0"/>
+                <w:sz w:val="18"/>
+              </w:rPr>
             </w:r>
           </w:p>
         </w:tc>
@@ -16586,14 +16813,15 @@
             </w:tcMar>
           </w:tcPr>
           <w:p>
-            <w:r/>
+            <w:r>
+              <w:t>$400,441</w:t>
+            </w:r>
             <w:r>
               <w:rPr>
                 <w:rFonts w:ascii="Calibri" w:hAnsi="Calibri" w:eastAsia="Calibri" w:cs="Calibri"/>
                 <w:b/>
                 <w:sz w:val="18"/>
               </w:rPr>
-              <w:t>$406,384</w:t>
             </w:r>
           </w:p>
         </w:tc>
@@ -16868,14 +17096,15 @@
             </w:tcMar>
           </w:tcPr>
           <w:p>
-            <w:r/>
-            <w:r>
-              <w:rPr>
-                <w:rFonts w:ascii="Calibri" w:hAnsi="Calibri" w:eastAsia="Calibri" w:cs="Calibri"/>
-                <w:b w:val="0"/>
-                <w:sz w:val="18"/>
-              </w:rPr>
-              <w:t>$406,384</w:t>
+            <w:r>
+              <w:t>$400,441</w:t>
+            </w:r>
+            <w:r>
+              <w:rPr>
+                <w:rFonts w:ascii="Calibri" w:hAnsi="Calibri" w:eastAsia="Calibri" w:cs="Calibri"/>
+                <w:b w:val="0"/>
+                <w:sz w:val="18"/>
+              </w:rPr>
             </w:r>
           </w:p>
         </w:tc>
@@ -16897,14 +17126,15 @@
             </w:tcMar>
           </w:tcPr>
           <w:p>
-            <w:r/>
-            <w:r>
-              <w:rPr>
-                <w:rFonts w:ascii="Calibri" w:hAnsi="Calibri" w:eastAsia="Calibri" w:cs="Calibri"/>
-                <w:b w:val="0"/>
-                <w:sz w:val="18"/>
-              </w:rPr>
-              <w:t>$406,384</w:t>
+            <w:r>
+              <w:t>$400,441</w:t>
+            </w:r>
+            <w:r>
+              <w:rPr>
+                <w:rFonts w:ascii="Calibri" w:hAnsi="Calibri" w:eastAsia="Calibri" w:cs="Calibri"/>
+                <w:b w:val="0"/>
+                <w:sz w:val="18"/>
+              </w:rPr>
             </w:r>
           </w:p>
         </w:tc>
@@ -16986,14 +17216,15 @@
             </w:tcMar>
           </w:tcPr>
           <w:p>
-            <w:r/>
-            <w:r>
-              <w:rPr>
-                <w:rFonts w:ascii="Calibri" w:hAnsi="Calibri" w:eastAsia="Calibri" w:cs="Calibri"/>
-                <w:b w:val="0"/>
-                <w:sz w:val="18"/>
-              </w:rPr>
-              <w:t>$497,837</w:t>
+            <w:r>
+              <w:t>$490,558</w:t>
+            </w:r>
+            <w:r>
+              <w:rPr>
+                <w:rFonts w:ascii="Calibri" w:hAnsi="Calibri" w:eastAsia="Calibri" w:cs="Calibri"/>
+                <w:b w:val="0"/>
+                <w:sz w:val="18"/>
+              </w:rPr>
             </w:r>
           </w:p>
         </w:tc>
@@ -17015,14 +17246,15 @@
             </w:tcMar>
           </w:tcPr>
           <w:p>
-            <w:r/>
-            <w:r>
-              <w:rPr>
-                <w:rFonts w:ascii="Calibri" w:hAnsi="Calibri" w:eastAsia="Calibri" w:cs="Calibri"/>
-                <w:b w:val="0"/>
-                <w:sz w:val="18"/>
-              </w:rPr>
-              <w:t>$526,278</w:t>
+            <w:r>
+              <w:t>$518,583</w:t>
+            </w:r>
+            <w:r>
+              <w:rPr>
+                <w:rFonts w:ascii="Calibri" w:hAnsi="Calibri" w:eastAsia="Calibri" w:cs="Calibri"/>
+                <w:b w:val="0"/>
+                <w:sz w:val="18"/>
+              </w:rPr>
             </w:r>
           </w:p>
         </w:tc>
@@ -17103,14 +17335,15 @@
             </w:tcMar>
           </w:tcPr>
           <w:p>
-            <w:r/>
-            <w:r>
-              <w:rPr>
-                <w:rFonts w:ascii="Calibri" w:hAnsi="Calibri" w:eastAsia="Calibri" w:cs="Calibri"/>
-                <w:b w:val="0"/>
-                <w:sz w:val="18"/>
-              </w:rPr>
-              <w:t>$569,974</w:t>
+            <w:r>
+              <w:t>$561,639</w:t>
+            </w:r>
+            <w:r>
+              <w:rPr>
+                <w:rFonts w:ascii="Calibri" w:hAnsi="Calibri" w:eastAsia="Calibri" w:cs="Calibri"/>
+                <w:b w:val="0"/>
+                <w:sz w:val="18"/>
+              </w:rPr>
             </w:r>
           </w:p>
         </w:tc>
@@ -17132,14 +17365,15 @@
             </w:tcMar>
           </w:tcPr>
           <w:p>
-            <w:r/>
-            <w:r>
-              <w:rPr>
-                <w:rFonts w:ascii="Calibri" w:hAnsi="Calibri" w:eastAsia="Calibri" w:cs="Calibri"/>
-                <w:b w:val="0"/>
-                <w:sz w:val="18"/>
-              </w:rPr>
-              <w:t>$625,271</w:t>
+            <w:r>
+              <w:t>$616,128</w:t>
+            </w:r>
+            <w:r>
+              <w:rPr>
+                <w:rFonts w:ascii="Calibri" w:hAnsi="Calibri" w:eastAsia="Calibri" w:cs="Calibri"/>
+                <w:b w:val="0"/>
+                <w:sz w:val="18"/>
+              </w:rPr>
             </w:r>
           </w:p>
         </w:tc>
@@ -17220,14 +17454,15 @@
             </w:tcMar>
           </w:tcPr>
           <w:p>
-            <w:r/>
+            <w:r>
+              <w:t>$787,728</w:t>
+            </w:r>
             <w:r>
               <w:rPr>
                 <w:rFonts w:ascii="Calibri" w:hAnsi="Calibri" w:eastAsia="Calibri" w:cs="Calibri"/>
                 <w:b/>
                 <w:sz w:val="18"/>
               </w:rPr>
-              <w:t>$799,418</w:t>
             </w:r>
           </w:p>
         </w:tc>
@@ -17249,14 +17484,15 @@
             </w:tcMar>
           </w:tcPr>
           <w:p>
-            <w:r/>
+            <w:r>
+              <w:t>$947,990</w:t>
+            </w:r>
             <w:r>
               <w:rPr>
                 <w:rFonts w:ascii="Calibri" w:hAnsi="Calibri" w:eastAsia="Calibri" w:cs="Calibri"/>
                 <w:b/>
                 <w:sz w:val="18"/>
               </w:rPr>
-              <w:t>$962,058</w:t>
             </w:r>
           </w:p>
         </w:tc>
@@ -17338,14 +17574,15 @@
             </w:tcMar>
           </w:tcPr>
           <w:p>
-            <w:r/>
-            <w:r>
-              <w:rPr>
-                <w:rFonts w:ascii="Calibri" w:hAnsi="Calibri" w:eastAsia="Calibri" w:cs="Calibri"/>
-                <w:b w:val="0"/>
-                <w:sz w:val="18"/>
-              </w:rPr>
-              <w:t>$1,121,225</w:t>
+            <w:r>
+              <w:t>$1,104,830</w:t>
+            </w:r>
+            <w:r>
+              <w:rPr>
+                <w:rFonts w:ascii="Calibri" w:hAnsi="Calibri" w:eastAsia="Calibri" w:cs="Calibri"/>
+                <w:b w:val="0"/>
+                <w:sz w:val="18"/>
+              </w:rPr>
             </w:r>
           </w:p>
         </w:tc>
@@ -17367,14 +17604,15 @@
             </w:tcMar>
           </w:tcPr>
           <w:p>
-            <w:r/>
-            <w:r>
-              <w:rPr>
-                <w:rFonts w:ascii="Calibri" w:hAnsi="Calibri" w:eastAsia="Calibri" w:cs="Calibri"/>
-                <w:b w:val="0"/>
-                <w:sz w:val="18"/>
-              </w:rPr>
-              <w:t>$1,480,245</w:t>
+            <w:r>
+              <w:t>$1,458,600</w:t>
+            </w:r>
+            <w:r>
+              <w:rPr>
+                <w:rFonts w:ascii="Calibri" w:hAnsi="Calibri" w:eastAsia="Calibri" w:cs="Calibri"/>
+                <w:b w:val="0"/>
+                <w:sz w:val="18"/>
+              </w:rPr>
             </w:r>
           </w:p>
         </w:tc>
@@ -17656,14 +17894,15 @@
             </w:tcMar>
           </w:tcPr>
           <w:p>
-            <w:r/>
-            <w:r>
-              <w:rPr>
-                <w:rFonts w:ascii="Calibri" w:hAnsi="Calibri" w:eastAsia="Calibri" w:cs="Calibri"/>
-                <w:b w:val="0"/>
-                <w:sz w:val="18"/>
-              </w:rPr>
-              <w:t>$80,364/yr</w:t>
+            <w:r>
+              <w:t>$80,362/yr</w:t>
+            </w:r>
+            <w:r>
+              <w:rPr>
+                <w:rFonts w:ascii="Calibri" w:hAnsi="Calibri" w:eastAsia="Calibri" w:cs="Calibri"/>
+                <w:b w:val="0"/>
+                <w:sz w:val="18"/>
+              </w:rPr>
             </w:r>
           </w:p>
         </w:tc>
@@ -17685,14 +17924,15 @@
             </w:tcMar>
           </w:tcPr>
           <w:p>
-            <w:r/>
-            <w:r>
-              <w:rPr>
-                <w:rFonts w:ascii="Calibri" w:hAnsi="Calibri" w:eastAsia="Calibri" w:cs="Calibri"/>
-                <w:b w:val="0"/>
-                <w:sz w:val="18"/>
-              </w:rPr>
-              <w:t>$406,384</w:t>
+            <w:r>
+              <w:t>$400,441</w:t>
+            </w:r>
+            <w:r>
+              <w:rPr>
+                <w:rFonts w:ascii="Calibri" w:hAnsi="Calibri" w:eastAsia="Calibri" w:cs="Calibri"/>
+                <w:b w:val="0"/>
+                <w:sz w:val="18"/>
+              </w:rPr>
             </w:r>
           </w:p>
         </w:tc>
@@ -17714,14 +17954,15 @@
             </w:tcMar>
           </w:tcPr>
           <w:p>
-            <w:r/>
-            <w:r>
-              <w:rPr>
-                <w:rFonts w:ascii="Calibri" w:hAnsi="Calibri" w:eastAsia="Calibri" w:cs="Calibri"/>
-                <w:b w:val="0"/>
-                <w:sz w:val="18"/>
-              </w:rPr>
-              <w:t>$403,167</w:t>
+            <w:r>
+              <w:t>$402,396</w:t>
+            </w:r>
+            <w:r>
+              <w:rPr>
+                <w:rFonts w:ascii="Calibri" w:hAnsi="Calibri" w:eastAsia="Calibri" w:cs="Calibri"/>
+                <w:b w:val="0"/>
+                <w:sz w:val="18"/>
+              </w:rPr>
             </w:r>
           </w:p>
         </w:tc>
@@ -17743,14 +17984,15 @@
             </w:tcMar>
           </w:tcPr>
           <w:p>
-            <w:r/>
-            <w:r>
-              <w:rPr>
-                <w:rFonts w:ascii="Calibri" w:hAnsi="Calibri" w:eastAsia="Calibri" w:cs="Calibri"/>
-                <w:b w:val="0"/>
-                <w:sz w:val="18"/>
-              </w:rPr>
+            <w:r>
               <w:t>~$2.13M</w:t>
+            </w:r>
+            <w:r>
+              <w:rPr>
+                <w:rFonts w:ascii="Calibri" w:hAnsi="Calibri" w:eastAsia="Calibri" w:cs="Calibri"/>
+                <w:b w:val="0"/>
+                <w:sz w:val="18"/>
+              </w:rPr>
             </w:r>
           </w:p>
         </w:tc>
@@ -17803,14 +18045,15 @@
             </w:tcMar>
           </w:tcPr>
           <w:p>
-            <w:r/>
-            <w:r>
-              <w:rPr>
-                <w:rFonts w:ascii="Calibri" w:hAnsi="Calibri" w:eastAsia="Calibri" w:cs="Calibri"/>
-                <w:b w:val="0"/>
-                <w:sz w:val="18"/>
-              </w:rPr>
-              <w:t>$93,164/yr</w:t>
+            <w:r>
+              <w:t>$93,162/yr</w:t>
+            </w:r>
+            <w:r>
+              <w:rPr>
+                <w:rFonts w:ascii="Calibri" w:hAnsi="Calibri" w:eastAsia="Calibri" w:cs="Calibri"/>
+                <w:b w:val="0"/>
+                <w:sz w:val="18"/>
+              </w:rPr>
             </w:r>
           </w:p>
         </w:tc>
@@ -17832,14 +18075,15 @@
             </w:tcMar>
           </w:tcPr>
           <w:p>
-            <w:r/>
-            <w:r>
-              <w:rPr>
-                <w:rFonts w:ascii="Calibri" w:hAnsi="Calibri" w:eastAsia="Calibri" w:cs="Calibri"/>
-                <w:b w:val="0"/>
-                <w:sz w:val="18"/>
-              </w:rPr>
-              <w:t>$569,974</w:t>
+            <w:r>
+              <w:t>$561,639</w:t>
+            </w:r>
+            <w:r>
+              <w:rPr>
+                <w:rFonts w:ascii="Calibri" w:hAnsi="Calibri" w:eastAsia="Calibri" w:cs="Calibri"/>
+                <w:b w:val="0"/>
+                <w:sz w:val="18"/>
+              </w:rPr>
             </w:r>
           </w:p>
         </w:tc>
@@ -17861,14 +18105,15 @@
             </w:tcMar>
           </w:tcPr>
           <w:p>
-            <w:r/>
-            <w:r>
-              <w:rPr>
-                <w:rFonts w:ascii="Calibri" w:hAnsi="Calibri" w:eastAsia="Calibri" w:cs="Calibri"/>
-                <w:b w:val="0"/>
-                <w:sz w:val="18"/>
-              </w:rPr>
-              <w:t>$606,225</w:t>
+            <w:r>
+              <w:t>$605,066</w:t>
+            </w:r>
+            <w:r>
+              <w:rPr>
+                <w:rFonts w:ascii="Calibri" w:hAnsi="Calibri" w:eastAsia="Calibri" w:cs="Calibri"/>
+                <w:b w:val="0"/>
+                <w:sz w:val="18"/>
+              </w:rPr>
             </w:r>
           </w:p>
         </w:tc>
@@ -17890,14 +18135,15 @@
             </w:tcMar>
           </w:tcPr>
           <w:p>
-            <w:r/>
-            <w:r>
-              <w:rPr>
-                <w:rFonts w:ascii="Calibri" w:hAnsi="Calibri" w:eastAsia="Calibri" w:cs="Calibri"/>
-                <w:b w:val="0"/>
-                <w:sz w:val="18"/>
-              </w:rPr>
-              <w:t>~$2.50M</w:t>
+            <w:r>
+              <w:t>~$2.49M</w:t>
+            </w:r>
+            <w:r>
+              <w:rPr>
+                <w:rFonts w:ascii="Calibri" w:hAnsi="Calibri" w:eastAsia="Calibri" w:cs="Calibri"/>
+                <w:b w:val="0"/>
+                <w:sz w:val="18"/>
+              </w:rPr>
             </w:r>
           </w:p>
         </w:tc>
@@ -17950,14 +18196,15 @@
             </w:tcMar>
           </w:tcPr>
           <w:p>
-            <w:r/>
-            <w:r>
-              <w:rPr>
-                <w:rFonts w:ascii="Calibri" w:hAnsi="Calibri" w:eastAsia="Calibri" w:cs="Calibri"/>
-                <w:b w:val="0"/>
-                <w:sz w:val="18"/>
-              </w:rPr>
-              <w:t>$108,003/yr</w:t>
+            <w:r>
+              <w:t>$108,000/yr</w:t>
+            </w:r>
+            <w:r>
+              <w:rPr>
+                <w:rFonts w:ascii="Calibri" w:hAnsi="Calibri" w:eastAsia="Calibri" w:cs="Calibri"/>
+                <w:b w:val="0"/>
+                <w:sz w:val="18"/>
+              </w:rPr>
             </w:r>
           </w:p>
         </w:tc>
@@ -17979,14 +18226,15 @@
             </w:tcMar>
           </w:tcPr>
           <w:p>
-            <w:r/>
-            <w:r>
-              <w:rPr>
-                <w:rFonts w:ascii="Calibri" w:hAnsi="Calibri" w:eastAsia="Calibri" w:cs="Calibri"/>
-                <w:b w:val="0"/>
-                <w:sz w:val="18"/>
-              </w:rPr>
-              <w:t>$799,418</w:t>
+            <w:r>
+              <w:t>$787,728</w:t>
+            </w:r>
+            <w:r>
+              <w:rPr>
+                <w:rFonts w:ascii="Calibri" w:hAnsi="Calibri" w:eastAsia="Calibri" w:cs="Calibri"/>
+                <w:b w:val="0"/>
+                <w:sz w:val="18"/>
+              </w:rPr>
             </w:r>
           </w:p>
         </w:tc>
@@ -18008,14 +18256,15 @@
             </w:tcMar>
           </w:tcPr>
           <w:p>
-            <w:r/>
-            <w:r>
-              <w:rPr>
-                <w:rFonts w:ascii="Calibri" w:hAnsi="Calibri" w:eastAsia="Calibri" w:cs="Calibri"/>
-                <w:b w:val="0"/>
-                <w:sz w:val="18"/>
-              </w:rPr>
-              <w:t>$911,554</w:t>
+            <w:r>
+              <w:t>$909,811</w:t>
+            </w:r>
+            <w:r>
+              <w:rPr>
+                <w:rFonts w:ascii="Calibri" w:hAnsi="Calibri" w:eastAsia="Calibri" w:cs="Calibri"/>
+                <w:b w:val="0"/>
+                <w:sz w:val="18"/>
+              </w:rPr>
             </w:r>
           </w:p>
         </w:tc>
@@ -18037,14 +18286,15 @@
             </w:tcMar>
           </w:tcPr>
           <w:p>
-            <w:r/>
-            <w:r>
-              <w:rPr>
-                <w:rFonts w:ascii="Calibri" w:hAnsi="Calibri" w:eastAsia="Calibri" w:cs="Calibri"/>
-                <w:b w:val="0"/>
-                <w:sz w:val="18"/>
-              </w:rPr>
-              <w:t>~$3.03M</w:t>
+            <w:r>
+              <w:t>~$3.02M</w:t>
+            </w:r>
+            <w:r>
+              <w:rPr>
+                <w:rFonts w:ascii="Calibri" w:hAnsi="Calibri" w:eastAsia="Calibri" w:cs="Calibri"/>
+                <w:b w:val="0"/>
+                <w:sz w:val="18"/>
+              </w:rPr>
             </w:r>
           </w:p>
         </w:tc>
@@ -18106,7 +18356,7 @@
           <w:sz w:val="19"/>
           <w:szCs w:val="19"/>
         </w:rPr>
-        <w:t>$403,167 · pure growth · no income counted · both average LTC scenarios covered TODAY</w:t>
+        <w:t>$402,396 · pure growth · no income counted · both average LTC scenarios covered TODAY</w:t>
       </w:r>
     </w:p>
     <w:p>
@@ -18458,14 +18708,15 @@
             </w:tcMar>
           </w:tcPr>
           <w:p>
-            <w:r/>
-            <w:r>
-              <w:rPr>
-                <w:rFonts w:ascii="Calibri" w:hAnsi="Calibri" w:eastAsia="Calibri" w:cs="Calibri"/>
-                <w:b w:val="0"/>
-                <w:sz w:val="18"/>
-              </w:rPr>
-              <w:t>$52,337</w:t>
+            <w:r>
+              <w:t>$51,565</w:t>
+            </w:r>
+            <w:r>
+              <w:rPr>
+                <w:rFonts w:ascii="Calibri" w:hAnsi="Calibri" w:eastAsia="Calibri" w:cs="Calibri"/>
+                <w:b w:val="0"/>
+                <w:sz w:val="18"/>
+              </w:rPr>
             </w:r>
           </w:p>
         </w:tc>
@@ -18487,14 +18738,15 @@
             </w:tcMar>
           </w:tcPr>
           <w:p>
-            <w:r/>
-            <w:r>
-              <w:rPr>
-                <w:rFonts w:ascii="Calibri" w:hAnsi="Calibri" w:eastAsia="Calibri" w:cs="Calibri"/>
-                <w:b w:val="0"/>
-                <w:sz w:val="18"/>
-              </w:rPr>
-              <w:t>13.0%</w:t>
+            <w:r>
+              <w:t>12.8%</w:t>
+            </w:r>
+            <w:r>
+              <w:rPr>
+                <w:rFonts w:ascii="Calibri" w:hAnsi="Calibri" w:eastAsia="Calibri" w:cs="Calibri"/>
+                <w:b w:val="0"/>
+                <w:sz w:val="18"/>
+              </w:rPr>
             </w:r>
           </w:p>
         </w:tc>
@@ -18634,15 +18886,16 @@
             </w:tcMar>
           </w:tcPr>
           <w:p>
-            <w:r/>
-            <w:r>
-              <w:rPr>
-                <w:rFonts w:ascii="Calibri" w:hAnsi="Calibri" w:eastAsia="Calibri" w:cs="Calibri"/>
-                <w:b w:val="0"/>
-                <w:sz w:val="18"/>
-              </w:rPr>
+            <w:r>
               <w:t>$32,069</w:t>
             </w:r>
+            <w:r>
+              <w:rPr>
+                <w:rFonts w:ascii="Calibri" w:hAnsi="Calibri" w:eastAsia="Calibri" w:cs="Calibri"/>
+                <w:b w:val="0"/>
+                <w:sz w:val="18"/>
+              </w:rPr>
+            </w:r>
           </w:p>
         </w:tc>
         <w:tc>
@@ -18663,14 +18916,15 @@
             </w:tcMar>
           </w:tcPr>
           <w:p>
-            <w:r/>
-            <w:r>
-              <w:rPr>
-                <w:rFonts w:ascii="Calibri" w:hAnsi="Calibri" w:eastAsia="Calibri" w:cs="Calibri"/>
-                <w:b w:val="0"/>
-                <w:sz w:val="18"/>
-              </w:rPr>
+            <w:r>
               <w:t>8.0%</w:t>
+            </w:r>
+            <w:r>
+              <w:rPr>
+                <w:rFonts w:ascii="Calibri" w:hAnsi="Calibri" w:eastAsia="Calibri" w:cs="Calibri"/>
+                <w:b w:val="0"/>
+                <w:sz w:val="18"/>
+              </w:rPr>
             </w:r>
           </w:p>
         </w:tc>
@@ -18810,15 +19064,16 @@
             </w:tcMar>
           </w:tcPr>
           <w:p>
-            <w:r/>
-            <w:r>
-              <w:rPr>
-                <w:rFonts w:ascii="Calibri" w:hAnsi="Calibri" w:eastAsia="Calibri" w:cs="Calibri"/>
-                <w:b w:val="0"/>
-                <w:sz w:val="18"/>
-              </w:rPr>
+            <w:r>
               <w:t>$22,632</w:t>
             </w:r>
+            <w:r>
+              <w:rPr>
+                <w:rFonts w:ascii="Calibri" w:hAnsi="Calibri" w:eastAsia="Calibri" w:cs="Calibri"/>
+                <w:b w:val="0"/>
+                <w:sz w:val="18"/>
+              </w:rPr>
+            </w:r>
           </w:p>
         </w:tc>
         <w:tc>
@@ -18839,14 +19094,15 @@
             </w:tcMar>
           </w:tcPr>
           <w:p>
-            <w:r/>
-            <w:r>
-              <w:rPr>
-                <w:rFonts w:ascii="Calibri" w:hAnsi="Calibri" w:eastAsia="Calibri" w:cs="Calibri"/>
-                <w:b w:val="0"/>
-                <w:sz w:val="18"/>
-              </w:rPr>
+            <w:r>
               <w:t>5.6%</w:t>
+            </w:r>
+            <w:r>
+              <w:rPr>
+                <w:rFonts w:ascii="Calibri" w:hAnsi="Calibri" w:eastAsia="Calibri" w:cs="Calibri"/>
+                <w:b w:val="0"/>
+                <w:sz w:val="18"/>
+              </w:rPr>
             </w:r>
           </w:p>
         </w:tc>
@@ -18986,15 +19242,16 @@
             </w:tcMar>
           </w:tcPr>
           <w:p>
-            <w:r/>
-            <w:r>
-              <w:rPr>
-                <w:rFonts w:ascii="Calibri" w:hAnsi="Calibri" w:eastAsia="Calibri" w:cs="Calibri"/>
-                <w:b w:val="0"/>
-                <w:sz w:val="18"/>
-              </w:rPr>
+            <w:r>
               <w:t>$97,284</w:t>
             </w:r>
+            <w:r>
+              <w:rPr>
+                <w:rFonts w:ascii="Calibri" w:hAnsi="Calibri" w:eastAsia="Calibri" w:cs="Calibri"/>
+                <w:b w:val="0"/>
+                <w:sz w:val="18"/>
+              </w:rPr>
+            </w:r>
           </w:p>
         </w:tc>
         <w:tc>
@@ -19015,14 +19272,15 @@
             </w:tcMar>
           </w:tcPr>
           <w:p>
-            <w:r/>
-            <w:r>
-              <w:rPr>
-                <w:rFonts w:ascii="Calibri" w:hAnsi="Calibri" w:eastAsia="Calibri" w:cs="Calibri"/>
-                <w:b w:val="0"/>
-                <w:sz w:val="18"/>
-              </w:rPr>
-              <w:t>24.1%</w:t>
+            <w:r>
+              <w:t>24.2%</w:t>
+            </w:r>
+            <w:r>
+              <w:rPr>
+                <w:rFonts w:ascii="Calibri" w:hAnsi="Calibri" w:eastAsia="Calibri" w:cs="Calibri"/>
+                <w:b w:val="0"/>
+                <w:sz w:val="18"/>
+              </w:rPr>
             </w:r>
           </w:p>
         </w:tc>
@@ -19162,15 +19420,16 @@
             </w:tcMar>
           </w:tcPr>
           <w:p>
-            <w:r/>
-            <w:r>
-              <w:rPr>
-                <w:rFonts w:ascii="Calibri" w:hAnsi="Calibri" w:eastAsia="Calibri" w:cs="Calibri"/>
-                <w:b w:val="0"/>
-                <w:sz w:val="18"/>
-              </w:rPr>
+            <w:r>
               <w:t>$50,830</w:t>
             </w:r>
+            <w:r>
+              <w:rPr>
+                <w:rFonts w:ascii="Calibri" w:hAnsi="Calibri" w:eastAsia="Calibri" w:cs="Calibri"/>
+                <w:b w:val="0"/>
+                <w:sz w:val="18"/>
+              </w:rPr>
+            </w:r>
           </w:p>
         </w:tc>
         <w:tc>
@@ -19191,14 +19450,15 @@
             </w:tcMar>
           </w:tcPr>
           <w:p>
-            <w:r/>
-            <w:r>
-              <w:rPr>
-                <w:rFonts w:ascii="Calibri" w:hAnsi="Calibri" w:eastAsia="Calibri" w:cs="Calibri"/>
-                <w:b w:val="0"/>
-                <w:sz w:val="18"/>
-              </w:rPr>
+            <w:r>
               <w:t>12.6%</w:t>
+            </w:r>
+            <w:r>
+              <w:rPr>
+                <w:rFonts w:ascii="Calibri" w:hAnsi="Calibri" w:eastAsia="Calibri" w:cs="Calibri"/>
+                <w:b w:val="0"/>
+                <w:sz w:val="18"/>
+              </w:rPr>
             </w:r>
           </w:p>
         </w:tc>
@@ -19338,15 +19598,16 @@
             </w:tcMar>
           </w:tcPr>
           <w:p>
-            <w:r/>
-            <w:r>
-              <w:rPr>
-                <w:rFonts w:ascii="Calibri" w:hAnsi="Calibri" w:eastAsia="Calibri" w:cs="Calibri"/>
-                <w:b w:val="0"/>
-                <w:sz w:val="18"/>
-              </w:rPr>
+            <w:r>
               <w:t>$106,062</w:t>
             </w:r>
+            <w:r>
+              <w:rPr>
+                <w:rFonts w:ascii="Calibri" w:hAnsi="Calibri" w:eastAsia="Calibri" w:cs="Calibri"/>
+                <w:b w:val="0"/>
+                <w:sz w:val="18"/>
+              </w:rPr>
+            </w:r>
           </w:p>
         </w:tc>
         <w:tc>
@@ -19367,14 +19628,15 @@
             </w:tcMar>
           </w:tcPr>
           <w:p>
-            <w:r/>
-            <w:r>
-              <w:rPr>
-                <w:rFonts w:ascii="Calibri" w:hAnsi="Calibri" w:eastAsia="Calibri" w:cs="Calibri"/>
-                <w:b w:val="0"/>
-                <w:sz w:val="18"/>
-              </w:rPr>
-              <w:t>26.3%</w:t>
+            <w:r>
+              <w:t>26.4%</w:t>
+            </w:r>
+            <w:r>
+              <w:rPr>
+                <w:rFonts w:ascii="Calibri" w:hAnsi="Calibri" w:eastAsia="Calibri" w:cs="Calibri"/>
+                <w:b w:val="0"/>
+                <w:sz w:val="18"/>
+              </w:rPr>
             </w:r>
           </w:p>
         </w:tc>
@@ -19514,15 +19776,16 @@
             </w:tcMar>
           </w:tcPr>
           <w:p>
-            <w:r/>
-            <w:r>
-              <w:rPr>
-                <w:rFonts w:ascii="Calibri" w:hAnsi="Calibri" w:eastAsia="Calibri" w:cs="Calibri"/>
-                <w:b w:val="0"/>
-                <w:sz w:val="18"/>
-              </w:rPr>
+            <w:r>
               <w:t>$22,828</w:t>
             </w:r>
+            <w:r>
+              <w:rPr>
+                <w:rFonts w:ascii="Calibri" w:hAnsi="Calibri" w:eastAsia="Calibri" w:cs="Calibri"/>
+                <w:b w:val="0"/>
+                <w:sz w:val="18"/>
+              </w:rPr>
+            </w:r>
           </w:p>
         </w:tc>
         <w:tc>
@@ -19543,14 +19806,15 @@
             </w:tcMar>
           </w:tcPr>
           <w:p>
-            <w:r/>
-            <w:r>
-              <w:rPr>
-                <w:rFonts w:ascii="Calibri" w:hAnsi="Calibri" w:eastAsia="Calibri" w:cs="Calibri"/>
-                <w:b w:val="0"/>
-                <w:sz w:val="18"/>
-              </w:rPr>
+            <w:r>
               <w:t>5.7%</w:t>
+            </w:r>
+            <w:r>
+              <w:rPr>
+                <w:rFonts w:ascii="Calibri" w:hAnsi="Calibri" w:eastAsia="Calibri" w:cs="Calibri"/>
+                <w:b w:val="0"/>
+                <w:sz w:val="18"/>
+              </w:rPr>
             </w:r>
           </w:p>
         </w:tc>
@@ -19690,15 +19954,16 @@
             </w:tcMar>
           </w:tcPr>
           <w:p>
-            <w:r/>
-            <w:r>
-              <w:rPr>
-                <w:rFonts w:ascii="Calibri" w:hAnsi="Calibri" w:eastAsia="Calibri" w:cs="Calibri"/>
-                <w:b w:val="0"/>
-                <w:sz w:val="18"/>
-              </w:rPr>
+            <w:r>
               <w:t>$19,126</w:t>
             </w:r>
+            <w:r>
+              <w:rPr>
+                <w:rFonts w:ascii="Calibri" w:hAnsi="Calibri" w:eastAsia="Calibri" w:cs="Calibri"/>
+                <w:b w:val="0"/>
+                <w:sz w:val="18"/>
+              </w:rPr>
+            </w:r>
           </w:p>
         </w:tc>
         <w:tc>
@@ -19719,14 +19984,15 @@
             </w:tcMar>
           </w:tcPr>
           <w:p>
-            <w:r/>
-            <w:r>
-              <w:rPr>
-                <w:rFonts w:ascii="Calibri" w:hAnsi="Calibri" w:eastAsia="Calibri" w:cs="Calibri"/>
-                <w:b w:val="0"/>
-                <w:sz w:val="18"/>
-              </w:rPr>
-              <w:t>4.7%</w:t>
+            <w:r>
+              <w:t>4.8%</w:t>
+            </w:r>
+            <w:r>
+              <w:rPr>
+                <w:rFonts w:ascii="Calibri" w:hAnsi="Calibri" w:eastAsia="Calibri" w:cs="Calibri"/>
+                <w:b w:val="0"/>
+                <w:sz w:val="18"/>
+              </w:rPr>
             </w:r>
           </w:p>
         </w:tc>
@@ -19887,14 +20153,15 @@
             </w:tcMar>
           </w:tcPr>
           <w:p>
-            <w:r/>
+            <w:r>
+              <w:t>$402,396</w:t>
+            </w:r>
             <w:r>
               <w:rPr>
                 <w:rFonts w:ascii="Calibri" w:hAnsi="Calibri" w:eastAsia="Calibri" w:cs="Calibri"/>
                 <w:b/>
                 <w:sz w:val="18"/>
               </w:rPr>
-              <w:t>$403,167</w:t>
             </w:r>
           </w:p>
         </w:tc>
@@ -20220,14 +20487,15 @@
             </w:tcMar>
           </w:tcPr>
           <w:p>
-            <w:r/>
-            <w:r>
-              <w:rPr>
-                <w:rFonts w:ascii="Calibri" w:hAnsi="Calibri" w:eastAsia="Calibri" w:cs="Calibri"/>
-                <w:b w:val="0"/>
-                <w:sz w:val="18"/>
-              </w:rPr>
-              <w:t>$403,167</w:t>
+            <w:r>
+              <w:t>$402,396</w:t>
+            </w:r>
+            <w:r>
+              <w:rPr>
+                <w:rFonts w:ascii="Calibri" w:hAnsi="Calibri" w:eastAsia="Calibri" w:cs="Calibri"/>
+                <w:b w:val="0"/>
+                <w:sz w:val="18"/>
+              </w:rPr>
             </w:r>
           </w:p>
         </w:tc>
@@ -20249,14 +20517,15 @@
             </w:tcMar>
           </w:tcPr>
           <w:p>
-            <w:r/>
-            <w:r>
-              <w:rPr>
-                <w:rFonts w:ascii="Calibri" w:hAnsi="Calibri" w:eastAsia="Calibri" w:cs="Calibri"/>
-                <w:b w:val="0"/>
-                <w:sz w:val="18"/>
-              </w:rPr>
-              <w:t>$403,167</w:t>
+            <w:r>
+              <w:t>$402,396</w:t>
+            </w:r>
+            <w:r>
+              <w:rPr>
+                <w:rFonts w:ascii="Calibri" w:hAnsi="Calibri" w:eastAsia="Calibri" w:cs="Calibri"/>
+                <w:b w:val="0"/>
+                <w:sz w:val="18"/>
+              </w:rPr>
             </w:r>
           </w:p>
         </w:tc>
@@ -20278,14 +20547,15 @@
             </w:tcMar>
           </w:tcPr>
           <w:p>
-            <w:r/>
-            <w:r>
-              <w:rPr>
-                <w:rFonts w:ascii="Calibri" w:hAnsi="Calibri" w:eastAsia="Calibri" w:cs="Calibri"/>
-                <w:b w:val="0"/>
-                <w:sz w:val="18"/>
-              </w:rPr>
-              <w:t>$403,167</w:t>
+            <w:r>
+              <w:t>$402,396</w:t>
+            </w:r>
+            <w:r>
+              <w:rPr>
+                <w:rFonts w:ascii="Calibri" w:hAnsi="Calibri" w:eastAsia="Calibri" w:cs="Calibri"/>
+                <w:b w:val="0"/>
+                <w:sz w:val="18"/>
+              </w:rPr>
             </w:r>
           </w:p>
         </w:tc>
@@ -20367,14 +20637,15 @@
             </w:tcMar>
           </w:tcPr>
           <w:p>
-            <w:r/>
-            <w:r>
-              <w:rPr>
-                <w:rFonts w:ascii="Calibri" w:hAnsi="Calibri" w:eastAsia="Calibri" w:cs="Calibri"/>
-                <w:b w:val="0"/>
-                <w:sz w:val="18"/>
-              </w:rPr>
-              <w:t>$458,141</w:t>
+            <w:r>
+              <w:t>$457,265</w:t>
+            </w:r>
+            <w:r>
+              <w:rPr>
+                <w:rFonts w:ascii="Calibri" w:hAnsi="Calibri" w:eastAsia="Calibri" w:cs="Calibri"/>
+                <w:b w:val="0"/>
+                <w:sz w:val="18"/>
+              </w:rPr>
             </w:r>
           </w:p>
         </w:tc>
@@ -20396,14 +20667,15 @@
             </w:tcMar>
           </w:tcPr>
           <w:p>
-            <w:r/>
-            <w:r>
-              <w:rPr>
-                <w:rFonts w:ascii="Calibri" w:hAnsi="Calibri" w:eastAsia="Calibri" w:cs="Calibri"/>
-                <w:b w:val="0"/>
-                <w:sz w:val="18"/>
-              </w:rPr>
-              <w:t>$474,619</w:t>
+            <w:r>
+              <w:t>$473,711</w:t>
+            </w:r>
+            <w:r>
+              <w:rPr>
+                <w:rFonts w:ascii="Calibri" w:hAnsi="Calibri" w:eastAsia="Calibri" w:cs="Calibri"/>
+                <w:b w:val="0"/>
+                <w:sz w:val="18"/>
+              </w:rPr>
             </w:r>
           </w:p>
         </w:tc>
@@ -20425,14 +20697,15 @@
             </w:tcMar>
           </w:tcPr>
           <w:p>
-            <w:r/>
-            <w:r>
-              <w:rPr>
-                <w:rFonts w:ascii="Calibri" w:hAnsi="Calibri" w:eastAsia="Calibri" w:cs="Calibri"/>
-                <w:b w:val="0"/>
-                <w:sz w:val="18"/>
-              </w:rPr>
-              <w:t>$494,061</w:t>
+            <w:r>
+              <w:t>$493,116</w:t>
+            </w:r>
+            <w:r>
+              <w:rPr>
+                <w:rFonts w:ascii="Calibri" w:hAnsi="Calibri" w:eastAsia="Calibri" w:cs="Calibri"/>
+                <w:b w:val="0"/>
+                <w:sz w:val="18"/>
+              </w:rPr>
             </w:r>
           </w:p>
         </w:tc>
@@ -20514,14 +20787,15 @@
             </w:tcMar>
           </w:tcPr>
           <w:p>
-            <w:r/>
-            <w:r>
-              <w:rPr>
-                <w:rFonts w:ascii="Calibri" w:hAnsi="Calibri" w:eastAsia="Calibri" w:cs="Calibri"/>
-                <w:b w:val="0"/>
-                <w:sz w:val="18"/>
-              </w:rPr>
-              <w:t>$554,972</w:t>
+            <w:r>
+              <w:t>$553,911</w:t>
+            </w:r>
+            <w:r>
+              <w:rPr>
+                <w:rFonts w:ascii="Calibri" w:hAnsi="Calibri" w:eastAsia="Calibri" w:cs="Calibri"/>
+                <w:b w:val="0"/>
+                <w:sz w:val="18"/>
+              </w:rPr>
             </w:r>
           </w:p>
         </w:tc>
@@ -20543,14 +20817,15 @@
             </w:tcMar>
           </w:tcPr>
           <w:p>
-            <w:r/>
-            <w:r>
-              <w:rPr>
-                <w:rFonts w:ascii="Calibri" w:hAnsi="Calibri" w:eastAsia="Calibri" w:cs="Calibri"/>
-                <w:b w:val="0"/>
-                <w:sz w:val="18"/>
-              </w:rPr>
-              <w:t>$606,225</w:t>
+            <w:r>
+              <w:t>$605,066</w:t>
+            </w:r>
+            <w:r>
+              <w:rPr>
+                <w:rFonts w:ascii="Calibri" w:hAnsi="Calibri" w:eastAsia="Calibri" w:cs="Calibri"/>
+                <w:b w:val="0"/>
+                <w:sz w:val="18"/>
+              </w:rPr>
             </w:r>
           </w:p>
         </w:tc>
@@ -20572,14 +20847,15 @@
             </w:tcMar>
           </w:tcPr>
           <w:p>
-            <w:r/>
-            <w:r>
-              <w:rPr>
-                <w:rFonts w:ascii="Calibri" w:hAnsi="Calibri" w:eastAsia="Calibri" w:cs="Calibri"/>
-                <w:b w:val="0"/>
-                <w:sz w:val="18"/>
-              </w:rPr>
-              <w:t>$670,229</w:t>
+            <w:r>
+              <w:t>$668,947</w:t>
+            </w:r>
+            <w:r>
+              <w:rPr>
+                <w:rFonts w:ascii="Calibri" w:hAnsi="Calibri" w:eastAsia="Calibri" w:cs="Calibri"/>
+                <w:b w:val="0"/>
+                <w:sz w:val="18"/>
+              </w:rPr>
             </w:r>
           </w:p>
         </w:tc>
@@ -20661,14 +20937,15 @@
             </w:tcMar>
           </w:tcPr>
           <w:p>
-            <w:r/>
+            <w:r>
+              <w:t>$762,475</w:t>
+            </w:r>
             <w:r>
               <w:rPr>
                 <w:rFonts w:ascii="Calibri" w:hAnsi="Calibri" w:eastAsia="Calibri" w:cs="Calibri"/>
                 <w:b/>
                 <w:sz w:val="18"/>
               </w:rPr>
-              <w:t>$763,936</w:t>
             </w:r>
           </w:p>
         </w:tc>
@@ -20690,14 +20967,15 @@
             </w:tcMar>
           </w:tcPr>
           <w:p>
-            <w:r/>
+            <w:r>
+              <w:t>$909,811</w:t>
+            </w:r>
             <w:r>
               <w:rPr>
                 <w:rFonts w:ascii="Calibri" w:hAnsi="Calibri" w:eastAsia="Calibri" w:cs="Calibri"/>
                 <w:b/>
                 <w:sz w:val="18"/>
               </w:rPr>
-              <w:t>$911,554</w:t>
             </w:r>
           </w:p>
         </w:tc>
@@ -20719,14 +20997,15 @@
             </w:tcMar>
           </w:tcPr>
           <w:p>
-            <w:r/>
+            <w:r>
+              <w:t>$1,112,065</w:t>
+            </w:r>
             <w:r>
               <w:rPr>
                 <w:rFonts w:ascii="Calibri" w:hAnsi="Calibri" w:eastAsia="Calibri" w:cs="Calibri"/>
                 <w:b/>
                 <w:sz w:val="18"/>
               </w:rPr>
-              <w:t>$1,114,195</w:t>
             </w:r>
           </w:p>
         </w:tc>
@@ -20808,14 +21087,15 @@
             </w:tcMar>
           </w:tcPr>
           <w:p>
-            <w:r/>
-            <w:r>
-              <w:rPr>
-                <w:rFonts w:ascii="Calibri" w:hAnsi="Calibri" w:eastAsia="Calibri" w:cs="Calibri"/>
-                <w:b w:val="0"/>
-                <w:sz w:val="18"/>
-              </w:rPr>
-              <w:t>$1,051,582</w:t>
+            <w:r>
+              <w:t>$1,049,571</w:t>
+            </w:r>
+            <w:r>
+              <w:rPr>
+                <w:rFonts w:ascii="Calibri" w:hAnsi="Calibri" w:eastAsia="Calibri" w:cs="Calibri"/>
+                <w:b w:val="0"/>
+                <w:sz w:val="18"/>
+              </w:rPr>
             </w:r>
           </w:p>
         </w:tc>
@@ -20837,14 +21117,15 @@
             </w:tcMar>
           </w:tcPr>
           <w:p>
-            <w:r/>
-            <w:r>
-              <w:rPr>
-                <w:rFonts w:ascii="Calibri" w:hAnsi="Calibri" w:eastAsia="Calibri" w:cs="Calibri"/>
-                <w:b w:val="0"/>
-                <w:sz w:val="18"/>
-              </w:rPr>
-              <w:t>$1,370,665</w:t>
+            <w:r>
+              <w:t>$1,368,043</w:t>
+            </w:r>
+            <w:r>
+              <w:rPr>
+                <w:rFonts w:ascii="Calibri" w:hAnsi="Calibri" w:eastAsia="Calibri" w:cs="Calibri"/>
+                <w:b w:val="0"/>
+                <w:sz w:val="18"/>
+              </w:rPr>
             </w:r>
           </w:p>
         </w:tc>
@@ -20866,14 +21147,15 @@
             </w:tcMar>
           </w:tcPr>
           <w:p>
-            <w:r/>
-            <w:r>
-              <w:rPr>
-                <w:rFonts w:ascii="Calibri" w:hAnsi="Calibri" w:eastAsia="Calibri" w:cs="Calibri"/>
-                <w:b w:val="0"/>
-                <w:sz w:val="18"/>
-              </w:rPr>
-              <w:t>$1,852,250</w:t>
+            <w:r>
+              <w:t>$1,848,707</w:t>
+            </w:r>
+            <w:r>
+              <w:rPr>
+                <w:rFonts w:ascii="Calibri" w:hAnsi="Calibri" w:eastAsia="Calibri" w:cs="Calibri"/>
+                <w:b w:val="0"/>
+                <w:sz w:val="18"/>
+              </w:rPr>
             </w:r>
           </w:p>
         </w:tc>
@@ -21217,7 +21499,7 @@
                 <w:sz w:val="18"/>
                 <w:szCs w:val="18"/>
               </w:rPr>
-              <w:t>Covered TODAY — $403,167 exceeds this</w:t>
+              <w:t>Covered TODAY — $402,396 exceeds this</w:t>
             </w:r>
           </w:p>
         </w:tc>
@@ -33744,7 +34026,7 @@
                 <w:sz w:val="20"/>
                 <w:szCs w:val="20"/>
               </w:rPr>
-              <w:t>LISA — IF READING THIS AFTER BRAD IS GONE: Do not make any immediate financial decisions. Call the financial advisor and Schwab/Fidelity first. The portfolio generates $80,364/yr ($6,697/mo) automatically — you have time to plan carefully.</w:t>
+              <w:t>LISA — IF READING THIS AFTER BRAD IS GONE: Do not make any immediate financial decisions. Call the financial advisor and Schwab/Fidelity first. The portfolio generates $80,362/yr ($6,697/mo) automatically — you have time to plan carefully.</w:t>
             </w:r>
           </w:p>
         </w:tc>
@@ -38113,7 +38395,7 @@
           <w:sz w:val="17"/>
           <w:szCs w:val="17"/>
         </w:rPr>
-        <w:t>Document last updated: August 18, 2026. Dividend rates verified against official sources. Next full review recommended Q4 2026.</w:t>
+        <w:t>Document last updated: August 19, 2026. Dividend rates verified against official sources. Next full review recommended Q4 2026.</w:t>
       </w:r>
     </w:p>
     <w:sectPr>

--- a/docs/templates/Kitchen_Complete_Reference.docx
+++ b/docs/templates/Kitchen_Complete_Reference.docx
@@ -51,7 +51,7 @@
           <w:sz w:val="20"/>
           <w:szCs w:val="20"/>
         </w:rPr>
-        <w:t>August 19, 2026  |  Confidential  |  Dividend rates verified</w:t>
+        <w:t>August 20, 2026  |  Confidential  |  Dividend rates verified</w:t>
       </w:r>
     </w:p>
     <w:tbl>
@@ -301,7 +301,7 @@
           <w:sz w:val="24"/>
           <w:szCs w:val="24"/>
         </w:rPr>
-        <w:t>Investment Portfolio Summary — August 19, 2026</w:t>
+        <w:t>Investment Portfolio Summary — August 20, 2026</w:t>
       </w:r>
     </w:p>
     <w:tbl>
@@ -471,15 +471,14 @@
             </w:tcMar>
           </w:tcPr>
           <w:p>
-            <w:r>
-              <w:t>$1,234,989</w:t>
-            </w:r>
-            <w:r>
-              <w:rPr>
-                <w:rFonts w:ascii="Calibri" w:hAnsi="Calibri" w:eastAsia="Calibri" w:cs="Calibri"/>
-                <w:b w:val="0"/>
-                <w:sz w:val="18"/>
-              </w:rPr>
+            <w:r/>
+            <w:r>
+              <w:rPr>
+                <w:rFonts w:ascii="Calibri" w:hAnsi="Calibri"/>
+                <w:b w:val="0"/>
+                <w:sz w:val="18"/>
+              </w:rPr>
+              <w:t>$1,237,970</w:t>
             </w:r>
           </w:p>
         </w:tc>
@@ -501,15 +500,14 @@
             </w:tcMar>
           </w:tcPr>
           <w:p>
-            <w:r>
-              <w:t>6 account types · $80,362/yr income</w:t>
-            </w:r>
-            <w:r>
-              <w:rPr>
-                <w:rFonts w:ascii="Calibri" w:hAnsi="Calibri" w:eastAsia="Calibri" w:cs="Calibri"/>
-                <w:b w:val="0"/>
-                <w:sz w:val="18"/>
-              </w:rPr>
+            <w:r/>
+            <w:r>
+              <w:rPr>
+                <w:rFonts w:ascii="Calibri" w:hAnsi="Calibri"/>
+                <w:b w:val="0"/>
+                <w:sz w:val="18"/>
+              </w:rPr>
+              <w:t>6 account types · $80,368/yr income</w:t>
             </w:r>
           </w:p>
         </w:tc>
@@ -569,15 +567,14 @@
             </w:tcMar>
           </w:tcPr>
           <w:p>
-            <w:r>
-              <w:t>$400,441</w:t>
-            </w:r>
-            <w:r>
-              <w:rPr>
-                <w:rFonts w:ascii="Calibri" w:hAnsi="Calibri" w:eastAsia="Calibri" w:cs="Calibri"/>
-                <w:b w:val="0"/>
-                <w:sz w:val="18"/>
-              </w:rPr>
+            <w:r/>
+            <w:r>
+              <w:rPr>
+                <w:rFonts w:ascii="Calibri" w:hAnsi="Calibri"/>
+                <w:b w:val="0"/>
+                <w:sz w:val="18"/>
+              </w:rPr>
+              <w:t>$403,254</w:t>
             </w:r>
           </w:p>
         </w:tc>
@@ -666,15 +663,14 @@
             </w:tcMar>
           </w:tcPr>
           <w:p>
-            <w:r>
-              <w:t>$402,396</w:t>
-            </w:r>
-            <w:r>
-              <w:rPr>
-                <w:rFonts w:ascii="Calibri" w:hAnsi="Calibri" w:eastAsia="Calibri" w:cs="Calibri"/>
-                <w:b w:val="0"/>
-                <w:sz w:val="18"/>
-              </w:rPr>
+            <w:r/>
+            <w:r>
+              <w:rPr>
+                <w:rFonts w:ascii="Calibri" w:hAnsi="Calibri"/>
+                <w:b w:val="0"/>
+                <w:sz w:val="18"/>
+              </w:rPr>
+              <w:t>$403,929</w:t>
             </w:r>
           </w:p>
         </w:tc>
@@ -873,15 +869,14 @@
             </w:tcMar>
           </w:tcPr>
           <w:p>
-            <w:r>
-              <w:t>$2,037,826</w:t>
-            </w:r>
-            <w:r>
-              <w:rPr>
-                <w:rFonts w:ascii="Calibri" w:hAnsi="Calibri" w:eastAsia="Calibri" w:cs="Calibri"/>
+            <w:r/>
+            <w:r>
+              <w:rPr>
+                <w:rFonts w:ascii="Calibri" w:hAnsi="Calibri"/>
                 <w:b/>
                 <w:sz w:val="18"/>
               </w:rPr>
+              <w:t>$2,045,258</w:t>
             </w:r>
           </w:p>
         </w:tc>
@@ -1080,15 +1075,14 @@
             </w:tcMar>
           </w:tcPr>
           <w:p>
-            <w:r>
+            <w:r/>
+            <w:r>
+              <w:rPr>
+                <w:rFonts w:ascii="Calibri" w:hAnsi="Calibri"/>
+                <w:b w:val="0"/>
+                <w:sz w:val="18"/>
+              </w:rPr>
               <w:t>$28,080</w:t>
-            </w:r>
-            <w:r>
-              <w:rPr>
-                <w:rFonts w:ascii="Calibri" w:hAnsi="Calibri" w:eastAsia="Calibri" w:cs="Calibri"/>
-                <w:b w:val="0"/>
-                <w:sz w:val="18"/>
-              </w:rPr>
             </w:r>
           </w:p>
         </w:tc>
@@ -1184,15 +1178,14 @@
             </w:tcMar>
           </w:tcPr>
           <w:p>
-            <w:r>
-              <w:t>$2,125,906</w:t>
-            </w:r>
-            <w:r>
-              <w:rPr>
-                <w:rFonts w:ascii="Calibri" w:hAnsi="Calibri" w:eastAsia="Calibri" w:cs="Calibri"/>
+            <w:r/>
+            <w:r>
+              <w:rPr>
+                <w:rFonts w:ascii="Calibri" w:hAnsi="Calibri"/>
                 <w:b/>
                 <w:sz w:val="18"/>
               </w:rPr>
+              <w:t>$2,133,338</w:t>
             </w:r>
           </w:p>
         </w:tc>
@@ -1214,15 +1207,14 @@
             </w:tcMar>
           </w:tcPr>
           <w:p>
-            <w:r>
-              <w:t>August 19, 2026 — approximate</w:t>
-            </w:r>
-            <w:r>
-              <w:rPr>
-                <w:rFonts w:ascii="Calibri" w:hAnsi="Calibri" w:eastAsia="Calibri" w:cs="Calibri"/>
-                <w:b w:val="0"/>
-                <w:sz w:val="18"/>
-              </w:rPr>
+            <w:r/>
+            <w:r>
+              <w:rPr>
+                <w:rFonts w:ascii="Calibri" w:hAnsi="Calibri"/>
+                <w:b w:val="0"/>
+                <w:sz w:val="18"/>
+              </w:rPr>
+              <w:t>August 20, 2026 — approximate</w:t>
             </w:r>
           </w:p>
         </w:tc>
@@ -1451,15 +1443,14 @@
             </w:tcMar>
           </w:tcPr>
           <w:p>
-            <w:r>
-              <w:t>$80,362</w:t>
-            </w:r>
-            <w:r>
-              <w:rPr>
-                <w:rFonts w:ascii="Calibri" w:hAnsi="Calibri" w:eastAsia="Calibri" w:cs="Calibri"/>
-                <w:b w:val="0"/>
-                <w:sz w:val="18"/>
-              </w:rPr>
+            <w:r/>
+            <w:r>
+              <w:rPr>
+                <w:rFonts w:ascii="Calibri" w:hAnsi="Calibri"/>
+                <w:b w:val="0"/>
+                <w:sz w:val="18"/>
+              </w:rPr>
+              <w:t>$80,368</w:t>
             </w:r>
           </w:p>
         </w:tc>
@@ -1481,15 +1472,14 @@
             </w:tcMar>
           </w:tcPr>
           <w:p>
-            <w:r>
+            <w:r/>
+            <w:r>
+              <w:rPr>
+                <w:rFonts w:ascii="Calibri" w:hAnsi="Calibri"/>
+                <w:b w:val="0"/>
+                <w:sz w:val="18"/>
+              </w:rPr>
               <w:t>$6,697</w:t>
-            </w:r>
-            <w:r>
-              <w:rPr>
-                <w:rFonts w:ascii="Calibri" w:hAnsi="Calibri" w:eastAsia="Calibri" w:cs="Calibri"/>
-                <w:b w:val="0"/>
-                <w:sz w:val="18"/>
-              </w:rPr>
             </w:r>
           </w:p>
         </w:tc>
@@ -1720,11 +1710,11 @@
             <w:r/>
             <w:r>
               <w:rPr>
-                <w:rFonts w:ascii="Calibri" w:hAnsi="Calibri" w:eastAsia="Calibri" w:cs="Calibri"/>
+                <w:rFonts w:ascii="Calibri" w:hAnsi="Calibri"/>
                 <w:b/>
                 <w:sz w:val="18"/>
               </w:rPr>
-              <w:t>$82,164</w:t>
+              <w:t>$82,168</w:t>
             </w:r>
           </w:p>
         </w:tc>
@@ -1749,8 +1739,8 @@
             <w:r/>
             <w:r>
               <w:rPr>
-                <w:rFonts w:ascii="Calibri" w:hAnsi="Calibri" w:eastAsia="Calibri" w:cs="Calibri"/>
-                <w:b w:val="0"/>
+                <w:rFonts w:ascii="Calibri" w:hAnsi="Calibri"/>
+                <w:b/>
                 <w:sz w:val="18"/>
               </w:rPr>
               <w:t>$6,847</w:t>
@@ -1778,11 +1768,11 @@
             <w:r/>
             <w:r>
               <w:rPr>
-                <w:rFonts w:ascii="Calibri" w:hAnsi="Calibri" w:eastAsia="Calibri" w:cs="Calibri"/>
-                <w:b w:val="0"/>
-                <w:sz w:val="18"/>
-              </w:rPr>
-              <w:t>All-in income $91,996/yr exceeds $84K target (incl. P2/P3 divs redeployed to P1)</w:t>
+                <w:rFonts w:ascii="Calibri" w:hAnsi="Calibri"/>
+                <w:b w:val="0"/>
+                <w:sz w:val="18"/>
+              </w:rPr>
+              <w:t>All-in income $92,000/yr exceeds $84K target (incl. P2/P3 divs redeployed to P1)</w:t>
             </w:r>
           </w:p>
         </w:tc>
@@ -2531,7 +2521,7 @@
           <w:sz w:val="19"/>
           <w:szCs w:val="19"/>
         </w:rPr>
-        <w:t>$80,362/yr · $6,697/mo · 49 positions · 6 account types · rates verified August 19, 2026</w:t>
+        <w:t>$80,368/yr · $6,697/mo · 49 positions · 6 account types · rates verified August 20, 2026</w:t>
       </w:r>
     </w:p>
     <w:p>
@@ -2803,15 +2793,14 @@
             </w:tcMar>
           </w:tcPr>
           <w:p>
-            <w:r>
-              <w:t>$23,161</w:t>
-            </w:r>
-            <w:r>
-              <w:rPr>
-                <w:rFonts w:ascii="Calibri" w:hAnsi="Calibri" w:eastAsia="Calibri" w:cs="Calibri"/>
-                <w:b w:val="0"/>
-                <w:sz w:val="18"/>
-              </w:rPr>
+            <w:r/>
+            <w:r>
+              <w:rPr>
+                <w:rFonts w:ascii="Calibri" w:hAnsi="Calibri"/>
+                <w:b w:val="0"/>
+                <w:sz w:val="18"/>
+              </w:rPr>
+              <w:t>$23,167</w:t>
             </w:r>
           </w:p>
         </w:tc>
@@ -2833,15 +2822,14 @@
             </w:tcMar>
           </w:tcPr>
           <w:p>
-            <w:r>
-              <w:t>$1,930</w:t>
-            </w:r>
-            <w:r>
-              <w:rPr>
-                <w:rFonts w:ascii="Calibri" w:hAnsi="Calibri" w:eastAsia="Calibri" w:cs="Calibri"/>
-                <w:b w:val="0"/>
-                <w:sz w:val="18"/>
-              </w:rPr>
+            <w:r/>
+            <w:r>
+              <w:rPr>
+                <w:rFonts w:ascii="Calibri" w:hAnsi="Calibri"/>
+                <w:b w:val="0"/>
+                <w:sz w:val="18"/>
+              </w:rPr>
+              <w:t>$1,931</w:t>
             </w:r>
           </w:p>
         </w:tc>
@@ -2863,15 +2851,14 @@
             </w:tcMar>
           </w:tcPr>
           <w:p>
-            <w:r>
-              <w:t>$432,388</w:t>
-            </w:r>
-            <w:r>
-              <w:rPr>
-                <w:rFonts w:ascii="Calibri" w:hAnsi="Calibri" w:eastAsia="Calibri" w:cs="Calibri"/>
-                <w:b w:val="0"/>
-                <w:sz w:val="18"/>
-              </w:rPr>
+            <w:r/>
+            <w:r>
+              <w:rPr>
+                <w:rFonts w:ascii="Calibri" w:hAnsi="Calibri"/>
+                <w:b w:val="0"/>
+                <w:sz w:val="18"/>
+              </w:rPr>
+              <w:t>$431,309</w:t>
             </w:r>
           </w:p>
         </w:tc>
@@ -2953,16 +2940,15 @@
             </w:tcMar>
           </w:tcPr>
           <w:p>
-            <w:r>
+            <w:r/>
+            <w:r>
+              <w:rPr>
+                <w:rFonts w:ascii="Calibri" w:hAnsi="Calibri"/>
+                <w:b w:val="0"/>
+                <w:sz w:val="18"/>
+              </w:rPr>
               <w:t>$20,959</w:t>
             </w:r>
-            <w:r>
-              <w:rPr>
-                <w:rFonts w:ascii="Calibri" w:hAnsi="Calibri" w:eastAsia="Calibri" w:cs="Calibri"/>
-                <w:b w:val="0"/>
-                <w:sz w:val="18"/>
-              </w:rPr>
-            </w:r>
           </w:p>
         </w:tc>
         <w:tc>
@@ -2983,16 +2969,15 @@
             </w:tcMar>
           </w:tcPr>
           <w:p>
-            <w:r>
+            <w:r/>
+            <w:r>
+              <w:rPr>
+                <w:rFonts w:ascii="Calibri" w:hAnsi="Calibri"/>
+                <w:b w:val="0"/>
+                <w:sz w:val="18"/>
+              </w:rPr>
               <w:t>$1,747</w:t>
             </w:r>
-            <w:r>
-              <w:rPr>
-                <w:rFonts w:ascii="Calibri" w:hAnsi="Calibri" w:eastAsia="Calibri" w:cs="Calibri"/>
-                <w:b w:val="0"/>
-                <w:sz w:val="18"/>
-              </w:rPr>
-            </w:r>
           </w:p>
         </w:tc>
         <w:tc>
@@ -3013,15 +2998,14 @@
             </w:tcMar>
           </w:tcPr>
           <w:p>
-            <w:r>
-              <w:t>$409,810</w:t>
-            </w:r>
-            <w:r>
-              <w:rPr>
-                <w:rFonts w:ascii="Calibri" w:hAnsi="Calibri" w:eastAsia="Calibri" w:cs="Calibri"/>
-                <w:b w:val="0"/>
-                <w:sz w:val="18"/>
-              </w:rPr>
+            <w:r/>
+            <w:r>
+              <w:rPr>
+                <w:rFonts w:ascii="Calibri" w:hAnsi="Calibri"/>
+                <w:b w:val="0"/>
+                <w:sz w:val="18"/>
+              </w:rPr>
+              <w:t>$414,096</w:t>
             </w:r>
           </w:p>
         </w:tc>
@@ -3103,16 +3087,15 @@
             </w:tcMar>
           </w:tcPr>
           <w:p>
-            <w:r>
+            <w:r/>
+            <w:r>
+              <w:rPr>
+                <w:rFonts w:ascii="Calibri" w:hAnsi="Calibri"/>
+                <w:b w:val="0"/>
+                <w:sz w:val="18"/>
+              </w:rPr>
               <w:t>$26,702</w:t>
             </w:r>
-            <w:r>
-              <w:rPr>
-                <w:rFonts w:ascii="Calibri" w:hAnsi="Calibri" w:eastAsia="Calibri" w:cs="Calibri"/>
-                <w:b w:val="0"/>
-                <w:sz w:val="18"/>
-              </w:rPr>
-            </w:r>
           </w:p>
         </w:tc>
         <w:tc>
@@ -3133,16 +3116,15 @@
             </w:tcMar>
           </w:tcPr>
           <w:p>
-            <w:r>
+            <w:r/>
+            <w:r>
+              <w:rPr>
+                <w:rFonts w:ascii="Calibri" w:hAnsi="Calibri"/>
+                <w:b w:val="0"/>
+                <w:sz w:val="18"/>
+              </w:rPr>
               <w:t>$2,225</w:t>
             </w:r>
-            <w:r>
-              <w:rPr>
-                <w:rFonts w:ascii="Calibri" w:hAnsi="Calibri" w:eastAsia="Calibri" w:cs="Calibri"/>
-                <w:b w:val="0"/>
-                <w:sz w:val="18"/>
-              </w:rPr>
-            </w:r>
           </w:p>
         </w:tc>
         <w:tc>
@@ -3163,15 +3145,14 @@
             </w:tcMar>
           </w:tcPr>
           <w:p>
-            <w:r>
-              <w:t>$281,466</w:t>
-            </w:r>
-            <w:r>
-              <w:rPr>
-                <w:rFonts w:ascii="Calibri" w:hAnsi="Calibri" w:eastAsia="Calibri" w:cs="Calibri"/>
-                <w:b w:val="0"/>
-                <w:sz w:val="18"/>
-              </w:rPr>
+            <w:r/>
+            <w:r>
+              <w:rPr>
+                <w:rFonts w:ascii="Calibri" w:hAnsi="Calibri"/>
+                <w:b w:val="0"/>
+                <w:sz w:val="18"/>
+              </w:rPr>
+              <w:t>$281,339</w:t>
             </w:r>
           </w:p>
         </w:tc>
@@ -3253,16 +3234,15 @@
             </w:tcMar>
           </w:tcPr>
           <w:p>
-            <w:r>
+            <w:r/>
+            <w:r>
+              <w:rPr>
+                <w:rFonts w:ascii="Calibri" w:hAnsi="Calibri"/>
+                <w:b w:val="0"/>
+                <w:sz w:val="18"/>
+              </w:rPr>
               <w:t>$6,421</w:t>
             </w:r>
-            <w:r>
-              <w:rPr>
-                <w:rFonts w:ascii="Calibri" w:hAnsi="Calibri" w:eastAsia="Calibri" w:cs="Calibri"/>
-                <w:b w:val="0"/>
-                <w:sz w:val="18"/>
-              </w:rPr>
-            </w:r>
           </w:p>
         </w:tc>
         <w:tc>
@@ -3283,16 +3263,15 @@
             </w:tcMar>
           </w:tcPr>
           <w:p>
-            <w:r>
+            <w:r/>
+            <w:r>
+              <w:rPr>
+                <w:rFonts w:ascii="Calibri" w:hAnsi="Calibri"/>
+                <w:b w:val="0"/>
+                <w:sz w:val="18"/>
+              </w:rPr>
               <w:t>$535</w:t>
             </w:r>
-            <w:r>
-              <w:rPr>
-                <w:rFonts w:ascii="Calibri" w:hAnsi="Calibri" w:eastAsia="Calibri" w:cs="Calibri"/>
-                <w:b w:val="0"/>
-                <w:sz w:val="18"/>
-              </w:rPr>
-            </w:r>
           </w:p>
         </w:tc>
         <w:tc>
@@ -3313,15 +3292,14 @@
             </w:tcMar>
           </w:tcPr>
           <w:p>
-            <w:r>
-              <w:t>$46,732</w:t>
-            </w:r>
-            <w:r>
-              <w:rPr>
-                <w:rFonts w:ascii="Calibri" w:hAnsi="Calibri" w:eastAsia="Calibri" w:cs="Calibri"/>
-                <w:b w:val="0"/>
-                <w:sz w:val="18"/>
-              </w:rPr>
+            <w:r/>
+            <w:r>
+              <w:rPr>
+                <w:rFonts w:ascii="Calibri" w:hAnsi="Calibri"/>
+                <w:b w:val="0"/>
+                <w:sz w:val="18"/>
+              </w:rPr>
+              <w:t>$46,731</w:t>
             </w:r>
           </w:p>
         </w:tc>
@@ -3403,16 +3381,15 @@
             </w:tcMar>
           </w:tcPr>
           <w:p>
-            <w:r>
+            <w:r/>
+            <w:r>
+              <w:rPr>
+                <w:rFonts w:ascii="Calibri" w:hAnsi="Calibri"/>
+                <w:b w:val="0"/>
+                <w:sz w:val="18"/>
+              </w:rPr>
               <w:t>$918</w:t>
             </w:r>
-            <w:r>
-              <w:rPr>
-                <w:rFonts w:ascii="Calibri" w:hAnsi="Calibri" w:eastAsia="Calibri" w:cs="Calibri"/>
-                <w:b w:val="0"/>
-                <w:sz w:val="18"/>
-              </w:rPr>
-            </w:r>
           </w:p>
         </w:tc>
         <w:tc>
@@ -3433,16 +3410,15 @@
             </w:tcMar>
           </w:tcPr>
           <w:p>
-            <w:r>
+            <w:r/>
+            <w:r>
+              <w:rPr>
+                <w:rFonts w:ascii="Calibri" w:hAnsi="Calibri"/>
+                <w:b w:val="0"/>
+                <w:sz w:val="18"/>
+              </w:rPr>
               <w:t>$77</w:t>
             </w:r>
-            <w:r>
-              <w:rPr>
-                <w:rFonts w:ascii="Calibri" w:hAnsi="Calibri" w:eastAsia="Calibri" w:cs="Calibri"/>
-                <w:b w:val="0"/>
-                <w:sz w:val="18"/>
-              </w:rPr>
-            </w:r>
           </w:p>
         </w:tc>
         <w:tc>
@@ -3463,15 +3439,14 @@
             </w:tcMar>
           </w:tcPr>
           <w:p>
-            <w:r>
-              <w:t>$5,254</w:t>
-            </w:r>
-            <w:r>
-              <w:rPr>
-                <w:rFonts w:ascii="Calibri" w:hAnsi="Calibri" w:eastAsia="Calibri" w:cs="Calibri"/>
-                <w:b w:val="0"/>
-                <w:sz w:val="18"/>
-              </w:rPr>
+            <w:r/>
+            <w:r>
+              <w:rPr>
+                <w:rFonts w:ascii="Calibri" w:hAnsi="Calibri"/>
+                <w:b w:val="0"/>
+                <w:sz w:val="18"/>
+              </w:rPr>
+              <w:t>$5,271</w:t>
             </w:r>
           </w:p>
         </w:tc>
@@ -3553,16 +3528,15 @@
             </w:tcMar>
           </w:tcPr>
           <w:p>
-            <w:r>
+            <w:r/>
+            <w:r>
+              <w:rPr>
+                <w:rFonts w:ascii="Calibri" w:hAnsi="Calibri"/>
+                <w:b w:val="0"/>
+                <w:sz w:val="18"/>
+              </w:rPr>
               <w:t>$2,199</w:t>
             </w:r>
-            <w:r>
-              <w:rPr>
-                <w:rFonts w:ascii="Calibri" w:hAnsi="Calibri" w:eastAsia="Calibri" w:cs="Calibri"/>
-                <w:b w:val="0"/>
-                <w:sz w:val="18"/>
-              </w:rPr>
-            </w:r>
           </w:p>
         </w:tc>
         <w:tc>
@@ -3583,16 +3557,15 @@
             </w:tcMar>
           </w:tcPr>
           <w:p>
-            <w:r>
+            <w:r/>
+            <w:r>
+              <w:rPr>
+                <w:rFonts w:ascii="Calibri" w:hAnsi="Calibri"/>
+                <w:b w:val="0"/>
+                <w:sz w:val="18"/>
+              </w:rPr>
               <w:t>$183</w:t>
             </w:r>
-            <w:r>
-              <w:rPr>
-                <w:rFonts w:ascii="Calibri" w:hAnsi="Calibri" w:eastAsia="Calibri" w:cs="Calibri"/>
-                <w:b w:val="0"/>
-                <w:sz w:val="18"/>
-              </w:rPr>
-            </w:r>
           </w:p>
         </w:tc>
         <w:tc>
@@ -3613,15 +3586,14 @@
             </w:tcMar>
           </w:tcPr>
           <w:p>
-            <w:r>
-              <w:t>$59,234</w:t>
-            </w:r>
-            <w:r>
-              <w:rPr>
-                <w:rFonts w:ascii="Calibri" w:hAnsi="Calibri" w:eastAsia="Calibri" w:cs="Calibri"/>
-                <w:b w:val="0"/>
-                <w:sz w:val="18"/>
-              </w:rPr>
+            <w:r/>
+            <w:r>
+              <w:rPr>
+                <w:rFonts w:ascii="Calibri" w:hAnsi="Calibri"/>
+                <w:b w:val="0"/>
+                <w:sz w:val="18"/>
+              </w:rPr>
+              <w:t>$59,223</w:t>
             </w:r>
           </w:p>
         </w:tc>
@@ -3717,15 +3689,14 @@
             </w:tcMar>
           </w:tcPr>
           <w:p>
-            <w:r>
-              <w:t>$80,362/yr</w:t>
-            </w:r>
-            <w:r>
-              <w:rPr>
-                <w:rFonts w:ascii="Calibri" w:hAnsi="Calibri" w:eastAsia="Calibri" w:cs="Calibri"/>
+            <w:r/>
+            <w:r>
+              <w:rPr>
+                <w:rFonts w:ascii="Calibri" w:hAnsi="Calibri"/>
                 <w:b/>
                 <w:sz w:val="18"/>
               </w:rPr>
+              <w:t>$80,368/yr</w:t>
             </w:r>
           </w:p>
         </w:tc>
@@ -3747,45 +3718,43 @@
             </w:tcMar>
           </w:tcPr>
           <w:p>
-            <w:r>
+            <w:r/>
+            <w:r>
+              <w:rPr>
+                <w:rFonts w:ascii="Calibri" w:hAnsi="Calibri"/>
+                <w:b/>
+                <w:sz w:val="18"/>
+              </w:rPr>
               <w:t>$6,697/mo</w:t>
             </w:r>
-            <w:r>
-              <w:rPr>
-                <w:rFonts w:ascii="Calibri" w:hAnsi="Calibri" w:eastAsia="Calibri" w:cs="Calibri"/>
+          </w:p>
+        </w:tc>
+        <w:tc>
+          <w:tcPr>
+            <w:tcW w:type="dxa" w:w="2520"/>
+            <w:tcBorders>
+              <w:top w:val="single" w:color="CCCCCC" w:sz="3"/>
+              <w:left w:val="single" w:color="CCCCCC" w:sz="3"/>
+              <w:bottom w:val="single" w:color="CCCCCC" w:sz="3"/>
+              <w:right w:val="single" w:color="CCCCCC" w:sz="3"/>
+            </w:tcBorders>
+            <w:shd w:fill="D5F0DF" w:val="clear"/>
+            <w:tcMar>
+              <w:top w:type="dxa" w:w="70"/>
+              <w:left w:type="dxa" w:w="130"/>
+              <w:bottom w:type="dxa" w:w="70"/>
+              <w:right w:type="dxa" w:w="130"/>
+            </w:tcMar>
+          </w:tcPr>
+          <w:p>
+            <w:r/>
+            <w:r>
+              <w:rPr>
+                <w:rFonts w:ascii="Calibri" w:hAnsi="Calibri"/>
                 <w:b/>
                 <w:sz w:val="18"/>
               </w:rPr>
-            </w:r>
-          </w:p>
-        </w:tc>
-        <w:tc>
-          <w:tcPr>
-            <w:tcW w:type="dxa" w:w="2520"/>
-            <w:tcBorders>
-              <w:top w:val="single" w:color="CCCCCC" w:sz="3"/>
-              <w:left w:val="single" w:color="CCCCCC" w:sz="3"/>
-              <w:bottom w:val="single" w:color="CCCCCC" w:sz="3"/>
-              <w:right w:val="single" w:color="CCCCCC" w:sz="3"/>
-            </w:tcBorders>
-            <w:shd w:fill="D5F0DF" w:val="clear"/>
-            <w:tcMar>
-              <w:top w:type="dxa" w:w="70"/>
-              <w:left w:type="dxa" w:w="130"/>
-              <w:bottom w:type="dxa" w:w="70"/>
-              <w:right w:type="dxa" w:w="130"/>
-            </w:tcMar>
-          </w:tcPr>
-          <w:p>
-            <w:r>
-              <w:t>$1,234,884</w:t>
-            </w:r>
-            <w:r>
-              <w:rPr>
-                <w:rFonts w:ascii="Calibri" w:hAnsi="Calibri" w:eastAsia="Calibri" w:cs="Calibri"/>
-                <w:b/>
-                <w:sz w:val="18"/>
-              </w:rPr>
+              <w:t>$1,237,970</w:t>
             </w:r>
           </w:p>
         </w:tc>
@@ -3836,7 +3805,7 @@
           <w:sz w:val="24"/>
           <w:szCs w:val="24"/>
         </w:rPr>
-        <w:t>Brad IRA — $419,775 · $23,121/yr</w:t>
+        <w:t>Brad IRA — $431,309 · $23,167/yr</w:t>
       </w:r>
     </w:p>
     <w:p>
@@ -5459,15 +5428,14 @@
             </w:tcMar>
           </w:tcPr>
           <w:p>
-            <w:r>
-              <w:t>$582/yr</w:t>
-            </w:r>
-            <w:r>
-              <w:rPr>
-                <w:rFonts w:ascii="Calibri" w:hAnsi="Calibri" w:eastAsia="Calibri" w:cs="Calibri"/>
-                <w:b w:val="0"/>
-                <w:sz w:val="18"/>
-              </w:rPr>
+            <w:r/>
+            <w:r>
+              <w:rPr>
+                <w:rFonts w:ascii="Calibri" w:hAnsi="Calibri"/>
+                <w:b w:val="0"/>
+                <w:sz w:val="18"/>
+              </w:rPr>
+              <w:t>$585/yr</w:t>
             </w:r>
           </w:p>
         </w:tc>
@@ -5489,15 +5457,14 @@
             </w:tcMar>
           </w:tcPr>
           <w:p>
-            <w:r>
-              <w:t>4.3%</w:t>
-            </w:r>
-            <w:r>
-              <w:rPr>
-                <w:rFonts w:ascii="Calibri" w:hAnsi="Calibri" w:eastAsia="Calibri" w:cs="Calibri"/>
-                <w:b w:val="0"/>
-                <w:sz w:val="18"/>
-              </w:rPr>
+            <w:r/>
+            <w:r>
+              <w:rPr>
+                <w:rFonts w:ascii="Calibri" w:hAnsi="Calibri"/>
+                <w:b w:val="0"/>
+                <w:sz w:val="18"/>
+              </w:rPr>
+              <w:t>4.4%</w:t>
             </w:r>
           </w:p>
         </w:tc>
@@ -6032,17 +5999,46 @@
             <w:r/>
             <w:r>
               <w:rPr>
-                <w:rFonts w:ascii="Calibri" w:hAnsi="Calibri" w:eastAsia="Calibri" w:cs="Calibri"/>
+                <w:rFonts w:ascii="Calibri" w:hAnsi="Calibri"/>
+                <w:b w:val="0"/>
+                <w:sz w:val="18"/>
+              </w:rPr>
+              <w:t>13 positions</w:t>
+            </w:r>
+          </w:p>
+        </w:tc>
+        <w:tc>
+          <w:tcPr>
+            <w:tcW w:type="dxa" w:w="1440"/>
+            <w:tcBorders>
+              <w:top w:val="single" w:color="CCCCCC" w:sz="3"/>
+              <w:left w:val="single" w:color="CCCCCC" w:sz="3"/>
+              <w:bottom w:val="single" w:color="CCCCCC" w:sz="3"/>
+              <w:right w:val="single" w:color="CCCCCC" w:sz="3"/>
+            </w:tcBorders>
+            <w:shd w:fill="D6E4F0" w:val="clear"/>
+            <w:tcMar>
+              <w:top w:type="dxa" w:w="70"/>
+              <w:left w:type="dxa" w:w="130"/>
+              <w:bottom w:type="dxa" w:w="70"/>
+              <w:right w:type="dxa" w:w="130"/>
+            </w:tcMar>
+          </w:tcPr>
+          <w:p>
+            <w:r/>
+            <w:r>
+              <w:rPr>
+                <w:rFonts w:ascii="Calibri" w:hAnsi="Calibri"/>
                 <w:b/>
                 <w:sz w:val="18"/>
               </w:rPr>
-              <w:t>13 positions</w:t>
-            </w:r>
-          </w:p>
-        </w:tc>
-        <w:tc>
-          <w:tcPr>
-            <w:tcW w:type="dxa" w:w="1440"/>
+              <w:t>$23,167/yr</w:t>
+            </w:r>
+          </w:p>
+        </w:tc>
+        <w:tc>
+          <w:tcPr>
+            <w:tcW w:type="dxa" w:w="1080"/>
             <w:tcBorders>
               <w:top w:val="single" w:color="CCCCCC" w:sz="3"/>
               <w:left w:val="single" w:color="CCCCCC" w:sz="3"/>
@@ -6058,44 +6054,14 @@
             </w:tcMar>
           </w:tcPr>
           <w:p>
-            <w:r>
-              <w:t>$23,124/yr</w:t>
-            </w:r>
-            <w:r>
-              <w:rPr>
-                <w:rFonts w:ascii="Calibri" w:hAnsi="Calibri" w:eastAsia="Calibri" w:cs="Calibri"/>
-                <w:b/>
-                <w:sz w:val="18"/>
-              </w:rPr>
-            </w:r>
-          </w:p>
-        </w:tc>
-        <w:tc>
-          <w:tcPr>
-            <w:tcW w:type="dxa" w:w="1080"/>
-            <w:tcBorders>
-              <w:top w:val="single" w:color="CCCCCC" w:sz="3"/>
-              <w:left w:val="single" w:color="CCCCCC" w:sz="3"/>
-              <w:bottom w:val="single" w:color="CCCCCC" w:sz="3"/>
-              <w:right w:val="single" w:color="CCCCCC" w:sz="3"/>
-            </w:tcBorders>
-            <w:shd w:fill="D6E4F0" w:val="clear"/>
-            <w:tcMar>
-              <w:top w:type="dxa" w:w="70"/>
-              <w:left w:type="dxa" w:w="130"/>
-              <w:bottom w:type="dxa" w:w="70"/>
-              <w:right w:type="dxa" w:w="130"/>
-            </w:tcMar>
-          </w:tcPr>
-          <w:p>
             <w:r/>
             <w:r>
               <w:rPr>
-                <w:rFonts w:ascii="Calibri" w:hAnsi="Calibri" w:eastAsia="Calibri" w:cs="Calibri"/>
-                <w:b/>
-                <w:sz w:val="18"/>
-              </w:rPr>
-              <w:t>5.5% blended</w:t>
+                <w:rFonts w:ascii="Calibri" w:hAnsi="Calibri"/>
+                <w:b w:val="0"/>
+                <w:sz w:val="18"/>
+              </w:rPr>
+              <w:t>5.4% blended</w:t>
             </w:r>
           </w:p>
         </w:tc>
@@ -14746,15 +14712,14 @@
             </w:tcMar>
           </w:tcPr>
           <w:p>
-            <w:r>
-              <w:t>$80,362</w:t>
-            </w:r>
-            <w:r>
-              <w:rPr>
-                <w:rFonts w:ascii="Calibri" w:hAnsi="Calibri" w:eastAsia="Calibri" w:cs="Calibri"/>
-                <w:b/>
-                <w:sz w:val="18"/>
-              </w:rPr>
+            <w:r/>
+            <w:r>
+              <w:rPr>
+                <w:rFonts w:ascii="Calibri" w:hAnsi="Calibri"/>
+                <w:b w:val="0"/>
+                <w:sz w:val="18"/>
+              </w:rPr>
+              <w:t>$80,368</w:t>
             </w:r>
           </w:p>
         </w:tc>
@@ -14776,15 +14741,14 @@
             </w:tcMar>
           </w:tcPr>
           <w:p>
-            <w:r>
+            <w:r/>
+            <w:r>
+              <w:rPr>
+                <w:rFonts w:ascii="Calibri" w:hAnsi="Calibri"/>
+                <w:b w:val="0"/>
+                <w:sz w:val="18"/>
+              </w:rPr>
               <w:t>$6,697</w:t>
-            </w:r>
-            <w:r>
-              <w:rPr>
-                <w:rFonts w:ascii="Calibri" w:hAnsi="Calibri" w:eastAsia="Calibri" w:cs="Calibri"/>
-                <w:b/>
-                <w:sz w:val="18"/>
-              </w:rPr>
             </w:r>
           </w:p>
         </w:tc>
@@ -14866,15 +14830,14 @@
             </w:tcMar>
           </w:tcPr>
           <w:p>
-            <w:r>
-              <w:t>$84,573</w:t>
-            </w:r>
-            <w:r>
-              <w:rPr>
-                <w:rFonts w:ascii="Calibri" w:hAnsi="Calibri" w:eastAsia="Calibri" w:cs="Calibri"/>
-                <w:b w:val="0"/>
-                <w:sz w:val="18"/>
-              </w:rPr>
+            <w:r/>
+            <w:r>
+              <w:rPr>
+                <w:rFonts w:ascii="Calibri" w:hAnsi="Calibri"/>
+                <w:b w:val="0"/>
+                <w:sz w:val="18"/>
+              </w:rPr>
+              <w:t>$84,579</w:t>
             </w:r>
           </w:p>
         </w:tc>
@@ -14896,15 +14859,14 @@
             </w:tcMar>
           </w:tcPr>
           <w:p>
-            <w:r>
+            <w:r/>
+            <w:r>
+              <w:rPr>
+                <w:rFonts w:ascii="Calibri" w:hAnsi="Calibri"/>
+                <w:b w:val="0"/>
+                <w:sz w:val="18"/>
+              </w:rPr>
               <w:t>$7,048</w:t>
-            </w:r>
-            <w:r>
-              <w:rPr>
-                <w:rFonts w:ascii="Calibri" w:hAnsi="Calibri" w:eastAsia="Calibri" w:cs="Calibri"/>
-                <w:b w:val="0"/>
-                <w:sz w:val="18"/>
-              </w:rPr>
             </w:r>
           </w:p>
         </w:tc>
@@ -14986,15 +14948,14 @@
             </w:tcMar>
           </w:tcPr>
           <w:p>
-            <w:r>
-              <w:t>$87,056</w:t>
-            </w:r>
-            <w:r>
-              <w:rPr>
-                <w:rFonts w:ascii="Calibri" w:hAnsi="Calibri" w:eastAsia="Calibri" w:cs="Calibri"/>
-                <w:b/>
-                <w:sz w:val="18"/>
-              </w:rPr>
+            <w:r/>
+            <w:r>
+              <w:rPr>
+                <w:rFonts w:ascii="Calibri" w:hAnsi="Calibri"/>
+                <w:b w:val="0"/>
+                <w:sz w:val="18"/>
+              </w:rPr>
+              <w:t>$87,062</w:t>
             </w:r>
           </w:p>
         </w:tc>
@@ -15016,15 +14977,14 @@
             </w:tcMar>
           </w:tcPr>
           <w:p>
-            <w:r>
+            <w:r/>
+            <w:r>
+              <w:rPr>
+                <w:rFonts w:ascii="Calibri" w:hAnsi="Calibri"/>
+                <w:b w:val="0"/>
+                <w:sz w:val="18"/>
+              </w:rPr>
               <w:t>$7,255</w:t>
-            </w:r>
-            <w:r>
-              <w:rPr>
-                <w:rFonts w:ascii="Calibri" w:hAnsi="Calibri" w:eastAsia="Calibri" w:cs="Calibri"/>
-                <w:b/>
-                <w:sz w:val="18"/>
-              </w:rPr>
             </w:r>
           </w:p>
         </w:tc>
@@ -15105,15 +15065,14 @@
             </w:tcMar>
           </w:tcPr>
           <w:p>
-            <w:r>
-              <w:t>$89,614</w:t>
-            </w:r>
-            <w:r>
-              <w:rPr>
-                <w:rFonts w:ascii="Calibri" w:hAnsi="Calibri" w:eastAsia="Calibri" w:cs="Calibri"/>
-                <w:b w:val="0"/>
-                <w:sz w:val="18"/>
-              </w:rPr>
+            <w:r/>
+            <w:r>
+              <w:rPr>
+                <w:rFonts w:ascii="Calibri" w:hAnsi="Calibri"/>
+                <w:b w:val="0"/>
+                <w:sz w:val="18"/>
+              </w:rPr>
+              <w:t>$89,620</w:t>
             </w:r>
           </w:p>
         </w:tc>
@@ -15135,15 +15094,14 @@
             </w:tcMar>
           </w:tcPr>
           <w:p>
-            <w:r>
+            <w:r/>
+            <w:r>
+              <w:rPr>
+                <w:rFonts w:ascii="Calibri" w:hAnsi="Calibri"/>
+                <w:b w:val="0"/>
+                <w:sz w:val="18"/>
+              </w:rPr>
               <w:t>$7,468</w:t>
-            </w:r>
-            <w:r>
-              <w:rPr>
-                <w:rFonts w:ascii="Calibri" w:hAnsi="Calibri" w:eastAsia="Calibri" w:cs="Calibri"/>
-                <w:b w:val="0"/>
-                <w:sz w:val="18"/>
-              </w:rPr>
             </w:r>
           </w:p>
         </w:tc>
@@ -15224,15 +15182,14 @@
             </w:tcMar>
           </w:tcPr>
           <w:p>
-            <w:r>
-              <w:t>$94,962</w:t>
-            </w:r>
-            <w:r>
-              <w:rPr>
-                <w:rFonts w:ascii="Calibri" w:hAnsi="Calibri" w:eastAsia="Calibri" w:cs="Calibri"/>
-                <w:b w:val="0"/>
-                <w:sz w:val="18"/>
-              </w:rPr>
+            <w:r/>
+            <w:r>
+              <w:rPr>
+                <w:rFonts w:ascii="Calibri" w:hAnsi="Calibri"/>
+                <w:b w:val="0"/>
+                <w:sz w:val="18"/>
+              </w:rPr>
+              <w:t>$94,968</w:t>
             </w:r>
           </w:p>
         </w:tc>
@@ -15254,15 +15211,14 @@
             </w:tcMar>
           </w:tcPr>
           <w:p>
-            <w:r>
-              <w:t>$7,913</w:t>
-            </w:r>
-            <w:r>
-              <w:rPr>
-                <w:rFonts w:ascii="Calibri" w:hAnsi="Calibri" w:eastAsia="Calibri" w:cs="Calibri"/>
-                <w:b w:val="0"/>
-                <w:sz w:val="18"/>
-              </w:rPr>
+            <w:r/>
+            <w:r>
+              <w:rPr>
+                <w:rFonts w:ascii="Calibri" w:hAnsi="Calibri"/>
+                <w:b w:val="0"/>
+                <w:sz w:val="18"/>
+              </w:rPr>
+              <w:t>$7,914</w:t>
             </w:r>
           </w:p>
         </w:tc>
@@ -15343,15 +15299,14 @@
             </w:tcMar>
           </w:tcPr>
           <w:p>
-            <w:r>
-              <w:t>$109,800</w:t>
-            </w:r>
-            <w:r>
-              <w:rPr>
-                <w:rFonts w:ascii="Calibri" w:hAnsi="Calibri" w:eastAsia="Calibri" w:cs="Calibri"/>
-                <w:b w:val="0"/>
-                <w:sz w:val="18"/>
-              </w:rPr>
+            <w:r/>
+            <w:r>
+              <w:rPr>
+                <w:rFonts w:ascii="Calibri" w:hAnsi="Calibri"/>
+                <w:b w:val="0"/>
+                <w:sz w:val="18"/>
+              </w:rPr>
+              <w:t>$109,807</w:t>
             </w:r>
           </w:p>
         </w:tc>
@@ -15373,15 +15328,14 @@
             </w:tcMar>
           </w:tcPr>
           <w:p>
-            <w:r>
-              <w:t>$9,150</w:t>
-            </w:r>
-            <w:r>
-              <w:rPr>
-                <w:rFonts w:ascii="Calibri" w:hAnsi="Calibri" w:eastAsia="Calibri" w:cs="Calibri"/>
-                <w:b w:val="0"/>
-                <w:sz w:val="18"/>
-              </w:rPr>
+            <w:r/>
+            <w:r>
+              <w:rPr>
+                <w:rFonts w:ascii="Calibri" w:hAnsi="Calibri"/>
+                <w:b w:val="0"/>
+                <w:sz w:val="18"/>
+              </w:rPr>
+              <w:t>$9,151</w:t>
             </w:r>
           </w:p>
         </w:tc>
@@ -17096,15 +17050,14 @@
             </w:tcMar>
           </w:tcPr>
           <w:p>
-            <w:r>
-              <w:t>$400,441</w:t>
-            </w:r>
-            <w:r>
-              <w:rPr>
-                <w:rFonts w:ascii="Calibri" w:hAnsi="Calibri" w:eastAsia="Calibri" w:cs="Calibri"/>
-                <w:b w:val="0"/>
-                <w:sz w:val="18"/>
-              </w:rPr>
+            <w:r/>
+            <w:r>
+              <w:rPr>
+                <w:rFonts w:ascii="Calibri" w:hAnsi="Calibri"/>
+                <w:b w:val="0"/>
+                <w:sz w:val="18"/>
+              </w:rPr>
+              <w:t>$403,254</w:t>
             </w:r>
           </w:p>
         </w:tc>
@@ -17126,15 +17079,14 @@
             </w:tcMar>
           </w:tcPr>
           <w:p>
-            <w:r>
-              <w:t>$400,441</w:t>
-            </w:r>
-            <w:r>
-              <w:rPr>
-                <w:rFonts w:ascii="Calibri" w:hAnsi="Calibri" w:eastAsia="Calibri" w:cs="Calibri"/>
-                <w:b w:val="0"/>
-                <w:sz w:val="18"/>
-              </w:rPr>
+            <w:r/>
+            <w:r>
+              <w:rPr>
+                <w:rFonts w:ascii="Calibri" w:hAnsi="Calibri"/>
+                <w:b w:val="0"/>
+                <w:sz w:val="18"/>
+              </w:rPr>
+              <w:t>$403,254</w:t>
             </w:r>
           </w:p>
         </w:tc>
@@ -17216,15 +17168,14 @@
             </w:tcMar>
           </w:tcPr>
           <w:p>
-            <w:r>
-              <w:t>$490,558</w:t>
-            </w:r>
-            <w:r>
-              <w:rPr>
-                <w:rFonts w:ascii="Calibri" w:hAnsi="Calibri" w:eastAsia="Calibri" w:cs="Calibri"/>
-                <w:b w:val="0"/>
-                <w:sz w:val="18"/>
-              </w:rPr>
+            <w:r/>
+            <w:r>
+              <w:rPr>
+                <w:rFonts w:ascii="Calibri" w:hAnsi="Calibri"/>
+                <w:b w:val="0"/>
+                <w:sz w:val="18"/>
+              </w:rPr>
+              <w:t>$494,003</w:t>
             </w:r>
           </w:p>
         </w:tc>
@@ -17246,15 +17197,14 @@
             </w:tcMar>
           </w:tcPr>
           <w:p>
-            <w:r>
-              <w:t>$518,583</w:t>
-            </w:r>
-            <w:r>
-              <w:rPr>
-                <w:rFonts w:ascii="Calibri" w:hAnsi="Calibri" w:eastAsia="Calibri" w:cs="Calibri"/>
-                <w:b w:val="0"/>
-                <w:sz w:val="18"/>
-              </w:rPr>
+            <w:r/>
+            <w:r>
+              <w:rPr>
+                <w:rFonts w:ascii="Calibri" w:hAnsi="Calibri"/>
+                <w:b w:val="0"/>
+                <w:sz w:val="18"/>
+              </w:rPr>
+              <w:t>$522,225</w:t>
             </w:r>
           </w:p>
         </w:tc>
@@ -17335,15 +17285,14 @@
             </w:tcMar>
           </w:tcPr>
           <w:p>
-            <w:r>
-              <w:t>$561,639</w:t>
-            </w:r>
-            <w:r>
-              <w:rPr>
-                <w:rFonts w:ascii="Calibri" w:hAnsi="Calibri" w:eastAsia="Calibri" w:cs="Calibri"/>
-                <w:b w:val="0"/>
-                <w:sz w:val="18"/>
-              </w:rPr>
+            <w:r/>
+            <w:r>
+              <w:rPr>
+                <w:rFonts w:ascii="Calibri" w:hAnsi="Calibri"/>
+                <w:b w:val="0"/>
+                <w:sz w:val="18"/>
+              </w:rPr>
+              <w:t>$565,584</w:t>
             </w:r>
           </w:p>
         </w:tc>
@@ -17365,15 +17314,14 @@
             </w:tcMar>
           </w:tcPr>
           <w:p>
-            <w:r>
-              <w:t>$616,128</w:t>
-            </w:r>
-            <w:r>
-              <w:rPr>
-                <w:rFonts w:ascii="Calibri" w:hAnsi="Calibri" w:eastAsia="Calibri" w:cs="Calibri"/>
-                <w:b w:val="0"/>
-                <w:sz w:val="18"/>
-              </w:rPr>
+            <w:r/>
+            <w:r>
+              <w:rPr>
+                <w:rFonts w:ascii="Calibri" w:hAnsi="Calibri"/>
+                <w:b w:val="0"/>
+                <w:sz w:val="18"/>
+              </w:rPr>
+              <w:t>$620,456</w:t>
             </w:r>
           </w:p>
         </w:tc>
@@ -17454,15 +17402,14 @@
             </w:tcMar>
           </w:tcPr>
           <w:p>
-            <w:r>
-              <w:t>$787,728</w:t>
-            </w:r>
-            <w:r>
-              <w:rPr>
-                <w:rFonts w:ascii="Calibri" w:hAnsi="Calibri" w:eastAsia="Calibri" w:cs="Calibri"/>
-                <w:b/>
-                <w:sz w:val="18"/>
-              </w:rPr>
+            <w:r/>
+            <w:r>
+              <w:rPr>
+                <w:rFonts w:ascii="Calibri" w:hAnsi="Calibri"/>
+                <w:b w:val="0"/>
+                <w:sz w:val="18"/>
+              </w:rPr>
+              <w:t>$793,261</w:t>
             </w:r>
           </w:p>
         </w:tc>
@@ -17484,15 +17431,14 @@
             </w:tcMar>
           </w:tcPr>
           <w:p>
-            <w:r>
-              <w:t>$947,990</w:t>
-            </w:r>
-            <w:r>
-              <w:rPr>
-                <w:rFonts w:ascii="Calibri" w:hAnsi="Calibri" w:eastAsia="Calibri" w:cs="Calibri"/>
-                <w:b/>
-                <w:sz w:val="18"/>
-              </w:rPr>
+            <w:r/>
+            <w:r>
+              <w:rPr>
+                <w:rFonts w:ascii="Calibri" w:hAnsi="Calibri"/>
+                <w:b w:val="0"/>
+                <w:sz w:val="18"/>
+              </w:rPr>
+              <w:t>$954,648</w:t>
             </w:r>
           </w:p>
         </w:tc>
@@ -17574,15 +17520,14 @@
             </w:tcMar>
           </w:tcPr>
           <w:p>
-            <w:r>
-              <w:t>$1,104,830</w:t>
-            </w:r>
-            <w:r>
-              <w:rPr>
-                <w:rFonts w:ascii="Calibri" w:hAnsi="Calibri" w:eastAsia="Calibri" w:cs="Calibri"/>
-                <w:b w:val="0"/>
-                <w:sz w:val="18"/>
-              </w:rPr>
+            <w:r/>
+            <w:r>
+              <w:rPr>
+                <w:rFonts w:ascii="Calibri" w:hAnsi="Calibri"/>
+                <w:b w:val="0"/>
+                <w:sz w:val="18"/>
+              </w:rPr>
+              <w:t>$1,112,590</w:t>
             </w:r>
           </w:p>
         </w:tc>
@@ -17604,15 +17549,14 @@
             </w:tcMar>
           </w:tcPr>
           <w:p>
-            <w:r>
-              <w:t>$1,458,600</w:t>
-            </w:r>
-            <w:r>
-              <w:rPr>
-                <w:rFonts w:ascii="Calibri" w:hAnsi="Calibri" w:eastAsia="Calibri" w:cs="Calibri"/>
-                <w:b w:val="0"/>
-                <w:sz w:val="18"/>
-              </w:rPr>
+            <w:r/>
+            <w:r>
+              <w:rPr>
+                <w:rFonts w:ascii="Calibri" w:hAnsi="Calibri"/>
+                <w:b w:val="0"/>
+                <w:sz w:val="18"/>
+              </w:rPr>
+              <w:t>$1,468,845</w:t>
             </w:r>
           </w:p>
         </w:tc>
@@ -17894,15 +17838,14 @@
             </w:tcMar>
           </w:tcPr>
           <w:p>
-            <w:r>
-              <w:t>$80,362/yr</w:t>
-            </w:r>
-            <w:r>
-              <w:rPr>
-                <w:rFonts w:ascii="Calibri" w:hAnsi="Calibri" w:eastAsia="Calibri" w:cs="Calibri"/>
-                <w:b w:val="0"/>
-                <w:sz w:val="18"/>
-              </w:rPr>
+            <w:r/>
+            <w:r>
+              <w:rPr>
+                <w:rFonts w:ascii="Calibri" w:hAnsi="Calibri"/>
+                <w:b w:val="0"/>
+                <w:sz w:val="18"/>
+              </w:rPr>
+              <w:t>$80,368/yr</w:t>
             </w:r>
           </w:p>
         </w:tc>
@@ -17924,15 +17867,14 @@
             </w:tcMar>
           </w:tcPr>
           <w:p>
-            <w:r>
-              <w:t>$400,441</w:t>
-            </w:r>
-            <w:r>
-              <w:rPr>
-                <w:rFonts w:ascii="Calibri" w:hAnsi="Calibri" w:eastAsia="Calibri" w:cs="Calibri"/>
-                <w:b w:val="0"/>
-                <w:sz w:val="18"/>
-              </w:rPr>
+            <w:r/>
+            <w:r>
+              <w:rPr>
+                <w:rFonts w:ascii="Calibri" w:hAnsi="Calibri"/>
+                <w:b w:val="0"/>
+                <w:sz w:val="18"/>
+              </w:rPr>
+              <w:t>$403,254</w:t>
             </w:r>
           </w:p>
         </w:tc>
@@ -17954,15 +17896,14 @@
             </w:tcMar>
           </w:tcPr>
           <w:p>
-            <w:r>
-              <w:t>$402,396</w:t>
-            </w:r>
-            <w:r>
-              <w:rPr>
-                <w:rFonts w:ascii="Calibri" w:hAnsi="Calibri" w:eastAsia="Calibri" w:cs="Calibri"/>
-                <w:b w:val="0"/>
-                <w:sz w:val="18"/>
-              </w:rPr>
+            <w:r/>
+            <w:r>
+              <w:rPr>
+                <w:rFonts w:ascii="Calibri" w:hAnsi="Calibri"/>
+                <w:b w:val="0"/>
+                <w:sz w:val="18"/>
+              </w:rPr>
+              <w:t>$403,929</w:t>
             </w:r>
           </w:p>
         </w:tc>
@@ -17984,15 +17925,14 @@
             </w:tcMar>
           </w:tcPr>
           <w:p>
-            <w:r>
+            <w:r/>
+            <w:r>
+              <w:rPr>
+                <w:rFonts w:ascii="Calibri" w:hAnsi="Calibri"/>
+                <w:b w:val="0"/>
+                <w:sz w:val="18"/>
+              </w:rPr>
               <w:t>~$2.13M</w:t>
-            </w:r>
-            <w:r>
-              <w:rPr>
-                <w:rFonts w:ascii="Calibri" w:hAnsi="Calibri" w:eastAsia="Calibri" w:cs="Calibri"/>
-                <w:b w:val="0"/>
-                <w:sz w:val="18"/>
-              </w:rPr>
             </w:r>
           </w:p>
         </w:tc>
@@ -18045,15 +17985,14 @@
             </w:tcMar>
           </w:tcPr>
           <w:p>
-            <w:r>
-              <w:t>$93,162/yr</w:t>
-            </w:r>
-            <w:r>
-              <w:rPr>
-                <w:rFonts w:ascii="Calibri" w:hAnsi="Calibri" w:eastAsia="Calibri" w:cs="Calibri"/>
-                <w:b w:val="0"/>
-                <w:sz w:val="18"/>
-              </w:rPr>
+            <w:r/>
+            <w:r>
+              <w:rPr>
+                <w:rFonts w:ascii="Calibri" w:hAnsi="Calibri"/>
+                <w:b w:val="0"/>
+                <w:sz w:val="18"/>
+              </w:rPr>
+              <w:t>$93,168/yr</w:t>
             </w:r>
           </w:p>
         </w:tc>
@@ -18075,15 +18014,14 @@
             </w:tcMar>
           </w:tcPr>
           <w:p>
-            <w:r>
-              <w:t>$561,639</w:t>
-            </w:r>
-            <w:r>
-              <w:rPr>
-                <w:rFonts w:ascii="Calibri" w:hAnsi="Calibri" w:eastAsia="Calibri" w:cs="Calibri"/>
-                <w:b w:val="0"/>
-                <w:sz w:val="18"/>
-              </w:rPr>
+            <w:r/>
+            <w:r>
+              <w:rPr>
+                <w:rFonts w:ascii="Calibri" w:hAnsi="Calibri"/>
+                <w:b w:val="0"/>
+                <w:sz w:val="18"/>
+              </w:rPr>
+              <w:t>$565,584</w:t>
             </w:r>
           </w:p>
         </w:tc>
@@ -18105,15 +18043,14 @@
             </w:tcMar>
           </w:tcPr>
           <w:p>
-            <w:r>
-              <w:t>$605,066</w:t>
-            </w:r>
-            <w:r>
-              <w:rPr>
-                <w:rFonts w:ascii="Calibri" w:hAnsi="Calibri" w:eastAsia="Calibri" w:cs="Calibri"/>
-                <w:b w:val="0"/>
-                <w:sz w:val="18"/>
-              </w:rPr>
+            <w:r/>
+            <w:r>
+              <w:rPr>
+                <w:rFonts w:ascii="Calibri" w:hAnsi="Calibri"/>
+                <w:b w:val="0"/>
+                <w:sz w:val="18"/>
+              </w:rPr>
+              <w:t>$607,370</w:t>
             </w:r>
           </w:p>
         </w:tc>
@@ -18135,15 +18072,14 @@
             </w:tcMar>
           </w:tcPr>
           <w:p>
-            <w:r>
-              <w:t>~$2.49M</w:t>
-            </w:r>
-            <w:r>
-              <w:rPr>
-                <w:rFonts w:ascii="Calibri" w:hAnsi="Calibri" w:eastAsia="Calibri" w:cs="Calibri"/>
-                <w:b w:val="0"/>
-                <w:sz w:val="18"/>
-              </w:rPr>
+            <w:r/>
+            <w:r>
+              <w:rPr>
+                <w:rFonts w:ascii="Calibri" w:hAnsi="Calibri"/>
+                <w:b w:val="0"/>
+                <w:sz w:val="18"/>
+              </w:rPr>
+              <w:t>~$2.50M</w:t>
             </w:r>
           </w:p>
         </w:tc>
@@ -18196,15 +18132,14 @@
             </w:tcMar>
           </w:tcPr>
           <w:p>
-            <w:r>
-              <w:t>$108,000/yr</w:t>
-            </w:r>
-            <w:r>
-              <w:rPr>
-                <w:rFonts w:ascii="Calibri" w:hAnsi="Calibri" w:eastAsia="Calibri" w:cs="Calibri"/>
-                <w:b w:val="0"/>
-                <w:sz w:val="18"/>
-              </w:rPr>
+            <w:r/>
+            <w:r>
+              <w:rPr>
+                <w:rFonts w:ascii="Calibri" w:hAnsi="Calibri"/>
+                <w:b w:val="0"/>
+                <w:sz w:val="18"/>
+              </w:rPr>
+              <w:t>$108,007/yr</w:t>
             </w:r>
           </w:p>
         </w:tc>
@@ -18226,15 +18161,14 @@
             </w:tcMar>
           </w:tcPr>
           <w:p>
-            <w:r>
-              <w:t>$787,728</w:t>
-            </w:r>
-            <w:r>
-              <w:rPr>
-                <w:rFonts w:ascii="Calibri" w:hAnsi="Calibri" w:eastAsia="Calibri" w:cs="Calibri"/>
-                <w:b w:val="0"/>
-                <w:sz w:val="18"/>
-              </w:rPr>
+            <w:r/>
+            <w:r>
+              <w:rPr>
+                <w:rFonts w:ascii="Calibri" w:hAnsi="Calibri"/>
+                <w:b w:val="0"/>
+                <w:sz w:val="18"/>
+              </w:rPr>
+              <w:t>$793,261</w:t>
             </w:r>
           </w:p>
         </w:tc>
@@ -18256,15 +18190,14 @@
             </w:tcMar>
           </w:tcPr>
           <w:p>
-            <w:r>
-              <w:t>$909,811</w:t>
-            </w:r>
-            <w:r>
-              <w:rPr>
-                <w:rFonts w:ascii="Calibri" w:hAnsi="Calibri" w:eastAsia="Calibri" w:cs="Calibri"/>
-                <w:b w:val="0"/>
-                <w:sz w:val="18"/>
-              </w:rPr>
+            <w:r/>
+            <w:r>
+              <w:rPr>
+                <w:rFonts w:ascii="Calibri" w:hAnsi="Calibri"/>
+                <w:b w:val="0"/>
+                <w:sz w:val="18"/>
+              </w:rPr>
+              <w:t>$913,277</w:t>
             </w:r>
           </w:p>
         </w:tc>
@@ -18286,15 +18219,14 @@
             </w:tcMar>
           </w:tcPr>
           <w:p>
-            <w:r>
-              <w:t>~$3.02M</w:t>
-            </w:r>
-            <w:r>
-              <w:rPr>
-                <w:rFonts w:ascii="Calibri" w:hAnsi="Calibri" w:eastAsia="Calibri" w:cs="Calibri"/>
-                <w:b w:val="0"/>
-                <w:sz w:val="18"/>
-              </w:rPr>
+            <w:r/>
+            <w:r>
+              <w:rPr>
+                <w:rFonts w:ascii="Calibri" w:hAnsi="Calibri"/>
+                <w:b w:val="0"/>
+                <w:sz w:val="18"/>
+              </w:rPr>
+              <w:t>~$3.03M</w:t>
             </w:r>
           </w:p>
         </w:tc>
@@ -20487,15 +20419,14 @@
             </w:tcMar>
           </w:tcPr>
           <w:p>
-            <w:r>
-              <w:t>$402,396</w:t>
-            </w:r>
-            <w:r>
-              <w:rPr>
-                <w:rFonts w:ascii="Calibri" w:hAnsi="Calibri" w:eastAsia="Calibri" w:cs="Calibri"/>
-                <w:b w:val="0"/>
-                <w:sz w:val="18"/>
-              </w:rPr>
+            <w:r/>
+            <w:r>
+              <w:rPr>
+                <w:rFonts w:ascii="Calibri" w:hAnsi="Calibri"/>
+                <w:b w:val="0"/>
+                <w:sz w:val="18"/>
+              </w:rPr>
+              <w:t>$403,929</w:t>
             </w:r>
           </w:p>
         </w:tc>
@@ -20517,15 +20448,14 @@
             </w:tcMar>
           </w:tcPr>
           <w:p>
-            <w:r>
-              <w:t>$402,396</w:t>
-            </w:r>
-            <w:r>
-              <w:rPr>
-                <w:rFonts w:ascii="Calibri" w:hAnsi="Calibri" w:eastAsia="Calibri" w:cs="Calibri"/>
-                <w:b w:val="0"/>
-                <w:sz w:val="18"/>
-              </w:rPr>
+            <w:r/>
+            <w:r>
+              <w:rPr>
+                <w:rFonts w:ascii="Calibri" w:hAnsi="Calibri"/>
+                <w:b w:val="0"/>
+                <w:sz w:val="18"/>
+              </w:rPr>
+              <w:t>$403,929</w:t>
             </w:r>
           </w:p>
         </w:tc>
@@ -20547,15 +20477,14 @@
             </w:tcMar>
           </w:tcPr>
           <w:p>
-            <w:r>
-              <w:t>$402,396</w:t>
-            </w:r>
-            <w:r>
-              <w:rPr>
-                <w:rFonts w:ascii="Calibri" w:hAnsi="Calibri" w:eastAsia="Calibri" w:cs="Calibri"/>
-                <w:b w:val="0"/>
-                <w:sz w:val="18"/>
-              </w:rPr>
+            <w:r/>
+            <w:r>
+              <w:rPr>
+                <w:rFonts w:ascii="Calibri" w:hAnsi="Calibri"/>
+                <w:b w:val="0"/>
+                <w:sz w:val="18"/>
+              </w:rPr>
+              <w:t>$403,929</w:t>
             </w:r>
           </w:p>
         </w:tc>
@@ -20637,15 +20566,14 @@
             </w:tcMar>
           </w:tcPr>
           <w:p>
-            <w:r>
-              <w:t>$457,265</w:t>
-            </w:r>
-            <w:r>
-              <w:rPr>
-                <w:rFonts w:ascii="Calibri" w:hAnsi="Calibri" w:eastAsia="Calibri" w:cs="Calibri"/>
-                <w:b w:val="0"/>
-                <w:sz w:val="18"/>
-              </w:rPr>
+            <w:r/>
+            <w:r>
+              <w:rPr>
+                <w:rFonts w:ascii="Calibri" w:hAnsi="Calibri"/>
+                <w:b w:val="0"/>
+                <w:sz w:val="18"/>
+              </w:rPr>
+              <w:t>$459,007</w:t>
             </w:r>
           </w:p>
         </w:tc>
@@ -20667,15 +20595,14 @@
             </w:tcMar>
           </w:tcPr>
           <w:p>
-            <w:r>
-              <w:t>$473,711</w:t>
-            </w:r>
-            <w:r>
-              <w:rPr>
-                <w:rFonts w:ascii="Calibri" w:hAnsi="Calibri" w:eastAsia="Calibri" w:cs="Calibri"/>
-                <w:b w:val="0"/>
-                <w:sz w:val="18"/>
-              </w:rPr>
+            <w:r/>
+            <w:r>
+              <w:rPr>
+                <w:rFonts w:ascii="Calibri" w:hAnsi="Calibri"/>
+                <w:b w:val="0"/>
+                <w:sz w:val="18"/>
+              </w:rPr>
+              <w:t>$475,515</w:t>
             </w:r>
           </w:p>
         </w:tc>
@@ -20697,15 +20624,14 @@
             </w:tcMar>
           </w:tcPr>
           <w:p>
-            <w:r>
-              <w:t>$493,116</w:t>
-            </w:r>
-            <w:r>
-              <w:rPr>
-                <w:rFonts w:ascii="Calibri" w:hAnsi="Calibri" w:eastAsia="Calibri" w:cs="Calibri"/>
-                <w:b w:val="0"/>
-                <w:sz w:val="18"/>
-              </w:rPr>
+            <w:r/>
+            <w:r>
+              <w:rPr>
+                <w:rFonts w:ascii="Calibri" w:hAnsi="Calibri"/>
+                <w:b w:val="0"/>
+                <w:sz w:val="18"/>
+              </w:rPr>
+              <w:t>$494,994</w:t>
             </w:r>
           </w:p>
         </w:tc>
@@ -20787,15 +20713,14 @@
             </w:tcMar>
           </w:tcPr>
           <w:p>
-            <w:r>
-              <w:t>$553,911</w:t>
-            </w:r>
-            <w:r>
-              <w:rPr>
-                <w:rFonts w:ascii="Calibri" w:hAnsi="Calibri" w:eastAsia="Calibri" w:cs="Calibri"/>
-                <w:b w:val="0"/>
-                <w:sz w:val="18"/>
-              </w:rPr>
+            <w:r/>
+            <w:r>
+              <w:rPr>
+                <w:rFonts w:ascii="Calibri" w:hAnsi="Calibri"/>
+                <w:b w:val="0"/>
+                <w:sz w:val="18"/>
+              </w:rPr>
+              <w:t>$556,021</w:t>
             </w:r>
           </w:p>
         </w:tc>
@@ -20817,15 +20742,14 @@
             </w:tcMar>
           </w:tcPr>
           <w:p>
-            <w:r>
-              <w:t>$605,066</w:t>
-            </w:r>
-            <w:r>
-              <w:rPr>
-                <w:rFonts w:ascii="Calibri" w:hAnsi="Calibri" w:eastAsia="Calibri" w:cs="Calibri"/>
-                <w:b w:val="0"/>
-                <w:sz w:val="18"/>
-              </w:rPr>
+            <w:r/>
+            <w:r>
+              <w:rPr>
+                <w:rFonts w:ascii="Calibri" w:hAnsi="Calibri"/>
+                <w:b w:val="0"/>
+                <w:sz w:val="18"/>
+              </w:rPr>
+              <w:t>$607,370</w:t>
             </w:r>
           </w:p>
         </w:tc>
@@ -20847,15 +20771,14 @@
             </w:tcMar>
           </w:tcPr>
           <w:p>
-            <w:r>
-              <w:t>$668,947</w:t>
-            </w:r>
-            <w:r>
-              <w:rPr>
-                <w:rFonts w:ascii="Calibri" w:hAnsi="Calibri" w:eastAsia="Calibri" w:cs="Calibri"/>
-                <w:b w:val="0"/>
-                <w:sz w:val="18"/>
-              </w:rPr>
+            <w:r/>
+            <w:r>
+              <w:rPr>
+                <w:rFonts w:ascii="Calibri" w:hAnsi="Calibri"/>
+                <w:b w:val="0"/>
+                <w:sz w:val="18"/>
+              </w:rPr>
+              <w:t>$671,495</w:t>
             </w:r>
           </w:p>
         </w:tc>
@@ -20937,15 +20860,14 @@
             </w:tcMar>
           </w:tcPr>
           <w:p>
-            <w:r>
-              <w:t>$762,475</w:t>
-            </w:r>
-            <w:r>
-              <w:rPr>
-                <w:rFonts w:ascii="Calibri" w:hAnsi="Calibri" w:eastAsia="Calibri" w:cs="Calibri"/>
-                <w:b/>
-                <w:sz w:val="18"/>
-              </w:rPr>
+            <w:r/>
+            <w:r>
+              <w:rPr>
+                <w:rFonts w:ascii="Calibri" w:hAnsi="Calibri"/>
+                <w:b w:val="0"/>
+                <w:sz w:val="18"/>
+              </w:rPr>
+              <w:t>$765,380</w:t>
             </w:r>
           </w:p>
         </w:tc>
@@ -20967,15 +20889,14 @@
             </w:tcMar>
           </w:tcPr>
           <w:p>
-            <w:r>
-              <w:t>$909,811</w:t>
-            </w:r>
-            <w:r>
-              <w:rPr>
-                <w:rFonts w:ascii="Calibri" w:hAnsi="Calibri" w:eastAsia="Calibri" w:cs="Calibri"/>
-                <w:b/>
-                <w:sz w:val="18"/>
-              </w:rPr>
+            <w:r/>
+            <w:r>
+              <w:rPr>
+                <w:rFonts w:ascii="Calibri" w:hAnsi="Calibri"/>
+                <w:b w:val="0"/>
+                <w:sz w:val="18"/>
+              </w:rPr>
+              <w:t>$913,277</w:t>
             </w:r>
           </w:p>
         </w:tc>
@@ -20997,15 +20918,14 @@
             </w:tcMar>
           </w:tcPr>
           <w:p>
-            <w:r>
-              <w:t>$1,112,065</w:t>
-            </w:r>
-            <w:r>
-              <w:rPr>
-                <w:rFonts w:ascii="Calibri" w:hAnsi="Calibri" w:eastAsia="Calibri" w:cs="Calibri"/>
-                <w:b/>
-                <w:sz w:val="18"/>
-              </w:rPr>
+            <w:r/>
+            <w:r>
+              <w:rPr>
+                <w:rFonts w:ascii="Calibri" w:hAnsi="Calibri"/>
+                <w:b w:val="0"/>
+                <w:sz w:val="18"/>
+              </w:rPr>
+              <w:t>$1,116,301</w:t>
             </w:r>
           </w:p>
         </w:tc>
@@ -21087,15 +21007,14 @@
             </w:tcMar>
           </w:tcPr>
           <w:p>
-            <w:r>
-              <w:t>$1,049,571</w:t>
-            </w:r>
-            <w:r>
-              <w:rPr>
-                <w:rFonts w:ascii="Calibri" w:hAnsi="Calibri" w:eastAsia="Calibri" w:cs="Calibri"/>
-                <w:b w:val="0"/>
-                <w:sz w:val="18"/>
-              </w:rPr>
+            <w:r/>
+            <w:r>
+              <w:rPr>
+                <w:rFonts w:ascii="Calibri" w:hAnsi="Calibri"/>
+                <w:b w:val="0"/>
+                <w:sz w:val="18"/>
+              </w:rPr>
+              <w:t>$1,053,569</w:t>
             </w:r>
           </w:p>
         </w:tc>
@@ -21117,15 +21036,14 @@
             </w:tcMar>
           </w:tcPr>
           <w:p>
-            <w:r>
-              <w:t>$1,368,043</w:t>
-            </w:r>
-            <w:r>
-              <w:rPr>
-                <w:rFonts w:ascii="Calibri" w:hAnsi="Calibri" w:eastAsia="Calibri" w:cs="Calibri"/>
-                <w:b w:val="0"/>
-                <w:sz w:val="18"/>
-              </w:rPr>
+            <w:r/>
+            <w:r>
+              <w:rPr>
+                <w:rFonts w:ascii="Calibri" w:hAnsi="Calibri"/>
+                <w:b w:val="0"/>
+                <w:sz w:val="18"/>
+              </w:rPr>
+              <w:t>$1,373,254</w:t>
             </w:r>
           </w:p>
         </w:tc>
@@ -21147,15 +21065,14 @@
             </w:tcMar>
           </w:tcPr>
           <w:p>
-            <w:r>
-              <w:t>$1,848,707</w:t>
-            </w:r>
-            <w:r>
-              <w:rPr>
-                <w:rFonts w:ascii="Calibri" w:hAnsi="Calibri" w:eastAsia="Calibri" w:cs="Calibri"/>
-                <w:b w:val="0"/>
-                <w:sz w:val="18"/>
-              </w:rPr>
+            <w:r/>
+            <w:r>
+              <w:rPr>
+                <w:rFonts w:ascii="Calibri" w:hAnsi="Calibri"/>
+                <w:b w:val="0"/>
+                <w:sz w:val="18"/>
+              </w:rPr>
+              <w:t>$1,855,749</w:t>
             </w:r>
           </w:p>
         </w:tc>
@@ -34026,7 +33943,7 @@
                 <w:sz w:val="20"/>
                 <w:szCs w:val="20"/>
               </w:rPr>
-              <w:t>LISA — IF READING THIS AFTER BRAD IS GONE: Do not make any immediate financial decisions. Call the financial advisor and Schwab/Fidelity first. The portfolio generates $80,362/yr ($6,697/mo) automatically — you have time to plan carefully.</w:t>
+              <w:t>LISA — IF READING THIS AFTER BRAD IS GONE: Do not make any immediate financial decisions. Call the financial advisor and Schwab/Fidelity first. The portfolio generates $80,368/yr ($6,697/mo) automatically — you have time to plan carefully.</w:t>
             </w:r>
           </w:p>
         </w:tc>
@@ -38395,7 +38312,7 @@
           <w:sz w:val="17"/>
           <w:szCs w:val="17"/>
         </w:rPr>
-        <w:t>Document last updated: August 19, 2026. Dividend rates verified against official sources. Next full review recommended Q4 2026.</w:t>
+        <w:t>Document last updated: August 20, 2026. Dividend rates verified against official sources. Next full review recommended Q4 2026.</w:t>
       </w:r>
     </w:p>
     <w:sectPr>

--- a/docs/templates/Kitchen_Complete_Reference.docx
+++ b/docs/templates/Kitchen_Complete_Reference.docx
@@ -3843,21 +3843,9 @@
             </w:tcMar>
           </w:tcPr>
           <w:p>
-            <w:pPr>
-              <w:jc w:val="left"/>
-            </w:pPr>
-            <w:r>
-              <w:rPr>
-                <w:rFonts w:ascii="Calibri" w:cs="Calibri" w:eastAsia="Calibri" w:hAnsi="Calibri"/>
-                <w:b w:val="false"/>
-                <w:bCs w:val="false"/>
-                <w:i w:val="false"/>
-                <w:iCs w:val="false"/>
-                <w:color w:val="000000"/>
-                <w:sz w:val="18"/>
-                <w:szCs w:val="18"/>
-              </w:rPr>
-              <w:t>$1,927</w:t>
+            <w:r/>
+            <w:r>
+              <w:t>$2,237</w:t>
             </w:r>
           </w:p>
         </w:tc>
@@ -3879,21 +3867,9 @@
             </w:tcMar>
           </w:tcPr>
           <w:p>
-            <w:pPr>
-              <w:jc w:val="left"/>
-            </w:pPr>
-            <w:r>
-              <w:rPr>
-                <w:rFonts w:ascii="Calibri" w:cs="Calibri" w:eastAsia="Calibri" w:hAnsi="Calibri"/>
-                <w:b w:val="false"/>
-                <w:bCs w:val="false"/>
-                <w:i w:val="false"/>
-                <w:iCs w:val="false"/>
-                <w:color w:val="000000"/>
-                <w:sz w:val="18"/>
-                <w:szCs w:val="18"/>
-              </w:rPr>
-              <w:t xml:space="preserve">$161</w:t>
+            <w:r/>
+            <w:r>
+              <w:t>$186</w:t>
             </w:r>
           </w:p>
         </w:tc>
@@ -3915,21 +3891,9 @@
             </w:tcMar>
           </w:tcPr>
           <w:p>
-            <w:pPr>
-              <w:jc w:val="left"/>
-            </w:pPr>
-            <w:r>
-              <w:rPr>
-                <w:rFonts w:ascii="Calibri" w:cs="Calibri" w:eastAsia="Calibri" w:hAnsi="Calibri"/>
-                <w:b w:val="false"/>
-                <w:bCs w:val="false"/>
-                <w:i w:val="false"/>
-                <w:iCs w:val="false"/>
-                <w:color w:val="000000"/>
-                <w:sz w:val="18"/>
-                <w:szCs w:val="18"/>
-              </w:rPr>
-              <w:t>$58,510</w:t>
+            <w:r/>
+            <w:r>
+              <w:t>$63,830</w:t>
             </w:r>
           </w:p>
         </w:tc>
@@ -14347,7 +14311,7 @@
           <w:sz w:val="24"/>
           <w:szCs w:val="24"/>
         </w:rPr>
-        <w:t>Joint Brokerage — $58,510 · $2,127/yr (TAXABLE)</w:t>
+        <w:t>Joint Brokerage — $63,830 · $2,237/yr (TAXABLE)</w:t>
       </w:r>
     </w:p>
     <w:p>
@@ -14451,16 +14415,12 @@
             </w:tcMar>
           </w:tcPr>
           <w:p>
-            <w:r>
-              <w:rPr>
-                <w:rFonts w:ascii="Calibri" w:cs="Calibri" w:eastAsia="Calibri" w:hAnsi="Calibri"/>
+            <w:r/>
+            <w:r>
+              <w:rPr>
                 <w:b/>
-                <w:bCs/>
-                <w:color w:val="FFFFFF"/>
-                <w:sz w:val="18"/>
-                <w:szCs w:val="18"/>
-              </w:rPr>
-              <w:t xml:space="preserve">Shares</w:t>
+              </w:rPr>
+              <w:t>390sh</w:t>
             </w:r>
           </w:p>
         </w:tc>
@@ -14482,16 +14442,12 @@
             </w:tcMar>
           </w:tcPr>
           <w:p>
-            <w:r>
-              <w:rPr>
-                <w:rFonts w:ascii="Calibri" w:cs="Calibri" w:eastAsia="Calibri" w:hAnsi="Calibri"/>
+            <w:r/>
+            <w:r>
+              <w:rPr>
                 <w:b/>
-                <w:bCs/>
-                <w:color w:val="FFFFFF"/>
-                <w:sz w:val="18"/>
-                <w:szCs w:val="18"/>
-              </w:rPr>
-              <w:t xml:space="preserve">Annual Income</w:t>
+              </w:rPr>
+              <w:t>$874/yr</w:t>
             </w:r>
           </w:p>
         </w:tc>
@@ -14513,16 +14469,12 @@
             </w:tcMar>
           </w:tcPr>
           <w:p>
-            <w:r>
-              <w:rPr>
-                <w:rFonts w:ascii="Calibri" w:cs="Calibri" w:eastAsia="Calibri" w:hAnsi="Calibri"/>
+            <w:r/>
+            <w:r>
+              <w:rPr>
                 <w:b/>
-                <w:bCs/>
-                <w:color w:val="FFFFFF"/>
-                <w:sz w:val="18"/>
-                <w:szCs w:val="18"/>
-              </w:rPr>
-              <w:t xml:space="preserve">Yield</w:t>
+              </w:rPr>
+              <w:t>5.9%</w:t>
             </w:r>
           </w:p>
         </w:tc>
@@ -14613,21 +14565,9 @@
             </w:tcMar>
           </w:tcPr>
           <w:p>
-            <w:pPr>
-              <w:jc w:val="left"/>
-            </w:pPr>
-            <w:r>
-              <w:rPr>
-                <w:rFonts w:ascii="Calibri" w:cs="Calibri" w:eastAsia="Calibri" w:hAnsi="Calibri"/>
-                <w:b w:val="false"/>
-                <w:bCs w:val="false"/>
-                <w:i w:val="false"/>
-                <w:iCs w:val="false"/>
-                <w:color w:val="000000"/>
-                <w:sz w:val="18"/>
-                <w:szCs w:val="18"/>
-              </w:rPr>
-              <w:t xml:space="preserve">320sh</w:t>
+            <w:r/>
+            <w:r>
+              <w:t>3,099.5u</w:t>
             </w:r>
           </w:p>
         </w:tc>
@@ -14649,21 +14589,9 @@
             </w:tcMar>
           </w:tcPr>
           <w:p>
-            <w:pPr>
-              <w:jc w:val="left"/>
-            </w:pPr>
-            <w:r>
-              <w:rPr>
-                <w:rFonts w:ascii="Calibri" w:cs="Calibri" w:eastAsia="Calibri" w:hAnsi="Calibri"/>
-                <w:b w:val="false"/>
-                <w:bCs w:val="false"/>
-                <w:i w:val="false"/>
-                <w:iCs w:val="false"/>
-                <w:color w:val="000000"/>
-                <w:sz w:val="18"/>
-                <w:szCs w:val="18"/>
-              </w:rPr>
-              <w:t xml:space="preserve">$697/yr</w:t>
+            <w:r/>
+            <w:r>
+              <w:t>$1,147/yr</w:t>
             </w:r>
           </w:p>
         </w:tc>
@@ -14685,21 +14613,9 @@
             </w:tcMar>
           </w:tcPr>
           <w:p>
-            <w:pPr>
-              <w:jc w:val="left"/>
-            </w:pPr>
-            <w:r>
-              <w:rPr>
-                <w:rFonts w:ascii="Calibri" w:cs="Calibri" w:eastAsia="Calibri" w:hAnsi="Calibri"/>
-                <w:b w:val="false"/>
-                <w:bCs w:val="false"/>
-                <w:i w:val="false"/>
-                <w:iCs w:val="false"/>
-                <w:color w:val="000000"/>
-                <w:sz w:val="18"/>
-                <w:szCs w:val="18"/>
-              </w:rPr>
-              <w:t xml:space="preserve">7.8%</w:t>
+            <w:r/>
+            <w:r>
+              <w:t>3.7%</w:t>
             </w:r>
           </w:p>
         </w:tc>
@@ -14795,21 +14711,9 @@
             </w:tcMar>
           </w:tcPr>
           <w:p>
-            <w:pPr>
-              <w:jc w:val="left"/>
-            </w:pPr>
-            <w:r>
-              <w:rPr>
-                <w:rFonts w:ascii="Calibri" w:cs="Calibri" w:eastAsia="Calibri" w:hAnsi="Calibri"/>
-                <w:b w:val="false"/>
-                <w:bCs w:val="false"/>
-                <w:i w:val="false"/>
-                <w:iCs w:val="false"/>
-                <w:color w:val="000000"/>
-                <w:sz w:val="18"/>
-                <w:szCs w:val="18"/>
-              </w:rPr>
-              <w:t xml:space="preserve">3,648u</w:t>
+            <w:r/>
+            <w:r>
+              <w:t>95sh</w:t>
             </w:r>
           </w:p>
         </w:tc>
@@ -14831,21 +14735,9 @@
             </w:tcMar>
           </w:tcPr>
           <w:p>
-            <w:pPr>
-              <w:jc w:val="left"/>
-            </w:pPr>
-            <w:r>
-              <w:rPr>
-                <w:rFonts w:ascii="Calibri" w:cs="Calibri" w:eastAsia="Calibri" w:hAnsi="Calibri"/>
-                <w:b w:val="false"/>
-                <w:bCs w:val="false"/>
-                <w:i w:val="false"/>
-                <w:iCs w:val="false"/>
-                <w:color w:val="000000"/>
-                <w:sz w:val="18"/>
-                <w:szCs w:val="18"/>
-              </w:rPr>
-              <w:t xml:space="preserve">$1,350/yr</w:t>
+            <w:r/>
+            <w:r>
+              <w:t>$190/yr</w:t>
             </w:r>
           </w:p>
         </w:tc>
@@ -14867,21 +14759,9 @@
             </w:tcMar>
           </w:tcPr>
           <w:p>
-            <w:pPr>
-              <w:jc w:val="left"/>
-            </w:pPr>
-            <w:r>
-              <w:rPr>
-                <w:rFonts w:ascii="Calibri" w:cs="Calibri" w:eastAsia="Calibri" w:hAnsi="Calibri"/>
-                <w:b w:val="false"/>
-                <w:bCs w:val="false"/>
-                <w:i w:val="false"/>
-                <w:iCs w:val="false"/>
-                <w:color w:val="000000"/>
-                <w:sz w:val="18"/>
-                <w:szCs w:val="18"/>
-              </w:rPr>
-              <w:t xml:space="preserve">3.1%</w:t>
+            <w:r/>
+            <w:r>
+              <w:t>1.4%</w:t>
             </w:r>
           </w:p>
         </w:tc>
@@ -14977,21 +14857,9 @@
             </w:tcMar>
           </w:tcPr>
           <w:p>
-            <w:pPr>
-              <w:jc w:val="left"/>
-            </w:pPr>
-            <w:r>
-              <w:rPr>
-                <w:rFonts w:ascii="Calibri" w:cs="Calibri" w:eastAsia="Calibri" w:hAnsi="Calibri"/>
-                <w:b w:val="false"/>
-                <w:bCs w:val="false"/>
-                <w:i w:val="false"/>
-                <w:iCs w:val="false"/>
-                <w:color w:val="000000"/>
-                <w:sz w:val="18"/>
-                <w:szCs w:val="18"/>
-              </w:rPr>
-              <w:t xml:space="preserve">100sh</w:t>
+            <w:r/>
+            <w:r>
+              <w:t>11sh</w:t>
             </w:r>
           </w:p>
         </w:tc>
@@ -15013,21 +14881,9 @@
             </w:tcMar>
           </w:tcPr>
           <w:p>
-            <w:pPr>
-              <w:jc w:val="left"/>
-            </w:pPr>
-            <w:r>
-              <w:rPr>
-                <w:rFonts w:ascii="Calibri" w:cs="Calibri" w:eastAsia="Calibri" w:hAnsi="Calibri"/>
-                <w:b w:val="false"/>
-                <w:bCs w:val="false"/>
-                <w:i w:val="false"/>
-                <w:iCs w:val="false"/>
-                <w:color w:val="000000"/>
-                <w:sz w:val="18"/>
-                <w:szCs w:val="18"/>
-              </w:rPr>
-              <w:t xml:space="preserve">$200/yr</w:t>
+            <w:r/>
+            <w:r>
+              <w:t>$26/yr</w:t>
             </w:r>
           </w:p>
         </w:tc>
@@ -15049,21 +14905,9 @@
             </w:tcMar>
           </w:tcPr>
           <w:p>
-            <w:pPr>
-              <w:jc w:val="left"/>
-            </w:pPr>
-            <w:r>
-              <w:rPr>
-                <w:rFonts w:ascii="Calibri" w:cs="Calibri" w:eastAsia="Calibri" w:hAnsi="Calibri"/>
-                <w:b w:val="false"/>
-                <w:bCs w:val="false"/>
-                <w:i w:val="false"/>
-                <w:iCs w:val="false"/>
-                <w:color w:val="000000"/>
-                <w:sz w:val="18"/>
-                <w:szCs w:val="18"/>
-              </w:rPr>
-              <w:t xml:space="preserve">1.1%</w:t>
+            <w:r/>
+            <w:r>
+              <w:t>0.6%</w:t>
             </w:r>
           </w:p>
         </w:tc>
@@ -15195,21 +15039,9 @@
             </w:tcMar>
           </w:tcPr>
           <w:p>
-            <w:pPr>
-              <w:jc w:val="left"/>
-            </w:pPr>
-            <w:r>
-              <w:rPr>
-                <w:rFonts w:ascii="Calibri" w:cs="Calibri" w:eastAsia="Calibri" w:hAnsi="Calibri"/>
-                <w:b w:val="false"/>
-                <w:bCs w:val="false"/>
-                <w:i w:val="false"/>
-                <w:iCs w:val="false"/>
-                <w:color w:val="000000"/>
-                <w:sz w:val="18"/>
-                <w:szCs w:val="18"/>
-              </w:rPr>
-              <w:t>$22/yr</w:t>
+            <w:r/>
+            <w:r>
+              <w:t>$2,237/yr</w:t>
             </w:r>
           </w:p>
         </w:tc>
